--- a/Алгоритми та структури даних/Розділи/Тема 6 НЕЛІНІЙНІ СТРУКТУРИ ДАНИХ.docx
+++ b/Алгоритми та структури даних/Розділи/Тема 6 НЕЛІНІЙНІ СТРУКТУРИ ДАНИХ.docx
@@ -1,41 +1,5687 @@
 
 <file path=word/document.xml><?xml version="1.0" encoding="utf-8"?>
-<w:document xmlns:wpc="http://schemas.microsoft.com/office/word/2010/wordprocessingCanvas" xmlns:cx="http://schemas.microsoft.com/office/drawing/2014/chartex" xmlns:cx1="http://schemas.microsoft.com/office/drawing/2015/9/8/chartex" xmlns:cx2="http://schemas.microsoft.com/office/drawing/2015/10/21/chartex" xmlns:cx3="http://schemas.microsoft.com/office/drawing/2016/5/9/chartex" xmlns:cx4="http://schemas.microsoft.com/office/drawing/2016/5/10/chartex" xmlns:cx5="http://schemas.microsoft.com/office/drawing/2016/5/11/chartex" xmlns:cx6="http://schemas.microsoft.com/office/drawing/2016/5/12/chartex" xmlns:cx7="http://schemas.microsoft.com/office/drawing/2016/5/13/chartex" xmlns:cx8="http://schemas.microsoft.com/office/drawing/2016/5/14/chartex" xmlns:mc="http://schemas.openxmlformats.org/markup-compatibility/2006" xmlns:aink="http://schemas.microsoft.com/office/drawing/2016/ink" xmlns:am3d="http://schemas.microsoft.com/office/drawing/2017/model3d" xmlns:o="urn:schemas-microsoft-com:office:office" xmlns:r="http://schemas.openxmlformats.org/officeDocument/2006/relationships" xmlns:m="http://schemas.openxmlformats.org/officeDocument/2006/math" xmlns:v="urn:schemas-microsoft-com:vml" xmlns:wp14="http://schemas.microsoft.com/office/word/2010/wordprocessingDrawing" xmlns:wp="http://schemas.openxmlformats.org/drawingml/2006/wordprocessingDrawing" xmlns:w10="urn:schemas-microsoft-com:office:word" xmlns:w="http://schemas.openxmlformats.org/wordprocessingml/2006/main" xmlns:w14="http://schemas.microsoft.com/office/word/2010/wordml" xmlns:w15="http://schemas.microsoft.com/office/word/2012/wordml" xmlns:w16cex="http://schemas.microsoft.com/office/word/2018/wordml/cex" xmlns:w16cid="http://schemas.microsoft.com/office/word/2016/wordml/cid" xmlns:w16="http://schemas.microsoft.com/office/word/2018/wordml" xmlns:w16sdtdh="http://schemas.microsoft.com/office/word/2020/wordml/sdtdatahash" xmlns:w16se="http://schemas.microsoft.com/office/word/2015/wordml/symex" xmlns:wpg="http://schemas.microsoft.com/office/word/2010/wordprocessingGroup" xmlns:wpi="http://schemas.microsoft.com/office/word/2010/wordprocessingInk" xmlns:wne="http://schemas.microsoft.com/office/word/2006/wordml" xmlns:wps="http://schemas.microsoft.com/office/word/2010/wordprocessingShape" mc:Ignorable="w14 w15 w16se w16cid w16 w16cex w16sdtdh wp14">
+<w:document xmlns:wpc="http://schemas.microsoft.com/office/word/2010/wordprocessingCanvas" xmlns:cx="http://schemas.microsoft.com/office/drawing/2014/chartex" xmlns:cx1="http://schemas.microsoft.com/office/drawing/2015/9/8/chartex" xmlns:cx2="http://schemas.microsoft.com/office/drawing/2015/10/21/chartex" xmlns:cx3="http://schemas.microsoft.com/office/drawing/2016/5/9/chartex" xmlns:cx4="http://schemas.microsoft.com/office/drawing/2016/5/10/chartex" xmlns:cx5="http://schemas.microsoft.com/office/drawing/2016/5/11/chartex" xmlns:cx6="http://schemas.microsoft.com/office/drawing/2016/5/12/chartex" xmlns:cx7="http://schemas.microsoft.com/office/drawing/2016/5/13/chartex" xmlns:cx8="http://schemas.microsoft.com/office/drawing/2016/5/14/chartex" xmlns:mc="http://schemas.openxmlformats.org/markup-compatibility/2006" xmlns:aink="http://schemas.microsoft.com/office/drawing/2016/ink" xmlns:am3d="http://schemas.microsoft.com/office/drawing/2017/model3d" xmlns:o="urn:schemas-microsoft-com:office:office" xmlns:oel="http://schemas.microsoft.com/office/2019/extlst" xmlns:r="http://schemas.openxmlformats.org/officeDocument/2006/relationships" xmlns:m="http://schemas.openxmlformats.org/officeDocument/2006/math" xmlns:v="urn:schemas-microsoft-com:vml" xmlns:wp14="http://schemas.microsoft.com/office/word/2010/wordprocessingDrawing" xmlns:wp="http://schemas.openxmlformats.org/drawingml/2006/wordprocessingDrawing" xmlns:w10="urn:schemas-microsoft-com:office:word" xmlns:w="http://schemas.openxmlformats.org/wordprocessingml/2006/main" xmlns:w14="http://schemas.microsoft.com/office/word/2010/wordml" xmlns:w15="http://schemas.microsoft.com/office/word/2012/wordml" xmlns:w16cex="http://schemas.microsoft.com/office/word/2018/wordml/cex" xmlns:w16cid="http://schemas.microsoft.com/office/word/2016/wordml/cid" xmlns:w16="http://schemas.microsoft.com/office/word/2018/wordml" xmlns:w16sdtdh="http://schemas.microsoft.com/office/word/2020/wordml/sdtdatahash" xmlns:w16se="http://schemas.microsoft.com/office/word/2015/wordml/symex" xmlns:wpg="http://schemas.microsoft.com/office/word/2010/wordprocessingGroup" xmlns:wpi="http://schemas.microsoft.com/office/word/2010/wordprocessingInk" xmlns:wne="http://schemas.microsoft.com/office/word/2006/wordml" xmlns:wps="http://schemas.microsoft.com/office/word/2010/wordprocessingShape" mc:Ignorable="w14 w15 w16se w16cid w16 w16cex w16sdtdh wp14">
   <w:body>
     <w:p>
       <w:pPr>
-        <w:spacing w:after="0"/>
-        <w:rPr>
+        <w:rPr>
+          <w:rFonts w:ascii="Times New Roman" w:hAnsi="Times New Roman" w:cs="Times New Roman"/>
+          <w:sz w:val="28"/>
+          <w:szCs w:val="28"/>
+          <w:lang w:val="en-US"/>
+        </w:rPr>
+      </w:pPr>
+      <w:r>
+        <w:rPr>
+          <w:rFonts w:ascii="Times New Roman" w:hAnsi="Times New Roman" w:cs="Times New Roman"/>
           <w:sz w:val="28"/>
           <w:szCs w:val="28"/>
           <w:lang w:val="uk-UA"/>
         </w:rPr>
-      </w:pPr>
-      <w:r>
-        <w:rPr>
+        <w:t xml:space="preserve">Тести для закріплення </w:t>
+      </w:r>
+      <w:proofErr w:type="spellStart"/>
+      <w:r>
+        <w:rPr>
+          <w:rFonts w:ascii="Times New Roman" w:hAnsi="Times New Roman" w:cs="Times New Roman"/>
           <w:sz w:val="28"/>
           <w:szCs w:val="28"/>
           <w:lang w:val="uk-UA"/>
         </w:rPr>
-        <w:t>Ф</w:t>
-      </w:r>
-    </w:p>
-    <w:p>
-      <w:pPr>
-        <w:spacing w:after="0"/>
-        <w:rPr>
+        <w:t>матерілу</w:t>
+      </w:r>
+      <w:proofErr w:type="spellEnd"/>
+    </w:p>
+    <w:p>
+      <w:pPr>
+        <w:rPr>
+          <w:rFonts w:ascii="Times New Roman" w:hAnsi="Times New Roman" w:cs="Times New Roman"/>
+          <w:sz w:val="28"/>
+          <w:szCs w:val="28"/>
+        </w:rPr>
+      </w:pPr>
+      <w:r>
+        <w:rPr>
+          <w:rFonts w:ascii="Times New Roman" w:hAnsi="Times New Roman" w:cs="Times New Roman"/>
+          <w:sz w:val="28"/>
+          <w:szCs w:val="28"/>
+        </w:rPr>
+        <w:t xml:space="preserve">1. </w:t>
+      </w:r>
+      <w:proofErr w:type="spellStart"/>
+      <w:r>
+        <w:rPr>
+          <w:rFonts w:ascii="Times New Roman" w:hAnsi="Times New Roman" w:cs="Times New Roman"/>
+          <w:sz w:val="28"/>
+          <w:szCs w:val="28"/>
+        </w:rPr>
+        <w:t>Перерахуйте</w:t>
+      </w:r>
+      <w:proofErr w:type="spellEnd"/>
+      <w:r>
+        <w:rPr>
+          <w:rFonts w:ascii="Times New Roman" w:hAnsi="Times New Roman" w:cs="Times New Roman"/>
+          <w:sz w:val="28"/>
+          <w:szCs w:val="28"/>
+        </w:rPr>
+        <w:t xml:space="preserve"> </w:t>
+      </w:r>
+      <w:proofErr w:type="spellStart"/>
+      <w:r>
+        <w:rPr>
+          <w:rFonts w:ascii="Times New Roman" w:hAnsi="Times New Roman" w:cs="Times New Roman"/>
+          <w:sz w:val="28"/>
+          <w:szCs w:val="28"/>
+        </w:rPr>
+        <w:t>складові</w:t>
+      </w:r>
+      <w:proofErr w:type="spellEnd"/>
+      <w:r>
+        <w:rPr>
+          <w:rFonts w:ascii="Times New Roman" w:hAnsi="Times New Roman" w:cs="Times New Roman"/>
+          <w:sz w:val="28"/>
+          <w:szCs w:val="28"/>
+        </w:rPr>
+        <w:t xml:space="preserve"> </w:t>
+      </w:r>
+      <w:proofErr w:type="spellStart"/>
+      <w:r>
+        <w:rPr>
+          <w:rFonts w:ascii="Times New Roman" w:hAnsi="Times New Roman" w:cs="Times New Roman"/>
+          <w:sz w:val="28"/>
+          <w:szCs w:val="28"/>
+        </w:rPr>
+        <w:t>означення</w:t>
+      </w:r>
+      <w:proofErr w:type="spellEnd"/>
+      <w:r>
+        <w:rPr>
+          <w:rFonts w:ascii="Times New Roman" w:hAnsi="Times New Roman" w:cs="Times New Roman"/>
+          <w:sz w:val="28"/>
+          <w:szCs w:val="28"/>
+        </w:rPr>
+        <w:t xml:space="preserve"> дерева.</w:t>
+      </w:r>
+    </w:p>
+    <w:p>
+      <w:pPr>
+        <w:rPr>
+          <w:rFonts w:ascii="Times New Roman" w:hAnsi="Times New Roman" w:cs="Times New Roman"/>
+          <w:b/>
+          <w:bCs/>
+          <w:sz w:val="28"/>
+          <w:szCs w:val="28"/>
+        </w:rPr>
+      </w:pPr>
+      <w:r>
+        <w:rPr>
+          <w:rFonts w:ascii="Times New Roman" w:hAnsi="Times New Roman" w:cs="Times New Roman"/>
+          <w:b/>
+          <w:bCs/>
+          <w:sz w:val="28"/>
+          <w:szCs w:val="28"/>
+        </w:rPr>
+        <w:t xml:space="preserve">а) Є один </w:t>
+      </w:r>
+      <w:proofErr w:type="spellStart"/>
+      <w:r>
+        <w:rPr>
+          <w:rFonts w:ascii="Times New Roman" w:hAnsi="Times New Roman" w:cs="Times New Roman"/>
+          <w:b/>
+          <w:bCs/>
+          <w:sz w:val="28"/>
+          <w:szCs w:val="28"/>
+        </w:rPr>
+        <w:t>спеціально</w:t>
+      </w:r>
+      <w:proofErr w:type="spellEnd"/>
+      <w:r>
+        <w:rPr>
+          <w:rFonts w:ascii="Times New Roman" w:hAnsi="Times New Roman" w:cs="Times New Roman"/>
+          <w:b/>
+          <w:bCs/>
+          <w:sz w:val="28"/>
+          <w:szCs w:val="28"/>
+        </w:rPr>
+        <w:t xml:space="preserve"> </w:t>
+      </w:r>
+      <w:proofErr w:type="spellStart"/>
+      <w:r>
+        <w:rPr>
+          <w:rFonts w:ascii="Times New Roman" w:hAnsi="Times New Roman" w:cs="Times New Roman"/>
+          <w:b/>
+          <w:bCs/>
+          <w:sz w:val="28"/>
+          <w:szCs w:val="28"/>
+        </w:rPr>
+        <w:t>позначений</w:t>
+      </w:r>
+      <w:proofErr w:type="spellEnd"/>
+      <w:r>
+        <w:rPr>
+          <w:rFonts w:ascii="Times New Roman" w:hAnsi="Times New Roman" w:cs="Times New Roman"/>
+          <w:b/>
+          <w:bCs/>
+          <w:sz w:val="28"/>
+          <w:szCs w:val="28"/>
+        </w:rPr>
+        <w:t xml:space="preserve"> </w:t>
+      </w:r>
+      <w:proofErr w:type="spellStart"/>
+      <w:r>
+        <w:rPr>
+          <w:rFonts w:ascii="Times New Roman" w:hAnsi="Times New Roman" w:cs="Times New Roman"/>
+          <w:b/>
+          <w:bCs/>
+          <w:sz w:val="28"/>
+          <w:szCs w:val="28"/>
+        </w:rPr>
+        <w:t>вузол</w:t>
+      </w:r>
+      <w:proofErr w:type="spellEnd"/>
+      <w:r>
+        <w:rPr>
+          <w:rFonts w:ascii="Times New Roman" w:hAnsi="Times New Roman" w:cs="Times New Roman"/>
+          <w:b/>
+          <w:bCs/>
+          <w:sz w:val="28"/>
+          <w:szCs w:val="28"/>
+        </w:rPr>
+        <w:t xml:space="preserve">, </w:t>
+      </w:r>
+      <w:proofErr w:type="spellStart"/>
+      <w:r>
+        <w:rPr>
+          <w:rFonts w:ascii="Times New Roman" w:hAnsi="Times New Roman" w:cs="Times New Roman"/>
+          <w:b/>
+          <w:bCs/>
+          <w:sz w:val="28"/>
+          <w:szCs w:val="28"/>
+        </w:rPr>
+        <w:t>який</w:t>
+      </w:r>
+      <w:proofErr w:type="spellEnd"/>
+      <w:r>
+        <w:rPr>
+          <w:rFonts w:ascii="Times New Roman" w:hAnsi="Times New Roman" w:cs="Times New Roman"/>
+          <w:b/>
+          <w:bCs/>
+          <w:sz w:val="28"/>
+          <w:szCs w:val="28"/>
+        </w:rPr>
+        <w:t xml:space="preserve"> </w:t>
+      </w:r>
+      <w:proofErr w:type="spellStart"/>
+      <w:r>
+        <w:rPr>
+          <w:rFonts w:ascii="Times New Roman" w:hAnsi="Times New Roman" w:cs="Times New Roman"/>
+          <w:b/>
+          <w:bCs/>
+          <w:sz w:val="28"/>
+          <w:szCs w:val="28"/>
+        </w:rPr>
+        <w:t>називається</w:t>
+      </w:r>
+      <w:proofErr w:type="spellEnd"/>
+      <w:r>
+        <w:rPr>
+          <w:rFonts w:ascii="Times New Roman" w:hAnsi="Times New Roman" w:cs="Times New Roman"/>
+          <w:b/>
+          <w:bCs/>
+          <w:sz w:val="28"/>
+          <w:szCs w:val="28"/>
+        </w:rPr>
+        <w:t xml:space="preserve"> </w:t>
+      </w:r>
+      <w:proofErr w:type="spellStart"/>
+      <w:r>
+        <w:rPr>
+          <w:rFonts w:ascii="Times New Roman" w:hAnsi="Times New Roman" w:cs="Times New Roman"/>
+          <w:b/>
+          <w:bCs/>
+          <w:sz w:val="28"/>
+          <w:szCs w:val="28"/>
+        </w:rPr>
+        <w:t>коренем</w:t>
+      </w:r>
+      <w:proofErr w:type="spellEnd"/>
+    </w:p>
+    <w:p>
+      <w:pPr>
+        <w:rPr>
+          <w:rFonts w:ascii="Times New Roman" w:hAnsi="Times New Roman" w:cs="Times New Roman"/>
+          <w:b/>
+          <w:bCs/>
+          <w:sz w:val="28"/>
+          <w:szCs w:val="28"/>
+        </w:rPr>
+      </w:pPr>
+      <w:proofErr w:type="spellStart"/>
+      <w:r>
+        <w:rPr>
+          <w:rFonts w:ascii="Times New Roman" w:hAnsi="Times New Roman" w:cs="Times New Roman"/>
+          <w:b/>
+          <w:bCs/>
+          <w:sz w:val="28"/>
+          <w:szCs w:val="28"/>
+        </w:rPr>
+        <w:t>заданого</w:t>
+      </w:r>
+      <w:proofErr w:type="spellEnd"/>
+      <w:r>
+        <w:rPr>
+          <w:rFonts w:ascii="Times New Roman" w:hAnsi="Times New Roman" w:cs="Times New Roman"/>
+          <w:b/>
+          <w:bCs/>
+          <w:sz w:val="28"/>
+          <w:szCs w:val="28"/>
+        </w:rPr>
+        <w:t xml:space="preserve"> дерева.</w:t>
+      </w:r>
+    </w:p>
+    <w:p>
+      <w:pPr>
+        <w:rPr>
+          <w:rFonts w:ascii="Times New Roman" w:hAnsi="Times New Roman" w:cs="Times New Roman"/>
+          <w:sz w:val="28"/>
+          <w:szCs w:val="28"/>
+        </w:rPr>
+      </w:pPr>
+      <w:r>
+        <w:rPr>
+          <w:rFonts w:ascii="Times New Roman" w:hAnsi="Times New Roman" w:cs="Times New Roman"/>
+          <w:sz w:val="28"/>
+          <w:szCs w:val="28"/>
+        </w:rPr>
+        <w:t xml:space="preserve">б) Є </w:t>
+      </w:r>
+      <w:proofErr w:type="spellStart"/>
+      <w:r>
+        <w:rPr>
+          <w:rFonts w:ascii="Times New Roman" w:hAnsi="Times New Roman" w:cs="Times New Roman"/>
+          <w:sz w:val="28"/>
+          <w:szCs w:val="28"/>
+        </w:rPr>
+        <w:t>декілька</w:t>
+      </w:r>
+      <w:proofErr w:type="spellEnd"/>
+      <w:r>
+        <w:rPr>
+          <w:rFonts w:ascii="Times New Roman" w:hAnsi="Times New Roman" w:cs="Times New Roman"/>
+          <w:sz w:val="28"/>
+          <w:szCs w:val="28"/>
+        </w:rPr>
+        <w:t xml:space="preserve"> </w:t>
+      </w:r>
+      <w:proofErr w:type="spellStart"/>
+      <w:r>
+        <w:rPr>
+          <w:rFonts w:ascii="Times New Roman" w:hAnsi="Times New Roman" w:cs="Times New Roman"/>
+          <w:sz w:val="28"/>
+          <w:szCs w:val="28"/>
+        </w:rPr>
+        <w:t>спеціально</w:t>
+      </w:r>
+      <w:proofErr w:type="spellEnd"/>
+      <w:r>
+        <w:rPr>
+          <w:rFonts w:ascii="Times New Roman" w:hAnsi="Times New Roman" w:cs="Times New Roman"/>
+          <w:sz w:val="28"/>
+          <w:szCs w:val="28"/>
+        </w:rPr>
+        <w:t xml:space="preserve"> </w:t>
+      </w:r>
+      <w:proofErr w:type="spellStart"/>
+      <w:r>
+        <w:rPr>
+          <w:rFonts w:ascii="Times New Roman" w:hAnsi="Times New Roman" w:cs="Times New Roman"/>
+          <w:sz w:val="28"/>
+          <w:szCs w:val="28"/>
+        </w:rPr>
+        <w:t>позначених</w:t>
+      </w:r>
+      <w:proofErr w:type="spellEnd"/>
+      <w:r>
+        <w:rPr>
+          <w:rFonts w:ascii="Times New Roman" w:hAnsi="Times New Roman" w:cs="Times New Roman"/>
+          <w:sz w:val="28"/>
+          <w:szCs w:val="28"/>
+        </w:rPr>
+        <w:t xml:space="preserve"> </w:t>
+      </w:r>
+      <w:proofErr w:type="spellStart"/>
+      <w:r>
+        <w:rPr>
+          <w:rFonts w:ascii="Times New Roman" w:hAnsi="Times New Roman" w:cs="Times New Roman"/>
+          <w:sz w:val="28"/>
+          <w:szCs w:val="28"/>
+        </w:rPr>
+        <w:t>вузлів</w:t>
+      </w:r>
+      <w:proofErr w:type="spellEnd"/>
+      <w:r>
+        <w:rPr>
+          <w:rFonts w:ascii="Times New Roman" w:hAnsi="Times New Roman" w:cs="Times New Roman"/>
+          <w:sz w:val="28"/>
+          <w:szCs w:val="28"/>
+        </w:rPr>
+        <w:t xml:space="preserve">, </w:t>
+      </w:r>
+      <w:proofErr w:type="spellStart"/>
+      <w:r>
+        <w:rPr>
+          <w:rFonts w:ascii="Times New Roman" w:hAnsi="Times New Roman" w:cs="Times New Roman"/>
+          <w:sz w:val="28"/>
+          <w:szCs w:val="28"/>
+        </w:rPr>
+        <w:t>які</w:t>
+      </w:r>
+      <w:proofErr w:type="spellEnd"/>
+      <w:r>
+        <w:rPr>
+          <w:rFonts w:ascii="Times New Roman" w:hAnsi="Times New Roman" w:cs="Times New Roman"/>
+          <w:sz w:val="28"/>
+          <w:szCs w:val="28"/>
+        </w:rPr>
+        <w:t xml:space="preserve"> </w:t>
+      </w:r>
+      <w:proofErr w:type="spellStart"/>
+      <w:r>
+        <w:rPr>
+          <w:rFonts w:ascii="Times New Roman" w:hAnsi="Times New Roman" w:cs="Times New Roman"/>
+          <w:sz w:val="28"/>
+          <w:szCs w:val="28"/>
+        </w:rPr>
+        <w:t>називаються</w:t>
+      </w:r>
+      <w:proofErr w:type="spellEnd"/>
+      <w:r>
+        <w:rPr>
+          <w:rFonts w:ascii="Times New Roman" w:hAnsi="Times New Roman" w:cs="Times New Roman"/>
+          <w:sz w:val="28"/>
+          <w:szCs w:val="28"/>
+        </w:rPr>
+        <w:t xml:space="preserve"> </w:t>
+      </w:r>
+      <w:proofErr w:type="spellStart"/>
+      <w:r>
+        <w:rPr>
+          <w:rFonts w:ascii="Times New Roman" w:hAnsi="Times New Roman" w:cs="Times New Roman"/>
+          <w:sz w:val="28"/>
+          <w:szCs w:val="28"/>
+        </w:rPr>
+        <w:t>коренями</w:t>
+      </w:r>
+      <w:proofErr w:type="spellEnd"/>
+    </w:p>
+    <w:p>
+      <w:pPr>
+        <w:rPr>
+          <w:rFonts w:ascii="Times New Roman" w:hAnsi="Times New Roman" w:cs="Times New Roman"/>
+          <w:sz w:val="28"/>
+          <w:szCs w:val="28"/>
+        </w:rPr>
+      </w:pPr>
+      <w:proofErr w:type="spellStart"/>
+      <w:r>
+        <w:rPr>
+          <w:rFonts w:ascii="Times New Roman" w:hAnsi="Times New Roman" w:cs="Times New Roman"/>
+          <w:sz w:val="28"/>
+          <w:szCs w:val="28"/>
+        </w:rPr>
+        <w:t>заданого</w:t>
+      </w:r>
+      <w:proofErr w:type="spellEnd"/>
+      <w:r>
+        <w:rPr>
+          <w:rFonts w:ascii="Times New Roman" w:hAnsi="Times New Roman" w:cs="Times New Roman"/>
+          <w:sz w:val="28"/>
+          <w:szCs w:val="28"/>
+        </w:rPr>
+        <w:t xml:space="preserve"> дерева.</w:t>
+      </w:r>
+    </w:p>
+    <w:p>
+      <w:pPr>
+        <w:rPr>
+          <w:rFonts w:ascii="Times New Roman" w:hAnsi="Times New Roman" w:cs="Times New Roman"/>
+          <w:b/>
+          <w:bCs/>
+          <w:sz w:val="28"/>
+          <w:szCs w:val="28"/>
+        </w:rPr>
+      </w:pPr>
+      <w:r>
+        <w:rPr>
+          <w:rFonts w:ascii="Times New Roman" w:hAnsi="Times New Roman" w:cs="Times New Roman"/>
+          <w:b/>
+          <w:bCs/>
+          <w:sz w:val="28"/>
+          <w:szCs w:val="28"/>
+        </w:rPr>
+        <w:t xml:space="preserve">в) </w:t>
+      </w:r>
+      <w:proofErr w:type="spellStart"/>
+      <w:r>
+        <w:rPr>
+          <w:rFonts w:ascii="Times New Roman" w:hAnsi="Times New Roman" w:cs="Times New Roman"/>
+          <w:b/>
+          <w:bCs/>
+          <w:sz w:val="28"/>
+          <w:szCs w:val="28"/>
+        </w:rPr>
+        <w:t>Інші</w:t>
+      </w:r>
+      <w:proofErr w:type="spellEnd"/>
+      <w:r>
+        <w:rPr>
+          <w:rFonts w:ascii="Times New Roman" w:hAnsi="Times New Roman" w:cs="Times New Roman"/>
+          <w:b/>
+          <w:bCs/>
+          <w:sz w:val="28"/>
+          <w:szCs w:val="28"/>
+        </w:rPr>
+        <w:t xml:space="preserve"> </w:t>
+      </w:r>
+      <w:proofErr w:type="spellStart"/>
+      <w:r>
+        <w:rPr>
+          <w:rFonts w:ascii="Times New Roman" w:hAnsi="Times New Roman" w:cs="Times New Roman"/>
+          <w:b/>
+          <w:bCs/>
+          <w:sz w:val="28"/>
+          <w:szCs w:val="28"/>
+        </w:rPr>
+        <w:t>вузли</w:t>
+      </w:r>
+      <w:proofErr w:type="spellEnd"/>
+      <w:r>
+        <w:rPr>
+          <w:rFonts w:ascii="Times New Roman" w:hAnsi="Times New Roman" w:cs="Times New Roman"/>
+          <w:b/>
+          <w:bCs/>
+          <w:sz w:val="28"/>
+          <w:szCs w:val="28"/>
+        </w:rPr>
+        <w:t xml:space="preserve"> (</w:t>
+      </w:r>
+      <w:proofErr w:type="spellStart"/>
+      <w:r>
+        <w:rPr>
+          <w:rFonts w:ascii="Times New Roman" w:hAnsi="Times New Roman" w:cs="Times New Roman"/>
+          <w:b/>
+          <w:bCs/>
+          <w:sz w:val="28"/>
+          <w:szCs w:val="28"/>
+        </w:rPr>
+        <w:t>крім</w:t>
+      </w:r>
+      <w:proofErr w:type="spellEnd"/>
+      <w:r>
+        <w:rPr>
+          <w:rFonts w:ascii="Times New Roman" w:hAnsi="Times New Roman" w:cs="Times New Roman"/>
+          <w:b/>
+          <w:bCs/>
+          <w:sz w:val="28"/>
+          <w:szCs w:val="28"/>
+        </w:rPr>
+        <w:t xml:space="preserve"> </w:t>
+      </w:r>
+      <w:proofErr w:type="spellStart"/>
+      <w:r>
+        <w:rPr>
+          <w:rFonts w:ascii="Times New Roman" w:hAnsi="Times New Roman" w:cs="Times New Roman"/>
+          <w:b/>
+          <w:bCs/>
+          <w:sz w:val="28"/>
+          <w:szCs w:val="28"/>
+        </w:rPr>
+        <w:t>кореня</w:t>
+      </w:r>
+      <w:proofErr w:type="spellEnd"/>
+      <w:r>
+        <w:rPr>
+          <w:rFonts w:ascii="Times New Roman" w:hAnsi="Times New Roman" w:cs="Times New Roman"/>
+          <w:b/>
+          <w:bCs/>
+          <w:sz w:val="28"/>
+          <w:szCs w:val="28"/>
+        </w:rPr>
+        <w:t xml:space="preserve">) </w:t>
+      </w:r>
+      <w:proofErr w:type="spellStart"/>
+      <w:r>
+        <w:rPr>
+          <w:rFonts w:ascii="Times New Roman" w:hAnsi="Times New Roman" w:cs="Times New Roman"/>
+          <w:b/>
+          <w:bCs/>
+          <w:sz w:val="28"/>
+          <w:szCs w:val="28"/>
+        </w:rPr>
+        <w:t>містяться</w:t>
+      </w:r>
+      <w:proofErr w:type="spellEnd"/>
+      <w:r>
+        <w:rPr>
+          <w:rFonts w:ascii="Times New Roman" w:hAnsi="Times New Roman" w:cs="Times New Roman"/>
+          <w:b/>
+          <w:bCs/>
+          <w:sz w:val="28"/>
+          <w:szCs w:val="28"/>
+        </w:rPr>
+        <w:t xml:space="preserve"> в т&amp;</w:t>
+      </w:r>
+      <w:proofErr w:type="spellStart"/>
+      <w:r>
+        <w:rPr>
+          <w:rFonts w:ascii="Times New Roman" w:hAnsi="Times New Roman" w:cs="Times New Roman"/>
+          <w:b/>
+          <w:bCs/>
+          <w:sz w:val="28"/>
+          <w:szCs w:val="28"/>
+          <w:lang w:val="en-US"/>
+        </w:rPr>
+        <w:t>gt</w:t>
+      </w:r>
+      <w:proofErr w:type="spellEnd"/>
+      <w:r>
+        <w:rPr>
+          <w:rFonts w:ascii="Times New Roman" w:hAnsi="Times New Roman" w:cs="Times New Roman"/>
+          <w:b/>
+          <w:bCs/>
+          <w:sz w:val="28"/>
+          <w:szCs w:val="28"/>
+        </w:rPr>
+        <w:t xml:space="preserve">;=0 попарно не </w:t>
+      </w:r>
+      <w:proofErr w:type="spellStart"/>
+      <w:r>
+        <w:rPr>
+          <w:rFonts w:ascii="Times New Roman" w:hAnsi="Times New Roman" w:cs="Times New Roman"/>
+          <w:b/>
+          <w:bCs/>
+          <w:sz w:val="28"/>
+          <w:szCs w:val="28"/>
+        </w:rPr>
+        <w:t>пересічних</w:t>
+      </w:r>
+      <w:proofErr w:type="spellEnd"/>
+    </w:p>
+    <w:p>
+      <w:pPr>
+        <w:rPr>
+          <w:rFonts w:ascii="Times New Roman" w:hAnsi="Times New Roman" w:cs="Times New Roman"/>
+          <w:b/>
+          <w:bCs/>
+          <w:sz w:val="28"/>
+          <w:szCs w:val="28"/>
+        </w:rPr>
+      </w:pPr>
+      <w:proofErr w:type="spellStart"/>
+      <w:r>
+        <w:rPr>
+          <w:rFonts w:ascii="Times New Roman" w:hAnsi="Times New Roman" w:cs="Times New Roman"/>
+          <w:b/>
+          <w:bCs/>
+          <w:sz w:val="28"/>
+          <w:szCs w:val="28"/>
+        </w:rPr>
+        <w:t>множинах</w:t>
+      </w:r>
+      <w:proofErr w:type="spellEnd"/>
+      <w:r>
+        <w:rPr>
+          <w:rFonts w:ascii="Times New Roman" w:hAnsi="Times New Roman" w:cs="Times New Roman"/>
+          <w:b/>
+          <w:bCs/>
+          <w:sz w:val="28"/>
+          <w:szCs w:val="28"/>
+        </w:rPr>
+        <w:t xml:space="preserve"> Т 1 , Т 2 , …, Т </w:t>
+      </w:r>
+      <w:proofErr w:type="spellStart"/>
+      <w:r>
+        <w:rPr>
+          <w:rFonts w:ascii="Times New Roman" w:hAnsi="Times New Roman" w:cs="Times New Roman"/>
+          <w:b/>
+          <w:bCs/>
+          <w:sz w:val="28"/>
+          <w:szCs w:val="28"/>
+        </w:rPr>
+        <w:t>т</w:t>
+      </w:r>
+      <w:proofErr w:type="spellEnd"/>
+      <w:r>
+        <w:rPr>
+          <w:rFonts w:ascii="Times New Roman" w:hAnsi="Times New Roman" w:cs="Times New Roman"/>
+          <w:b/>
+          <w:bCs/>
+          <w:sz w:val="28"/>
+          <w:szCs w:val="28"/>
+        </w:rPr>
+        <w:t xml:space="preserve"> , </w:t>
+      </w:r>
+      <w:proofErr w:type="spellStart"/>
+      <w:r>
+        <w:rPr>
+          <w:rFonts w:ascii="Times New Roman" w:hAnsi="Times New Roman" w:cs="Times New Roman"/>
+          <w:b/>
+          <w:bCs/>
+          <w:sz w:val="28"/>
+          <w:szCs w:val="28"/>
+        </w:rPr>
+        <w:t>кожна</w:t>
+      </w:r>
+      <w:proofErr w:type="spellEnd"/>
+      <w:r>
+        <w:rPr>
+          <w:rFonts w:ascii="Times New Roman" w:hAnsi="Times New Roman" w:cs="Times New Roman"/>
+          <w:b/>
+          <w:bCs/>
+          <w:sz w:val="28"/>
+          <w:szCs w:val="28"/>
+        </w:rPr>
+        <w:t xml:space="preserve"> з </w:t>
+      </w:r>
+      <w:proofErr w:type="spellStart"/>
+      <w:r>
+        <w:rPr>
+          <w:rFonts w:ascii="Times New Roman" w:hAnsi="Times New Roman" w:cs="Times New Roman"/>
+          <w:b/>
+          <w:bCs/>
+          <w:sz w:val="28"/>
+          <w:szCs w:val="28"/>
+        </w:rPr>
+        <w:t>яких</w:t>
+      </w:r>
+      <w:proofErr w:type="spellEnd"/>
+      <w:r>
+        <w:rPr>
+          <w:rFonts w:ascii="Times New Roman" w:hAnsi="Times New Roman" w:cs="Times New Roman"/>
+          <w:b/>
+          <w:bCs/>
+          <w:sz w:val="28"/>
+          <w:szCs w:val="28"/>
+        </w:rPr>
+        <w:t xml:space="preserve">, у свою </w:t>
+      </w:r>
+      <w:proofErr w:type="spellStart"/>
+      <w:r>
+        <w:rPr>
+          <w:rFonts w:ascii="Times New Roman" w:hAnsi="Times New Roman" w:cs="Times New Roman"/>
+          <w:b/>
+          <w:bCs/>
+          <w:sz w:val="28"/>
+          <w:szCs w:val="28"/>
+        </w:rPr>
+        <w:t>чергу</w:t>
+      </w:r>
+      <w:proofErr w:type="spellEnd"/>
+      <w:r>
+        <w:rPr>
+          <w:rFonts w:ascii="Times New Roman" w:hAnsi="Times New Roman" w:cs="Times New Roman"/>
+          <w:b/>
+          <w:bCs/>
+          <w:sz w:val="28"/>
+          <w:szCs w:val="28"/>
+        </w:rPr>
+        <w:t>, є деревом. Дерева Т 1 , Т 2 ,</w:t>
+      </w:r>
+      <w:r>
+        <w:rPr>
+          <w:rFonts w:ascii="Times New Roman" w:hAnsi="Times New Roman" w:cs="Times New Roman"/>
+          <w:b/>
+          <w:bCs/>
+          <w:sz w:val="28"/>
+          <w:szCs w:val="28"/>
+          <w:lang w:val="en-US"/>
+        </w:rPr>
+        <w:t xml:space="preserve"> </w:t>
+      </w:r>
+      <w:r>
+        <w:rPr>
+          <w:rFonts w:ascii="Times New Roman" w:hAnsi="Times New Roman" w:cs="Times New Roman"/>
+          <w:b/>
+          <w:bCs/>
+          <w:sz w:val="28"/>
+          <w:szCs w:val="28"/>
+        </w:rPr>
+        <w:t xml:space="preserve">…, Т </w:t>
+      </w:r>
+      <w:proofErr w:type="spellStart"/>
+      <w:r>
+        <w:rPr>
+          <w:rFonts w:ascii="Times New Roman" w:hAnsi="Times New Roman" w:cs="Times New Roman"/>
+          <w:b/>
+          <w:bCs/>
+          <w:sz w:val="28"/>
+          <w:szCs w:val="28"/>
+        </w:rPr>
+        <w:t>т</w:t>
+      </w:r>
+      <w:proofErr w:type="spellEnd"/>
+      <w:r>
+        <w:rPr>
+          <w:rFonts w:ascii="Times New Roman" w:hAnsi="Times New Roman" w:cs="Times New Roman"/>
+          <w:b/>
+          <w:bCs/>
+          <w:sz w:val="28"/>
+          <w:szCs w:val="28"/>
+        </w:rPr>
+        <w:t xml:space="preserve"> , </w:t>
+      </w:r>
+      <w:proofErr w:type="spellStart"/>
+      <w:r>
+        <w:rPr>
+          <w:rFonts w:ascii="Times New Roman" w:hAnsi="Times New Roman" w:cs="Times New Roman"/>
+          <w:b/>
+          <w:bCs/>
+          <w:sz w:val="28"/>
+          <w:szCs w:val="28"/>
+        </w:rPr>
+        <w:t>називаються</w:t>
+      </w:r>
+      <w:proofErr w:type="spellEnd"/>
+      <w:r>
+        <w:rPr>
+          <w:rFonts w:ascii="Times New Roman" w:hAnsi="Times New Roman" w:cs="Times New Roman"/>
+          <w:b/>
+          <w:bCs/>
+          <w:sz w:val="28"/>
+          <w:szCs w:val="28"/>
+        </w:rPr>
+        <w:t xml:space="preserve"> </w:t>
+      </w:r>
+      <w:proofErr w:type="spellStart"/>
+      <w:r>
+        <w:rPr>
+          <w:rFonts w:ascii="Times New Roman" w:hAnsi="Times New Roman" w:cs="Times New Roman"/>
+          <w:b/>
+          <w:bCs/>
+          <w:sz w:val="28"/>
+          <w:szCs w:val="28"/>
+        </w:rPr>
+        <w:t>піддеревами</w:t>
+      </w:r>
+      <w:proofErr w:type="spellEnd"/>
+      <w:r>
+        <w:rPr>
+          <w:rFonts w:ascii="Times New Roman" w:hAnsi="Times New Roman" w:cs="Times New Roman"/>
+          <w:b/>
+          <w:bCs/>
+          <w:sz w:val="28"/>
+          <w:szCs w:val="28"/>
+        </w:rPr>
+        <w:t xml:space="preserve"> </w:t>
+      </w:r>
+      <w:proofErr w:type="spellStart"/>
+      <w:r>
+        <w:rPr>
+          <w:rFonts w:ascii="Times New Roman" w:hAnsi="Times New Roman" w:cs="Times New Roman"/>
+          <w:b/>
+          <w:bCs/>
+          <w:sz w:val="28"/>
+          <w:szCs w:val="28"/>
+        </w:rPr>
+        <w:t>заданого</w:t>
+      </w:r>
+      <w:proofErr w:type="spellEnd"/>
+      <w:r>
+        <w:rPr>
+          <w:rFonts w:ascii="Times New Roman" w:hAnsi="Times New Roman" w:cs="Times New Roman"/>
+          <w:b/>
+          <w:bCs/>
+          <w:sz w:val="28"/>
+          <w:szCs w:val="28"/>
+        </w:rPr>
+        <w:t xml:space="preserve"> </w:t>
+      </w:r>
+      <w:proofErr w:type="spellStart"/>
+      <w:r>
+        <w:rPr>
+          <w:rFonts w:ascii="Times New Roman" w:hAnsi="Times New Roman" w:cs="Times New Roman"/>
+          <w:b/>
+          <w:bCs/>
+          <w:sz w:val="28"/>
+          <w:szCs w:val="28"/>
+        </w:rPr>
+        <w:t>кореня</w:t>
+      </w:r>
+      <w:proofErr w:type="spellEnd"/>
+      <w:r>
+        <w:rPr>
+          <w:rFonts w:ascii="Times New Roman" w:hAnsi="Times New Roman" w:cs="Times New Roman"/>
+          <w:b/>
+          <w:bCs/>
+          <w:sz w:val="28"/>
+          <w:szCs w:val="28"/>
+        </w:rPr>
+        <w:t>.</w:t>
+      </w:r>
+    </w:p>
+    <w:p>
+      <w:pPr>
+        <w:rPr>
+          <w:rFonts w:ascii="Times New Roman" w:hAnsi="Times New Roman" w:cs="Times New Roman"/>
+          <w:sz w:val="28"/>
+          <w:szCs w:val="28"/>
+        </w:rPr>
+      </w:pPr>
+      <w:r>
+        <w:rPr>
+          <w:rFonts w:ascii="Times New Roman" w:hAnsi="Times New Roman" w:cs="Times New Roman"/>
+          <w:sz w:val="28"/>
+          <w:szCs w:val="28"/>
+        </w:rPr>
+        <w:t xml:space="preserve">г) </w:t>
+      </w:r>
+      <w:proofErr w:type="spellStart"/>
+      <w:r>
+        <w:rPr>
+          <w:rFonts w:ascii="Times New Roman" w:hAnsi="Times New Roman" w:cs="Times New Roman"/>
+          <w:sz w:val="28"/>
+          <w:szCs w:val="28"/>
+        </w:rPr>
+        <w:t>Інші</w:t>
+      </w:r>
+      <w:proofErr w:type="spellEnd"/>
+      <w:r>
+        <w:rPr>
+          <w:rFonts w:ascii="Times New Roman" w:hAnsi="Times New Roman" w:cs="Times New Roman"/>
+          <w:sz w:val="28"/>
+          <w:szCs w:val="28"/>
+        </w:rPr>
+        <w:t xml:space="preserve"> </w:t>
+      </w:r>
+      <w:proofErr w:type="spellStart"/>
+      <w:r>
+        <w:rPr>
+          <w:rFonts w:ascii="Times New Roman" w:hAnsi="Times New Roman" w:cs="Times New Roman"/>
+          <w:sz w:val="28"/>
+          <w:szCs w:val="28"/>
+        </w:rPr>
+        <w:t>вузли</w:t>
+      </w:r>
+      <w:proofErr w:type="spellEnd"/>
+      <w:r>
+        <w:rPr>
+          <w:rFonts w:ascii="Times New Roman" w:hAnsi="Times New Roman" w:cs="Times New Roman"/>
+          <w:sz w:val="28"/>
+          <w:szCs w:val="28"/>
+        </w:rPr>
+        <w:t xml:space="preserve"> (і </w:t>
+      </w:r>
+      <w:proofErr w:type="spellStart"/>
+      <w:r>
+        <w:rPr>
+          <w:rFonts w:ascii="Times New Roman" w:hAnsi="Times New Roman" w:cs="Times New Roman"/>
+          <w:sz w:val="28"/>
+          <w:szCs w:val="28"/>
+        </w:rPr>
+        <w:t>корінь</w:t>
+      </w:r>
+      <w:proofErr w:type="spellEnd"/>
+      <w:r>
+        <w:rPr>
+          <w:rFonts w:ascii="Times New Roman" w:hAnsi="Times New Roman" w:cs="Times New Roman"/>
+          <w:sz w:val="28"/>
+          <w:szCs w:val="28"/>
+        </w:rPr>
+        <w:t xml:space="preserve"> також) </w:t>
+      </w:r>
+      <w:proofErr w:type="spellStart"/>
+      <w:r>
+        <w:rPr>
+          <w:rFonts w:ascii="Times New Roman" w:hAnsi="Times New Roman" w:cs="Times New Roman"/>
+          <w:sz w:val="28"/>
+          <w:szCs w:val="28"/>
+        </w:rPr>
+        <w:t>містяться</w:t>
+      </w:r>
+      <w:proofErr w:type="spellEnd"/>
+      <w:r>
+        <w:rPr>
+          <w:rFonts w:ascii="Times New Roman" w:hAnsi="Times New Roman" w:cs="Times New Roman"/>
+          <w:sz w:val="28"/>
+          <w:szCs w:val="28"/>
+        </w:rPr>
+        <w:t xml:space="preserve"> в т&amp;</w:t>
+      </w:r>
+      <w:proofErr w:type="spellStart"/>
+      <w:r>
+        <w:rPr>
+          <w:rFonts w:ascii="Times New Roman" w:hAnsi="Times New Roman" w:cs="Times New Roman"/>
+          <w:sz w:val="28"/>
+          <w:szCs w:val="28"/>
+          <w:lang w:val="en-US"/>
+        </w:rPr>
+        <w:t>gt</w:t>
+      </w:r>
+      <w:proofErr w:type="spellEnd"/>
+      <w:r>
+        <w:rPr>
+          <w:rFonts w:ascii="Times New Roman" w:hAnsi="Times New Roman" w:cs="Times New Roman"/>
+          <w:sz w:val="28"/>
+          <w:szCs w:val="28"/>
+        </w:rPr>
+        <w:t xml:space="preserve">;=0 попарно не </w:t>
+      </w:r>
+      <w:proofErr w:type="spellStart"/>
+      <w:r>
+        <w:rPr>
+          <w:rFonts w:ascii="Times New Roman" w:hAnsi="Times New Roman" w:cs="Times New Roman"/>
+          <w:sz w:val="28"/>
+          <w:szCs w:val="28"/>
+        </w:rPr>
+        <w:t>пересічних</w:t>
+      </w:r>
+      <w:proofErr w:type="spellEnd"/>
+    </w:p>
+    <w:p>
+      <w:pPr>
+        <w:rPr>
+          <w:rFonts w:ascii="Times New Roman" w:hAnsi="Times New Roman" w:cs="Times New Roman"/>
+          <w:sz w:val="28"/>
+          <w:szCs w:val="28"/>
+        </w:rPr>
+      </w:pPr>
+      <w:proofErr w:type="spellStart"/>
+      <w:r>
+        <w:rPr>
+          <w:rFonts w:ascii="Times New Roman" w:hAnsi="Times New Roman" w:cs="Times New Roman"/>
+          <w:sz w:val="28"/>
+          <w:szCs w:val="28"/>
+        </w:rPr>
+        <w:t>множинах</w:t>
+      </w:r>
+      <w:proofErr w:type="spellEnd"/>
+      <w:r>
+        <w:rPr>
+          <w:rFonts w:ascii="Times New Roman" w:hAnsi="Times New Roman" w:cs="Times New Roman"/>
+          <w:sz w:val="28"/>
+          <w:szCs w:val="28"/>
+        </w:rPr>
+        <w:t xml:space="preserve"> Т 1 , Т 2 , …, Т </w:t>
+      </w:r>
+      <w:proofErr w:type="spellStart"/>
+      <w:r>
+        <w:rPr>
+          <w:rFonts w:ascii="Times New Roman" w:hAnsi="Times New Roman" w:cs="Times New Roman"/>
+          <w:sz w:val="28"/>
+          <w:szCs w:val="28"/>
+        </w:rPr>
+        <w:t>т</w:t>
+      </w:r>
+      <w:proofErr w:type="spellEnd"/>
+      <w:r>
+        <w:rPr>
+          <w:rFonts w:ascii="Times New Roman" w:hAnsi="Times New Roman" w:cs="Times New Roman"/>
+          <w:sz w:val="28"/>
+          <w:szCs w:val="28"/>
+        </w:rPr>
+        <w:t xml:space="preserve"> ,</w:t>
+      </w:r>
+      <w:proofErr w:type="spellStart"/>
+      <w:r>
+        <w:rPr>
+          <w:rFonts w:ascii="Times New Roman" w:hAnsi="Times New Roman" w:cs="Times New Roman"/>
+          <w:sz w:val="28"/>
+          <w:szCs w:val="28"/>
+        </w:rPr>
+        <w:t>кожна</w:t>
+      </w:r>
+      <w:proofErr w:type="spellEnd"/>
+      <w:r>
+        <w:rPr>
+          <w:rFonts w:ascii="Times New Roman" w:hAnsi="Times New Roman" w:cs="Times New Roman"/>
+          <w:sz w:val="28"/>
+          <w:szCs w:val="28"/>
+        </w:rPr>
+        <w:t xml:space="preserve"> з </w:t>
+      </w:r>
+      <w:proofErr w:type="spellStart"/>
+      <w:r>
+        <w:rPr>
+          <w:rFonts w:ascii="Times New Roman" w:hAnsi="Times New Roman" w:cs="Times New Roman"/>
+          <w:sz w:val="28"/>
+          <w:szCs w:val="28"/>
+        </w:rPr>
+        <w:t>яких</w:t>
+      </w:r>
+      <w:proofErr w:type="spellEnd"/>
+      <w:r>
+        <w:rPr>
+          <w:rFonts w:ascii="Times New Roman" w:hAnsi="Times New Roman" w:cs="Times New Roman"/>
+          <w:sz w:val="28"/>
+          <w:szCs w:val="28"/>
+        </w:rPr>
+        <w:t xml:space="preserve">, у свою </w:t>
+      </w:r>
+      <w:proofErr w:type="spellStart"/>
+      <w:r>
+        <w:rPr>
+          <w:rFonts w:ascii="Times New Roman" w:hAnsi="Times New Roman" w:cs="Times New Roman"/>
+          <w:sz w:val="28"/>
+          <w:szCs w:val="28"/>
+        </w:rPr>
+        <w:t>чергу</w:t>
+      </w:r>
+      <w:proofErr w:type="spellEnd"/>
+      <w:r>
+        <w:rPr>
+          <w:rFonts w:ascii="Times New Roman" w:hAnsi="Times New Roman" w:cs="Times New Roman"/>
+          <w:sz w:val="28"/>
+          <w:szCs w:val="28"/>
+        </w:rPr>
+        <w:t>, є деревом. Дерева Т 1 , Т 2 ,</w:t>
+      </w:r>
+    </w:p>
+    <w:p>
+      <w:pPr>
+        <w:rPr>
+          <w:rFonts w:ascii="Times New Roman" w:hAnsi="Times New Roman" w:cs="Times New Roman"/>
+          <w:sz w:val="28"/>
+          <w:szCs w:val="28"/>
+        </w:rPr>
+      </w:pPr>
+      <w:r>
+        <w:rPr>
+          <w:rFonts w:ascii="Times New Roman" w:hAnsi="Times New Roman" w:cs="Times New Roman"/>
+          <w:sz w:val="28"/>
+          <w:szCs w:val="28"/>
+        </w:rPr>
+        <w:t xml:space="preserve">…, Т </w:t>
+      </w:r>
+      <w:proofErr w:type="spellStart"/>
+      <w:r>
+        <w:rPr>
+          <w:rFonts w:ascii="Times New Roman" w:hAnsi="Times New Roman" w:cs="Times New Roman"/>
+          <w:sz w:val="28"/>
+          <w:szCs w:val="28"/>
+        </w:rPr>
+        <w:t>т</w:t>
+      </w:r>
+      <w:proofErr w:type="spellEnd"/>
+      <w:r>
+        <w:rPr>
+          <w:rFonts w:ascii="Times New Roman" w:hAnsi="Times New Roman" w:cs="Times New Roman"/>
+          <w:sz w:val="28"/>
+          <w:szCs w:val="28"/>
+        </w:rPr>
+        <w:t xml:space="preserve"> , </w:t>
+      </w:r>
+      <w:proofErr w:type="spellStart"/>
+      <w:r>
+        <w:rPr>
+          <w:rFonts w:ascii="Times New Roman" w:hAnsi="Times New Roman" w:cs="Times New Roman"/>
+          <w:sz w:val="28"/>
+          <w:szCs w:val="28"/>
+        </w:rPr>
+        <w:t>називаються</w:t>
+      </w:r>
+      <w:proofErr w:type="spellEnd"/>
+      <w:r>
+        <w:rPr>
+          <w:rFonts w:ascii="Times New Roman" w:hAnsi="Times New Roman" w:cs="Times New Roman"/>
+          <w:sz w:val="28"/>
+          <w:szCs w:val="28"/>
+        </w:rPr>
+        <w:t xml:space="preserve"> </w:t>
+      </w:r>
+      <w:proofErr w:type="spellStart"/>
+      <w:r>
+        <w:rPr>
+          <w:rFonts w:ascii="Times New Roman" w:hAnsi="Times New Roman" w:cs="Times New Roman"/>
+          <w:sz w:val="28"/>
+          <w:szCs w:val="28"/>
+        </w:rPr>
+        <w:t>піддеревами</w:t>
+      </w:r>
+      <w:proofErr w:type="spellEnd"/>
+      <w:r>
+        <w:rPr>
+          <w:rFonts w:ascii="Times New Roman" w:hAnsi="Times New Roman" w:cs="Times New Roman"/>
+          <w:sz w:val="28"/>
+          <w:szCs w:val="28"/>
+        </w:rPr>
+        <w:t xml:space="preserve"> </w:t>
+      </w:r>
+      <w:proofErr w:type="spellStart"/>
+      <w:r>
+        <w:rPr>
+          <w:rFonts w:ascii="Times New Roman" w:hAnsi="Times New Roman" w:cs="Times New Roman"/>
+          <w:sz w:val="28"/>
+          <w:szCs w:val="28"/>
+        </w:rPr>
+        <w:t>заданого</w:t>
+      </w:r>
+      <w:proofErr w:type="spellEnd"/>
+      <w:r>
+        <w:rPr>
+          <w:rFonts w:ascii="Times New Roman" w:hAnsi="Times New Roman" w:cs="Times New Roman"/>
+          <w:sz w:val="28"/>
+          <w:szCs w:val="28"/>
+        </w:rPr>
+        <w:t xml:space="preserve"> </w:t>
+      </w:r>
+      <w:proofErr w:type="spellStart"/>
+      <w:r>
+        <w:rPr>
+          <w:rFonts w:ascii="Times New Roman" w:hAnsi="Times New Roman" w:cs="Times New Roman"/>
+          <w:sz w:val="28"/>
+          <w:szCs w:val="28"/>
+        </w:rPr>
+        <w:t>кореня</w:t>
+      </w:r>
+      <w:proofErr w:type="spellEnd"/>
+      <w:r>
+        <w:rPr>
+          <w:rFonts w:ascii="Times New Roman" w:hAnsi="Times New Roman" w:cs="Times New Roman"/>
+          <w:sz w:val="28"/>
+          <w:szCs w:val="28"/>
+        </w:rPr>
+        <w:t>.</w:t>
+      </w:r>
+    </w:p>
+    <w:p>
+      <w:pPr>
+        <w:rPr>
+          <w:rFonts w:ascii="Times New Roman" w:hAnsi="Times New Roman" w:cs="Times New Roman"/>
+          <w:sz w:val="28"/>
+          <w:szCs w:val="28"/>
+          <w:lang w:val="en-US"/>
+        </w:rPr>
+      </w:pPr>
+    </w:p>
+    <w:p>
+      <w:pPr>
+        <w:rPr>
+          <w:rFonts w:ascii="Times New Roman" w:hAnsi="Times New Roman" w:cs="Times New Roman"/>
+          <w:sz w:val="28"/>
+          <w:szCs w:val="28"/>
+        </w:rPr>
+      </w:pPr>
+      <w:r>
+        <w:rPr>
+          <w:rFonts w:ascii="Times New Roman" w:hAnsi="Times New Roman" w:cs="Times New Roman"/>
+          <w:sz w:val="28"/>
+          <w:szCs w:val="28"/>
+        </w:rPr>
+        <w:t>2. П</w:t>
+      </w:r>
+      <w:proofErr w:type="spellStart"/>
+      <w:r>
+        <w:rPr>
+          <w:rFonts w:ascii="Times New Roman" w:hAnsi="Times New Roman" w:cs="Times New Roman"/>
+          <w:sz w:val="28"/>
+          <w:szCs w:val="28"/>
+        </w:rPr>
+        <w:t>ерерахуйте</w:t>
+      </w:r>
+      <w:proofErr w:type="spellEnd"/>
+      <w:r>
+        <w:rPr>
+          <w:rFonts w:ascii="Times New Roman" w:hAnsi="Times New Roman" w:cs="Times New Roman"/>
+          <w:sz w:val="28"/>
+          <w:szCs w:val="28"/>
+        </w:rPr>
+        <w:t xml:space="preserve"> </w:t>
+      </w:r>
+      <w:proofErr w:type="spellStart"/>
+      <w:r>
+        <w:rPr>
+          <w:rFonts w:ascii="Times New Roman" w:hAnsi="Times New Roman" w:cs="Times New Roman"/>
+          <w:sz w:val="28"/>
+          <w:szCs w:val="28"/>
+        </w:rPr>
+        <w:t>алгоритми</w:t>
+      </w:r>
+      <w:proofErr w:type="spellEnd"/>
+      <w:r>
+        <w:rPr>
+          <w:rFonts w:ascii="Times New Roman" w:hAnsi="Times New Roman" w:cs="Times New Roman"/>
+          <w:sz w:val="28"/>
+          <w:szCs w:val="28"/>
+        </w:rPr>
+        <w:t xml:space="preserve"> </w:t>
+      </w:r>
+      <w:proofErr w:type="spellStart"/>
+      <w:r>
+        <w:rPr>
+          <w:rFonts w:ascii="Times New Roman" w:hAnsi="Times New Roman" w:cs="Times New Roman"/>
+          <w:sz w:val="28"/>
+          <w:szCs w:val="28"/>
+        </w:rPr>
+        <w:t>проходження</w:t>
+      </w:r>
+      <w:proofErr w:type="spellEnd"/>
+      <w:r>
+        <w:rPr>
+          <w:rFonts w:ascii="Times New Roman" w:hAnsi="Times New Roman" w:cs="Times New Roman"/>
+          <w:sz w:val="28"/>
+          <w:szCs w:val="28"/>
+        </w:rPr>
+        <w:t xml:space="preserve"> дерева:</w:t>
+      </w:r>
+    </w:p>
+    <w:p>
+      <w:pPr>
+        <w:rPr>
+          <w:rFonts w:ascii="Times New Roman" w:hAnsi="Times New Roman" w:cs="Times New Roman"/>
+          <w:b/>
+          <w:bCs/>
+          <w:sz w:val="28"/>
+          <w:szCs w:val="28"/>
+        </w:rPr>
+      </w:pPr>
+      <w:r>
+        <w:rPr>
+          <w:rFonts w:ascii="Times New Roman" w:hAnsi="Times New Roman" w:cs="Times New Roman"/>
+          <w:b/>
+          <w:bCs/>
+          <w:sz w:val="28"/>
+          <w:szCs w:val="28"/>
+        </w:rPr>
+        <w:t xml:space="preserve">а) </w:t>
+      </w:r>
+      <w:proofErr w:type="spellStart"/>
+      <w:r>
+        <w:rPr>
+          <w:rFonts w:ascii="Times New Roman" w:hAnsi="Times New Roman" w:cs="Times New Roman"/>
+          <w:b/>
+          <w:bCs/>
+          <w:sz w:val="28"/>
+          <w:szCs w:val="28"/>
+        </w:rPr>
+        <w:t>вшир</w:t>
+      </w:r>
+      <w:proofErr w:type="spellEnd"/>
+      <w:r>
+        <w:rPr>
+          <w:rFonts w:ascii="Times New Roman" w:hAnsi="Times New Roman" w:cs="Times New Roman"/>
+          <w:b/>
+          <w:bCs/>
+          <w:sz w:val="28"/>
+          <w:szCs w:val="28"/>
+        </w:rPr>
+        <w:t>;</w:t>
+      </w:r>
+    </w:p>
+    <w:p>
+      <w:pPr>
+        <w:rPr>
+          <w:rFonts w:ascii="Times New Roman" w:hAnsi="Times New Roman" w:cs="Times New Roman"/>
+          <w:sz w:val="28"/>
+          <w:szCs w:val="28"/>
+        </w:rPr>
+      </w:pPr>
+      <w:r>
+        <w:rPr>
+          <w:rFonts w:ascii="Times New Roman" w:hAnsi="Times New Roman" w:cs="Times New Roman"/>
+          <w:sz w:val="28"/>
+          <w:szCs w:val="28"/>
+        </w:rPr>
+        <w:t xml:space="preserve">б) по </w:t>
+      </w:r>
+      <w:proofErr w:type="spellStart"/>
+      <w:r>
+        <w:rPr>
+          <w:rFonts w:ascii="Times New Roman" w:hAnsi="Times New Roman" w:cs="Times New Roman"/>
+          <w:sz w:val="28"/>
+          <w:szCs w:val="28"/>
+        </w:rPr>
+        <w:t>діагоналі</w:t>
+      </w:r>
+      <w:proofErr w:type="spellEnd"/>
+      <w:r>
+        <w:rPr>
+          <w:rFonts w:ascii="Times New Roman" w:hAnsi="Times New Roman" w:cs="Times New Roman"/>
+          <w:sz w:val="28"/>
+          <w:szCs w:val="28"/>
+        </w:rPr>
+        <w:t>;</w:t>
+      </w:r>
+    </w:p>
+    <w:p>
+      <w:pPr>
+        <w:rPr>
+          <w:rFonts w:ascii="Times New Roman" w:hAnsi="Times New Roman" w:cs="Times New Roman"/>
+          <w:b/>
+          <w:bCs/>
+          <w:sz w:val="28"/>
+          <w:szCs w:val="28"/>
+        </w:rPr>
+      </w:pPr>
+      <w:r>
+        <w:rPr>
+          <w:rFonts w:ascii="Times New Roman" w:hAnsi="Times New Roman" w:cs="Times New Roman"/>
+          <w:b/>
+          <w:bCs/>
+          <w:sz w:val="28"/>
+          <w:szCs w:val="28"/>
+        </w:rPr>
+        <w:t xml:space="preserve">в) </w:t>
+      </w:r>
+      <w:proofErr w:type="spellStart"/>
+      <w:r>
+        <w:rPr>
+          <w:rFonts w:ascii="Times New Roman" w:hAnsi="Times New Roman" w:cs="Times New Roman"/>
+          <w:b/>
+          <w:bCs/>
+          <w:sz w:val="28"/>
+          <w:szCs w:val="28"/>
+        </w:rPr>
+        <w:t>вглиб</w:t>
+      </w:r>
+      <w:proofErr w:type="spellEnd"/>
+      <w:r>
+        <w:rPr>
+          <w:rFonts w:ascii="Times New Roman" w:hAnsi="Times New Roman" w:cs="Times New Roman"/>
+          <w:b/>
+          <w:bCs/>
+          <w:sz w:val="28"/>
+          <w:szCs w:val="28"/>
+        </w:rPr>
+        <w:t>;</w:t>
+      </w:r>
+    </w:p>
+    <w:p>
+      <w:pPr>
+        <w:rPr>
+          <w:rFonts w:ascii="Times New Roman" w:hAnsi="Times New Roman" w:cs="Times New Roman"/>
+          <w:sz w:val="28"/>
+          <w:szCs w:val="28"/>
+        </w:rPr>
+      </w:pPr>
+      <w:r>
+        <w:rPr>
+          <w:rFonts w:ascii="Times New Roman" w:hAnsi="Times New Roman" w:cs="Times New Roman"/>
+          <w:sz w:val="28"/>
+          <w:szCs w:val="28"/>
+        </w:rPr>
+        <w:t xml:space="preserve">г) у </w:t>
+      </w:r>
+      <w:proofErr w:type="spellStart"/>
+      <w:r>
+        <w:rPr>
+          <w:rFonts w:ascii="Times New Roman" w:hAnsi="Times New Roman" w:cs="Times New Roman"/>
+          <w:sz w:val="28"/>
+          <w:szCs w:val="28"/>
+        </w:rPr>
+        <w:t>висоту</w:t>
+      </w:r>
+      <w:proofErr w:type="spellEnd"/>
+      <w:r>
+        <w:rPr>
+          <w:rFonts w:ascii="Times New Roman" w:hAnsi="Times New Roman" w:cs="Times New Roman"/>
+          <w:sz w:val="28"/>
+          <w:szCs w:val="28"/>
+        </w:rPr>
+        <w:t>.</w:t>
+      </w:r>
+    </w:p>
+    <w:p>
+      <w:pPr>
+        <w:rPr>
+          <w:rFonts w:ascii="Times New Roman" w:hAnsi="Times New Roman" w:cs="Times New Roman"/>
+          <w:sz w:val="28"/>
+          <w:szCs w:val="28"/>
+          <w:lang w:val="en-US"/>
+        </w:rPr>
+      </w:pPr>
+    </w:p>
+    <w:p>
+      <w:pPr>
+        <w:rPr>
+          <w:rFonts w:ascii="Times New Roman" w:hAnsi="Times New Roman" w:cs="Times New Roman"/>
+          <w:sz w:val="28"/>
+          <w:szCs w:val="28"/>
+        </w:rPr>
+      </w:pPr>
+      <w:r>
+        <w:rPr>
+          <w:rFonts w:ascii="Times New Roman" w:hAnsi="Times New Roman" w:cs="Times New Roman"/>
+          <w:sz w:val="28"/>
+          <w:szCs w:val="28"/>
+        </w:rPr>
+        <w:t>3. К</w:t>
+      </w:r>
+      <w:proofErr w:type="spellStart"/>
+      <w:r>
+        <w:rPr>
+          <w:rFonts w:ascii="Times New Roman" w:hAnsi="Times New Roman" w:cs="Times New Roman"/>
+          <w:sz w:val="28"/>
+          <w:szCs w:val="28"/>
+        </w:rPr>
+        <w:t>орінь</w:t>
+      </w:r>
+      <w:proofErr w:type="spellEnd"/>
+      <w:r>
+        <w:rPr>
+          <w:rFonts w:ascii="Times New Roman" w:hAnsi="Times New Roman" w:cs="Times New Roman"/>
+          <w:sz w:val="28"/>
+          <w:szCs w:val="28"/>
+        </w:rPr>
+        <w:t xml:space="preserve"> дерева – </w:t>
+      </w:r>
+      <w:proofErr w:type="spellStart"/>
+      <w:r>
+        <w:rPr>
+          <w:rFonts w:ascii="Times New Roman" w:hAnsi="Times New Roman" w:cs="Times New Roman"/>
+          <w:sz w:val="28"/>
+          <w:szCs w:val="28"/>
+        </w:rPr>
+        <w:t>це</w:t>
+      </w:r>
+      <w:proofErr w:type="spellEnd"/>
+      <w:r>
+        <w:rPr>
+          <w:rFonts w:ascii="Times New Roman" w:hAnsi="Times New Roman" w:cs="Times New Roman"/>
+          <w:sz w:val="28"/>
+          <w:szCs w:val="28"/>
+        </w:rPr>
+        <w:t>:</w:t>
+      </w:r>
+    </w:p>
+    <w:p>
+      <w:pPr>
+        <w:rPr>
+          <w:rFonts w:ascii="Times New Roman" w:hAnsi="Times New Roman" w:cs="Times New Roman"/>
+          <w:sz w:val="28"/>
+          <w:szCs w:val="28"/>
+        </w:rPr>
+      </w:pPr>
+      <w:r>
+        <w:rPr>
+          <w:rFonts w:ascii="Times New Roman" w:hAnsi="Times New Roman" w:cs="Times New Roman"/>
+          <w:sz w:val="28"/>
+          <w:szCs w:val="28"/>
+        </w:rPr>
+        <w:t xml:space="preserve">а) </w:t>
+      </w:r>
+      <w:proofErr w:type="spellStart"/>
+      <w:r>
+        <w:rPr>
+          <w:rFonts w:ascii="Times New Roman" w:hAnsi="Times New Roman" w:cs="Times New Roman"/>
+          <w:sz w:val="28"/>
+          <w:szCs w:val="28"/>
+        </w:rPr>
+        <w:t>вузол</w:t>
+      </w:r>
+      <w:proofErr w:type="spellEnd"/>
+      <w:r>
+        <w:rPr>
+          <w:rFonts w:ascii="Times New Roman" w:hAnsi="Times New Roman" w:cs="Times New Roman"/>
+          <w:sz w:val="28"/>
+          <w:szCs w:val="28"/>
+        </w:rPr>
+        <w:t xml:space="preserve">, з </w:t>
+      </w:r>
+      <w:proofErr w:type="spellStart"/>
+      <w:r>
+        <w:rPr>
+          <w:rFonts w:ascii="Times New Roman" w:hAnsi="Times New Roman" w:cs="Times New Roman"/>
+          <w:sz w:val="28"/>
+          <w:szCs w:val="28"/>
+        </w:rPr>
+        <w:t>якого</w:t>
+      </w:r>
+      <w:proofErr w:type="spellEnd"/>
+      <w:r>
+        <w:rPr>
+          <w:rFonts w:ascii="Times New Roman" w:hAnsi="Times New Roman" w:cs="Times New Roman"/>
+          <w:sz w:val="28"/>
+          <w:szCs w:val="28"/>
+        </w:rPr>
+        <w:t xml:space="preserve"> </w:t>
+      </w:r>
+      <w:proofErr w:type="spellStart"/>
+      <w:r>
+        <w:rPr>
+          <w:rFonts w:ascii="Times New Roman" w:hAnsi="Times New Roman" w:cs="Times New Roman"/>
+          <w:sz w:val="28"/>
+          <w:szCs w:val="28"/>
+        </w:rPr>
+        <w:t>немаж</w:t>
+      </w:r>
+      <w:proofErr w:type="spellEnd"/>
+      <w:r>
+        <w:rPr>
+          <w:rFonts w:ascii="Times New Roman" w:hAnsi="Times New Roman" w:cs="Times New Roman"/>
+          <w:sz w:val="28"/>
+          <w:szCs w:val="28"/>
+        </w:rPr>
+        <w:t xml:space="preserve"> </w:t>
+      </w:r>
+      <w:proofErr w:type="spellStart"/>
+      <w:r>
+        <w:rPr>
+          <w:rFonts w:ascii="Times New Roman" w:hAnsi="Times New Roman" w:cs="Times New Roman"/>
+          <w:sz w:val="28"/>
+          <w:szCs w:val="28"/>
+        </w:rPr>
+        <w:t>жодної</w:t>
+      </w:r>
+      <w:proofErr w:type="spellEnd"/>
+      <w:r>
+        <w:rPr>
+          <w:rFonts w:ascii="Times New Roman" w:hAnsi="Times New Roman" w:cs="Times New Roman"/>
+          <w:sz w:val="28"/>
+          <w:szCs w:val="28"/>
+        </w:rPr>
+        <w:t xml:space="preserve"> дуги;</w:t>
+      </w:r>
+    </w:p>
+    <w:p>
+      <w:pPr>
+        <w:rPr>
+          <w:rFonts w:ascii="Times New Roman" w:hAnsi="Times New Roman" w:cs="Times New Roman"/>
+          <w:b/>
+          <w:bCs/>
+          <w:sz w:val="28"/>
+          <w:szCs w:val="28"/>
+        </w:rPr>
+      </w:pPr>
+      <w:r>
+        <w:rPr>
+          <w:rFonts w:ascii="Times New Roman" w:hAnsi="Times New Roman" w:cs="Times New Roman"/>
+          <w:b/>
+          <w:bCs/>
+          <w:sz w:val="28"/>
+          <w:szCs w:val="28"/>
+        </w:rPr>
+        <w:t xml:space="preserve">б) </w:t>
+      </w:r>
+      <w:proofErr w:type="spellStart"/>
+      <w:r>
+        <w:rPr>
+          <w:rFonts w:ascii="Times New Roman" w:hAnsi="Times New Roman" w:cs="Times New Roman"/>
+          <w:b/>
+          <w:bCs/>
+          <w:sz w:val="28"/>
+          <w:szCs w:val="28"/>
+        </w:rPr>
+        <w:t>вузол</w:t>
+      </w:r>
+      <w:proofErr w:type="spellEnd"/>
+      <w:r>
+        <w:rPr>
+          <w:rFonts w:ascii="Times New Roman" w:hAnsi="Times New Roman" w:cs="Times New Roman"/>
+          <w:b/>
+          <w:bCs/>
+          <w:sz w:val="28"/>
+          <w:szCs w:val="28"/>
+        </w:rPr>
+        <w:t xml:space="preserve">, </w:t>
+      </w:r>
+      <w:proofErr w:type="spellStart"/>
+      <w:r>
+        <w:rPr>
+          <w:rFonts w:ascii="Times New Roman" w:hAnsi="Times New Roman" w:cs="Times New Roman"/>
+          <w:b/>
+          <w:bCs/>
+          <w:sz w:val="28"/>
+          <w:szCs w:val="28"/>
+        </w:rPr>
+        <w:t>який</w:t>
+      </w:r>
+      <w:proofErr w:type="spellEnd"/>
+      <w:r>
+        <w:rPr>
+          <w:rFonts w:ascii="Times New Roman" w:hAnsi="Times New Roman" w:cs="Times New Roman"/>
+          <w:b/>
+          <w:bCs/>
+          <w:sz w:val="28"/>
+          <w:szCs w:val="28"/>
+        </w:rPr>
+        <w:t xml:space="preserve"> </w:t>
+      </w:r>
+      <w:proofErr w:type="spellStart"/>
+      <w:r>
+        <w:rPr>
+          <w:rFonts w:ascii="Times New Roman" w:hAnsi="Times New Roman" w:cs="Times New Roman"/>
+          <w:b/>
+          <w:bCs/>
+          <w:sz w:val="28"/>
+          <w:szCs w:val="28"/>
+        </w:rPr>
+        <w:t>має</w:t>
+      </w:r>
+      <w:proofErr w:type="spellEnd"/>
+      <w:r>
+        <w:rPr>
+          <w:rFonts w:ascii="Times New Roman" w:hAnsi="Times New Roman" w:cs="Times New Roman"/>
+          <w:b/>
+          <w:bCs/>
+          <w:sz w:val="28"/>
+          <w:szCs w:val="28"/>
+        </w:rPr>
+        <w:t xml:space="preserve"> </w:t>
+      </w:r>
+      <w:proofErr w:type="spellStart"/>
+      <w:r>
+        <w:rPr>
+          <w:rFonts w:ascii="Times New Roman" w:hAnsi="Times New Roman" w:cs="Times New Roman"/>
+          <w:b/>
+          <w:bCs/>
+          <w:sz w:val="28"/>
+          <w:szCs w:val="28"/>
+        </w:rPr>
+        <w:t>нащадків</w:t>
+      </w:r>
+      <w:proofErr w:type="spellEnd"/>
+      <w:r>
+        <w:rPr>
+          <w:rFonts w:ascii="Times New Roman" w:hAnsi="Times New Roman" w:cs="Times New Roman"/>
+          <w:b/>
+          <w:bCs/>
+          <w:sz w:val="28"/>
+          <w:szCs w:val="28"/>
+        </w:rPr>
+        <w:t xml:space="preserve"> і не </w:t>
+      </w:r>
+      <w:proofErr w:type="spellStart"/>
+      <w:r>
+        <w:rPr>
+          <w:rFonts w:ascii="Times New Roman" w:hAnsi="Times New Roman" w:cs="Times New Roman"/>
+          <w:b/>
+          <w:bCs/>
+          <w:sz w:val="28"/>
+          <w:szCs w:val="28"/>
+        </w:rPr>
+        <w:t>має</w:t>
+      </w:r>
+      <w:proofErr w:type="spellEnd"/>
+      <w:r>
+        <w:rPr>
+          <w:rFonts w:ascii="Times New Roman" w:hAnsi="Times New Roman" w:cs="Times New Roman"/>
+          <w:b/>
+          <w:bCs/>
+          <w:sz w:val="28"/>
+          <w:szCs w:val="28"/>
+        </w:rPr>
+        <w:t xml:space="preserve"> </w:t>
+      </w:r>
+      <w:proofErr w:type="spellStart"/>
+      <w:r>
+        <w:rPr>
+          <w:rFonts w:ascii="Times New Roman" w:hAnsi="Times New Roman" w:cs="Times New Roman"/>
+          <w:b/>
+          <w:bCs/>
+          <w:sz w:val="28"/>
+          <w:szCs w:val="28"/>
+        </w:rPr>
+        <w:t>предків</w:t>
+      </w:r>
+      <w:proofErr w:type="spellEnd"/>
+      <w:r>
+        <w:rPr>
+          <w:rFonts w:ascii="Times New Roman" w:hAnsi="Times New Roman" w:cs="Times New Roman"/>
+          <w:b/>
+          <w:bCs/>
+          <w:sz w:val="28"/>
+          <w:szCs w:val="28"/>
+        </w:rPr>
+        <w:t>;</w:t>
+      </w:r>
+    </w:p>
+    <w:p>
+      <w:pPr>
+        <w:rPr>
+          <w:rFonts w:ascii="Times New Roman" w:hAnsi="Times New Roman" w:cs="Times New Roman"/>
+          <w:sz w:val="28"/>
+          <w:szCs w:val="28"/>
+        </w:rPr>
+      </w:pPr>
+      <w:r>
+        <w:rPr>
+          <w:rFonts w:ascii="Times New Roman" w:hAnsi="Times New Roman" w:cs="Times New Roman"/>
+          <w:sz w:val="28"/>
+          <w:szCs w:val="28"/>
+        </w:rPr>
+        <w:t xml:space="preserve">в) </w:t>
+      </w:r>
+      <w:proofErr w:type="spellStart"/>
+      <w:r>
+        <w:rPr>
+          <w:rFonts w:ascii="Times New Roman" w:hAnsi="Times New Roman" w:cs="Times New Roman"/>
+          <w:sz w:val="28"/>
+          <w:szCs w:val="28"/>
+        </w:rPr>
+        <w:t>вузол</w:t>
+      </w:r>
+      <w:proofErr w:type="spellEnd"/>
+      <w:r>
+        <w:rPr>
+          <w:rFonts w:ascii="Times New Roman" w:hAnsi="Times New Roman" w:cs="Times New Roman"/>
+          <w:sz w:val="28"/>
+          <w:szCs w:val="28"/>
+        </w:rPr>
+        <w:t xml:space="preserve">, </w:t>
+      </w:r>
+      <w:proofErr w:type="spellStart"/>
+      <w:r>
+        <w:rPr>
+          <w:rFonts w:ascii="Times New Roman" w:hAnsi="Times New Roman" w:cs="Times New Roman"/>
+          <w:sz w:val="28"/>
+          <w:szCs w:val="28"/>
+        </w:rPr>
+        <w:t>який</w:t>
+      </w:r>
+      <w:proofErr w:type="spellEnd"/>
+      <w:r>
+        <w:rPr>
+          <w:rFonts w:ascii="Times New Roman" w:hAnsi="Times New Roman" w:cs="Times New Roman"/>
+          <w:sz w:val="28"/>
+          <w:szCs w:val="28"/>
+        </w:rPr>
+        <w:t xml:space="preserve"> </w:t>
+      </w:r>
+      <w:proofErr w:type="spellStart"/>
+      <w:r>
+        <w:rPr>
+          <w:rFonts w:ascii="Times New Roman" w:hAnsi="Times New Roman" w:cs="Times New Roman"/>
+          <w:sz w:val="28"/>
+          <w:szCs w:val="28"/>
+        </w:rPr>
+        <w:t>має</w:t>
+      </w:r>
+      <w:proofErr w:type="spellEnd"/>
+      <w:r>
+        <w:rPr>
+          <w:rFonts w:ascii="Times New Roman" w:hAnsi="Times New Roman" w:cs="Times New Roman"/>
+          <w:sz w:val="28"/>
+          <w:szCs w:val="28"/>
+        </w:rPr>
+        <w:t xml:space="preserve"> </w:t>
+      </w:r>
+      <w:proofErr w:type="spellStart"/>
+      <w:r>
+        <w:rPr>
+          <w:rFonts w:ascii="Times New Roman" w:hAnsi="Times New Roman" w:cs="Times New Roman"/>
+          <w:sz w:val="28"/>
+          <w:szCs w:val="28"/>
+        </w:rPr>
+        <w:t>предків</w:t>
+      </w:r>
+      <w:proofErr w:type="spellEnd"/>
+      <w:r>
+        <w:rPr>
+          <w:rFonts w:ascii="Times New Roman" w:hAnsi="Times New Roman" w:cs="Times New Roman"/>
+          <w:sz w:val="28"/>
+          <w:szCs w:val="28"/>
+        </w:rPr>
+        <w:t xml:space="preserve"> і не </w:t>
+      </w:r>
+      <w:proofErr w:type="spellStart"/>
+      <w:r>
+        <w:rPr>
+          <w:rFonts w:ascii="Times New Roman" w:hAnsi="Times New Roman" w:cs="Times New Roman"/>
+          <w:sz w:val="28"/>
+          <w:szCs w:val="28"/>
+        </w:rPr>
+        <w:t>має</w:t>
+      </w:r>
+      <w:proofErr w:type="spellEnd"/>
+      <w:r>
+        <w:rPr>
+          <w:rFonts w:ascii="Times New Roman" w:hAnsi="Times New Roman" w:cs="Times New Roman"/>
+          <w:sz w:val="28"/>
+          <w:szCs w:val="28"/>
+        </w:rPr>
+        <w:t xml:space="preserve"> </w:t>
+      </w:r>
+      <w:proofErr w:type="spellStart"/>
+      <w:r>
+        <w:rPr>
+          <w:rFonts w:ascii="Times New Roman" w:hAnsi="Times New Roman" w:cs="Times New Roman"/>
+          <w:sz w:val="28"/>
+          <w:szCs w:val="28"/>
+        </w:rPr>
+        <w:t>нащадків</w:t>
+      </w:r>
+      <w:proofErr w:type="spellEnd"/>
+      <w:r>
+        <w:rPr>
+          <w:rFonts w:ascii="Times New Roman" w:hAnsi="Times New Roman" w:cs="Times New Roman"/>
+          <w:sz w:val="28"/>
+          <w:szCs w:val="28"/>
+        </w:rPr>
+        <w:t>;</w:t>
+      </w:r>
+    </w:p>
+    <w:p>
+      <w:pPr>
+        <w:rPr>
+          <w:rFonts w:ascii="Times New Roman" w:hAnsi="Times New Roman" w:cs="Times New Roman"/>
+          <w:b/>
+          <w:bCs/>
+          <w:sz w:val="28"/>
+          <w:szCs w:val="28"/>
+        </w:rPr>
+      </w:pPr>
+      <w:r>
+        <w:rPr>
+          <w:rFonts w:ascii="Times New Roman" w:hAnsi="Times New Roman" w:cs="Times New Roman"/>
+          <w:b/>
+          <w:bCs/>
+          <w:sz w:val="28"/>
+          <w:szCs w:val="28"/>
+        </w:rPr>
+        <w:t xml:space="preserve">г) </w:t>
+      </w:r>
+      <w:proofErr w:type="spellStart"/>
+      <w:r>
+        <w:rPr>
+          <w:rFonts w:ascii="Times New Roman" w:hAnsi="Times New Roman" w:cs="Times New Roman"/>
+          <w:b/>
+          <w:bCs/>
+          <w:sz w:val="28"/>
+          <w:szCs w:val="28"/>
+        </w:rPr>
+        <w:t>вузол</w:t>
+      </w:r>
+      <w:proofErr w:type="spellEnd"/>
+      <w:r>
+        <w:rPr>
+          <w:rFonts w:ascii="Times New Roman" w:hAnsi="Times New Roman" w:cs="Times New Roman"/>
+          <w:b/>
+          <w:bCs/>
+          <w:sz w:val="28"/>
+          <w:szCs w:val="28"/>
+        </w:rPr>
+        <w:t xml:space="preserve">, </w:t>
+      </w:r>
+      <w:proofErr w:type="spellStart"/>
+      <w:r>
+        <w:rPr>
+          <w:rFonts w:ascii="Times New Roman" w:hAnsi="Times New Roman" w:cs="Times New Roman"/>
+          <w:b/>
+          <w:bCs/>
+          <w:sz w:val="28"/>
+          <w:szCs w:val="28"/>
+        </w:rPr>
+        <w:t>рівень</w:t>
+      </w:r>
+      <w:proofErr w:type="spellEnd"/>
+      <w:r>
+        <w:rPr>
+          <w:rFonts w:ascii="Times New Roman" w:hAnsi="Times New Roman" w:cs="Times New Roman"/>
+          <w:b/>
+          <w:bCs/>
+          <w:sz w:val="28"/>
+          <w:szCs w:val="28"/>
+        </w:rPr>
+        <w:t xml:space="preserve"> </w:t>
+      </w:r>
+      <w:proofErr w:type="spellStart"/>
+      <w:r>
+        <w:rPr>
+          <w:rFonts w:ascii="Times New Roman" w:hAnsi="Times New Roman" w:cs="Times New Roman"/>
+          <w:b/>
+          <w:bCs/>
+          <w:sz w:val="28"/>
+          <w:szCs w:val="28"/>
+        </w:rPr>
+        <w:t>якого</w:t>
+      </w:r>
+      <w:proofErr w:type="spellEnd"/>
+      <w:r>
+        <w:rPr>
+          <w:rFonts w:ascii="Times New Roman" w:hAnsi="Times New Roman" w:cs="Times New Roman"/>
+          <w:b/>
+          <w:bCs/>
+          <w:sz w:val="28"/>
+          <w:szCs w:val="28"/>
+        </w:rPr>
+        <w:t xml:space="preserve"> </w:t>
+      </w:r>
+      <w:proofErr w:type="spellStart"/>
+      <w:r>
+        <w:rPr>
+          <w:rFonts w:ascii="Times New Roman" w:hAnsi="Times New Roman" w:cs="Times New Roman"/>
+          <w:b/>
+          <w:bCs/>
+          <w:sz w:val="28"/>
+          <w:szCs w:val="28"/>
+        </w:rPr>
+        <w:t>рівний</w:t>
+      </w:r>
+      <w:proofErr w:type="spellEnd"/>
+      <w:r>
+        <w:rPr>
+          <w:rFonts w:ascii="Times New Roman" w:hAnsi="Times New Roman" w:cs="Times New Roman"/>
+          <w:b/>
+          <w:bCs/>
+          <w:sz w:val="28"/>
+          <w:szCs w:val="28"/>
+        </w:rPr>
+        <w:t xml:space="preserve"> </w:t>
+      </w:r>
+      <w:proofErr w:type="spellStart"/>
+      <w:r>
+        <w:rPr>
+          <w:rFonts w:ascii="Times New Roman" w:hAnsi="Times New Roman" w:cs="Times New Roman"/>
+          <w:b/>
+          <w:bCs/>
+          <w:sz w:val="28"/>
+          <w:szCs w:val="28"/>
+        </w:rPr>
+        <w:t>одиниці</w:t>
+      </w:r>
+      <w:proofErr w:type="spellEnd"/>
+      <w:r>
+        <w:rPr>
+          <w:rFonts w:ascii="Times New Roman" w:hAnsi="Times New Roman" w:cs="Times New Roman"/>
+          <w:b/>
+          <w:bCs/>
+          <w:sz w:val="28"/>
+          <w:szCs w:val="28"/>
+        </w:rPr>
+        <w:t>;</w:t>
+      </w:r>
+    </w:p>
+    <w:p>
+      <w:pPr>
+        <w:rPr>
+          <w:rFonts w:ascii="Times New Roman" w:hAnsi="Times New Roman" w:cs="Times New Roman"/>
+          <w:sz w:val="28"/>
+          <w:szCs w:val="28"/>
+        </w:rPr>
+      </w:pPr>
+      <w:r>
+        <w:rPr>
+          <w:rFonts w:ascii="Times New Roman" w:hAnsi="Times New Roman" w:cs="Times New Roman"/>
+          <w:sz w:val="28"/>
+          <w:szCs w:val="28"/>
+        </w:rPr>
+        <w:t xml:space="preserve">д) </w:t>
+      </w:r>
+      <w:proofErr w:type="spellStart"/>
+      <w:r>
+        <w:rPr>
+          <w:rFonts w:ascii="Times New Roman" w:hAnsi="Times New Roman" w:cs="Times New Roman"/>
+          <w:sz w:val="28"/>
+          <w:szCs w:val="28"/>
+        </w:rPr>
+        <w:t>вузол</w:t>
+      </w:r>
+      <w:proofErr w:type="spellEnd"/>
+      <w:r>
+        <w:rPr>
+          <w:rFonts w:ascii="Times New Roman" w:hAnsi="Times New Roman" w:cs="Times New Roman"/>
+          <w:sz w:val="28"/>
+          <w:szCs w:val="28"/>
+        </w:rPr>
+        <w:t xml:space="preserve">, </w:t>
+      </w:r>
+      <w:proofErr w:type="spellStart"/>
+      <w:r>
+        <w:rPr>
+          <w:rFonts w:ascii="Times New Roman" w:hAnsi="Times New Roman" w:cs="Times New Roman"/>
+          <w:sz w:val="28"/>
+          <w:szCs w:val="28"/>
+        </w:rPr>
+        <w:t>ступінь</w:t>
+      </w:r>
+      <w:proofErr w:type="spellEnd"/>
+      <w:r>
+        <w:rPr>
+          <w:rFonts w:ascii="Times New Roman" w:hAnsi="Times New Roman" w:cs="Times New Roman"/>
+          <w:sz w:val="28"/>
+          <w:szCs w:val="28"/>
+        </w:rPr>
+        <w:t xml:space="preserve"> </w:t>
+      </w:r>
+      <w:proofErr w:type="spellStart"/>
+      <w:r>
+        <w:rPr>
+          <w:rFonts w:ascii="Times New Roman" w:hAnsi="Times New Roman" w:cs="Times New Roman"/>
+          <w:sz w:val="28"/>
+          <w:szCs w:val="28"/>
+        </w:rPr>
+        <w:t>якого</w:t>
+      </w:r>
+      <w:proofErr w:type="spellEnd"/>
+      <w:r>
+        <w:rPr>
+          <w:rFonts w:ascii="Times New Roman" w:hAnsi="Times New Roman" w:cs="Times New Roman"/>
+          <w:sz w:val="28"/>
+          <w:szCs w:val="28"/>
+        </w:rPr>
+        <w:t xml:space="preserve"> </w:t>
+      </w:r>
+      <w:proofErr w:type="spellStart"/>
+      <w:r>
+        <w:rPr>
+          <w:rFonts w:ascii="Times New Roman" w:hAnsi="Times New Roman" w:cs="Times New Roman"/>
+          <w:sz w:val="28"/>
+          <w:szCs w:val="28"/>
+        </w:rPr>
+        <w:t>рівний</w:t>
+      </w:r>
+      <w:proofErr w:type="spellEnd"/>
+      <w:r>
+        <w:rPr>
+          <w:rFonts w:ascii="Times New Roman" w:hAnsi="Times New Roman" w:cs="Times New Roman"/>
+          <w:sz w:val="28"/>
+          <w:szCs w:val="28"/>
+        </w:rPr>
+        <w:t xml:space="preserve"> </w:t>
+      </w:r>
+      <w:proofErr w:type="spellStart"/>
+      <w:r>
+        <w:rPr>
+          <w:rFonts w:ascii="Times New Roman" w:hAnsi="Times New Roman" w:cs="Times New Roman"/>
+          <w:sz w:val="28"/>
+          <w:szCs w:val="28"/>
+        </w:rPr>
+        <w:t>нулеві</w:t>
+      </w:r>
+      <w:proofErr w:type="spellEnd"/>
+      <w:r>
+        <w:rPr>
+          <w:rFonts w:ascii="Times New Roman" w:hAnsi="Times New Roman" w:cs="Times New Roman"/>
+          <w:sz w:val="28"/>
+          <w:szCs w:val="28"/>
+        </w:rPr>
+        <w:t>.</w:t>
+      </w:r>
+    </w:p>
+    <w:p>
+      <w:pPr>
+        <w:rPr>
+          <w:rFonts w:ascii="Times New Roman" w:hAnsi="Times New Roman" w:cs="Times New Roman"/>
+          <w:sz w:val="28"/>
+          <w:szCs w:val="28"/>
+          <w:lang w:val="en-US"/>
+        </w:rPr>
+      </w:pPr>
+    </w:p>
+    <w:p>
+      <w:pPr>
+        <w:rPr>
+          <w:rFonts w:ascii="Times New Roman" w:hAnsi="Times New Roman" w:cs="Times New Roman"/>
+          <w:sz w:val="28"/>
+          <w:szCs w:val="28"/>
+        </w:rPr>
+      </w:pPr>
+      <w:r>
+        <w:rPr>
+          <w:rFonts w:ascii="Times New Roman" w:hAnsi="Times New Roman" w:cs="Times New Roman"/>
+          <w:sz w:val="28"/>
+          <w:szCs w:val="28"/>
+        </w:rPr>
+        <w:t>4. Л</w:t>
+      </w:r>
+      <w:proofErr w:type="spellStart"/>
+      <w:r>
+        <w:rPr>
+          <w:rFonts w:ascii="Times New Roman" w:hAnsi="Times New Roman" w:cs="Times New Roman"/>
+          <w:sz w:val="28"/>
+          <w:szCs w:val="28"/>
+        </w:rPr>
+        <w:t>источок</w:t>
+      </w:r>
+      <w:proofErr w:type="spellEnd"/>
+      <w:r>
+        <w:rPr>
+          <w:rFonts w:ascii="Times New Roman" w:hAnsi="Times New Roman" w:cs="Times New Roman"/>
+          <w:sz w:val="28"/>
+          <w:szCs w:val="28"/>
+        </w:rPr>
+        <w:t xml:space="preserve"> - </w:t>
+      </w:r>
+      <w:proofErr w:type="spellStart"/>
+      <w:r>
+        <w:rPr>
+          <w:rFonts w:ascii="Times New Roman" w:hAnsi="Times New Roman" w:cs="Times New Roman"/>
+          <w:sz w:val="28"/>
+          <w:szCs w:val="28"/>
+        </w:rPr>
+        <w:t>це</w:t>
+      </w:r>
+      <w:proofErr w:type="spellEnd"/>
+      <w:r>
+        <w:rPr>
+          <w:rFonts w:ascii="Times New Roman" w:hAnsi="Times New Roman" w:cs="Times New Roman"/>
+          <w:sz w:val="28"/>
+          <w:szCs w:val="28"/>
+        </w:rPr>
+        <w:t>:</w:t>
+      </w:r>
+    </w:p>
+    <w:p>
+      <w:pPr>
+        <w:rPr>
+          <w:rFonts w:ascii="Times New Roman" w:hAnsi="Times New Roman" w:cs="Times New Roman"/>
+          <w:b/>
+          <w:bCs/>
+          <w:sz w:val="28"/>
+          <w:szCs w:val="28"/>
+        </w:rPr>
+      </w:pPr>
+      <w:r>
+        <w:rPr>
+          <w:rFonts w:ascii="Times New Roman" w:hAnsi="Times New Roman" w:cs="Times New Roman"/>
+          <w:b/>
+          <w:bCs/>
+          <w:sz w:val="28"/>
+          <w:szCs w:val="28"/>
+        </w:rPr>
+        <w:t xml:space="preserve">а) </w:t>
+      </w:r>
+      <w:proofErr w:type="spellStart"/>
+      <w:r>
+        <w:rPr>
+          <w:rFonts w:ascii="Times New Roman" w:hAnsi="Times New Roman" w:cs="Times New Roman"/>
+          <w:b/>
+          <w:bCs/>
+          <w:sz w:val="28"/>
+          <w:szCs w:val="28"/>
+        </w:rPr>
+        <w:t>вузол</w:t>
+      </w:r>
+      <w:proofErr w:type="spellEnd"/>
+      <w:r>
+        <w:rPr>
+          <w:rFonts w:ascii="Times New Roman" w:hAnsi="Times New Roman" w:cs="Times New Roman"/>
+          <w:b/>
+          <w:bCs/>
+          <w:sz w:val="28"/>
+          <w:szCs w:val="28"/>
+        </w:rPr>
+        <w:t xml:space="preserve">, з </w:t>
+      </w:r>
+      <w:proofErr w:type="spellStart"/>
+      <w:r>
+        <w:rPr>
+          <w:rFonts w:ascii="Times New Roman" w:hAnsi="Times New Roman" w:cs="Times New Roman"/>
+          <w:b/>
+          <w:bCs/>
+          <w:sz w:val="28"/>
+          <w:szCs w:val="28"/>
+        </w:rPr>
+        <w:t>якого</w:t>
+      </w:r>
+      <w:proofErr w:type="spellEnd"/>
+      <w:r>
+        <w:rPr>
+          <w:rFonts w:ascii="Times New Roman" w:hAnsi="Times New Roman" w:cs="Times New Roman"/>
+          <w:b/>
+          <w:bCs/>
+          <w:sz w:val="28"/>
+          <w:szCs w:val="28"/>
+        </w:rPr>
+        <w:t xml:space="preserve"> </w:t>
+      </w:r>
+      <w:proofErr w:type="spellStart"/>
+      <w:r>
+        <w:rPr>
+          <w:rFonts w:ascii="Times New Roman" w:hAnsi="Times New Roman" w:cs="Times New Roman"/>
+          <w:b/>
+          <w:bCs/>
+          <w:sz w:val="28"/>
+          <w:szCs w:val="28"/>
+        </w:rPr>
+        <w:t>немає</w:t>
+      </w:r>
+      <w:proofErr w:type="spellEnd"/>
+      <w:r>
+        <w:rPr>
+          <w:rFonts w:ascii="Times New Roman" w:hAnsi="Times New Roman" w:cs="Times New Roman"/>
+          <w:b/>
+          <w:bCs/>
+          <w:sz w:val="28"/>
+          <w:szCs w:val="28"/>
+        </w:rPr>
+        <w:t xml:space="preserve"> </w:t>
+      </w:r>
+      <w:proofErr w:type="spellStart"/>
+      <w:r>
+        <w:rPr>
+          <w:rFonts w:ascii="Times New Roman" w:hAnsi="Times New Roman" w:cs="Times New Roman"/>
+          <w:b/>
+          <w:bCs/>
+          <w:sz w:val="28"/>
+          <w:szCs w:val="28"/>
+        </w:rPr>
+        <w:t>жодної</w:t>
+      </w:r>
+      <w:proofErr w:type="spellEnd"/>
+      <w:r>
+        <w:rPr>
+          <w:rFonts w:ascii="Times New Roman" w:hAnsi="Times New Roman" w:cs="Times New Roman"/>
+          <w:b/>
+          <w:bCs/>
+          <w:sz w:val="28"/>
+          <w:szCs w:val="28"/>
+        </w:rPr>
+        <w:t xml:space="preserve"> дуги;</w:t>
+      </w:r>
+    </w:p>
+    <w:p>
+      <w:pPr>
+        <w:rPr>
+          <w:rFonts w:ascii="Times New Roman" w:hAnsi="Times New Roman" w:cs="Times New Roman"/>
+          <w:sz w:val="28"/>
+          <w:szCs w:val="28"/>
+        </w:rPr>
+      </w:pPr>
+      <w:r>
+        <w:rPr>
+          <w:rFonts w:ascii="Times New Roman" w:hAnsi="Times New Roman" w:cs="Times New Roman"/>
+          <w:sz w:val="28"/>
+          <w:szCs w:val="28"/>
+        </w:rPr>
+        <w:t xml:space="preserve">б) </w:t>
+      </w:r>
+      <w:proofErr w:type="spellStart"/>
+      <w:r>
+        <w:rPr>
+          <w:rFonts w:ascii="Times New Roman" w:hAnsi="Times New Roman" w:cs="Times New Roman"/>
+          <w:sz w:val="28"/>
+          <w:szCs w:val="28"/>
+        </w:rPr>
+        <w:t>вузол</w:t>
+      </w:r>
+      <w:proofErr w:type="spellEnd"/>
+      <w:r>
+        <w:rPr>
+          <w:rFonts w:ascii="Times New Roman" w:hAnsi="Times New Roman" w:cs="Times New Roman"/>
+          <w:sz w:val="28"/>
+          <w:szCs w:val="28"/>
+        </w:rPr>
+        <w:t xml:space="preserve">, </w:t>
+      </w:r>
+      <w:proofErr w:type="spellStart"/>
+      <w:r>
+        <w:rPr>
+          <w:rFonts w:ascii="Times New Roman" w:hAnsi="Times New Roman" w:cs="Times New Roman"/>
+          <w:sz w:val="28"/>
+          <w:szCs w:val="28"/>
+        </w:rPr>
+        <w:t>який</w:t>
+      </w:r>
+      <w:proofErr w:type="spellEnd"/>
+      <w:r>
+        <w:rPr>
+          <w:rFonts w:ascii="Times New Roman" w:hAnsi="Times New Roman" w:cs="Times New Roman"/>
+          <w:sz w:val="28"/>
+          <w:szCs w:val="28"/>
+        </w:rPr>
+        <w:t xml:space="preserve"> </w:t>
+      </w:r>
+      <w:proofErr w:type="spellStart"/>
+      <w:r>
+        <w:rPr>
+          <w:rFonts w:ascii="Times New Roman" w:hAnsi="Times New Roman" w:cs="Times New Roman"/>
+          <w:sz w:val="28"/>
+          <w:szCs w:val="28"/>
+        </w:rPr>
+        <w:t>має</w:t>
+      </w:r>
+      <w:proofErr w:type="spellEnd"/>
+      <w:r>
+        <w:rPr>
+          <w:rFonts w:ascii="Times New Roman" w:hAnsi="Times New Roman" w:cs="Times New Roman"/>
+          <w:sz w:val="28"/>
+          <w:szCs w:val="28"/>
+        </w:rPr>
+        <w:t xml:space="preserve"> </w:t>
+      </w:r>
+      <w:proofErr w:type="spellStart"/>
+      <w:r>
+        <w:rPr>
+          <w:rFonts w:ascii="Times New Roman" w:hAnsi="Times New Roman" w:cs="Times New Roman"/>
+          <w:sz w:val="28"/>
+          <w:szCs w:val="28"/>
+        </w:rPr>
+        <w:t>нащадків</w:t>
+      </w:r>
+      <w:proofErr w:type="spellEnd"/>
+      <w:r>
+        <w:rPr>
+          <w:rFonts w:ascii="Times New Roman" w:hAnsi="Times New Roman" w:cs="Times New Roman"/>
+          <w:sz w:val="28"/>
+          <w:szCs w:val="28"/>
+        </w:rPr>
+        <w:t xml:space="preserve"> і не </w:t>
+      </w:r>
+      <w:proofErr w:type="spellStart"/>
+      <w:r>
+        <w:rPr>
+          <w:rFonts w:ascii="Times New Roman" w:hAnsi="Times New Roman" w:cs="Times New Roman"/>
+          <w:sz w:val="28"/>
+          <w:szCs w:val="28"/>
+        </w:rPr>
+        <w:t>має</w:t>
+      </w:r>
+      <w:proofErr w:type="spellEnd"/>
+      <w:r>
+        <w:rPr>
+          <w:rFonts w:ascii="Times New Roman" w:hAnsi="Times New Roman" w:cs="Times New Roman"/>
+          <w:sz w:val="28"/>
+          <w:szCs w:val="28"/>
+        </w:rPr>
+        <w:t xml:space="preserve"> </w:t>
+      </w:r>
+      <w:proofErr w:type="spellStart"/>
+      <w:r>
+        <w:rPr>
+          <w:rFonts w:ascii="Times New Roman" w:hAnsi="Times New Roman" w:cs="Times New Roman"/>
+          <w:sz w:val="28"/>
+          <w:szCs w:val="28"/>
+        </w:rPr>
+        <w:t>предків</w:t>
+      </w:r>
+      <w:proofErr w:type="spellEnd"/>
+      <w:r>
+        <w:rPr>
+          <w:rFonts w:ascii="Times New Roman" w:hAnsi="Times New Roman" w:cs="Times New Roman"/>
+          <w:sz w:val="28"/>
+          <w:szCs w:val="28"/>
+        </w:rPr>
+        <w:t>;</w:t>
+      </w:r>
+    </w:p>
+    <w:p>
+      <w:pPr>
+        <w:rPr>
+          <w:rFonts w:ascii="Times New Roman" w:hAnsi="Times New Roman" w:cs="Times New Roman"/>
+          <w:b/>
+          <w:bCs/>
+          <w:sz w:val="28"/>
+          <w:szCs w:val="28"/>
+        </w:rPr>
+      </w:pPr>
+      <w:r>
+        <w:rPr>
+          <w:rFonts w:ascii="Times New Roman" w:hAnsi="Times New Roman" w:cs="Times New Roman"/>
+          <w:b/>
+          <w:bCs/>
+          <w:sz w:val="28"/>
+          <w:szCs w:val="28"/>
+        </w:rPr>
+        <w:t xml:space="preserve">в) </w:t>
+      </w:r>
+      <w:proofErr w:type="spellStart"/>
+      <w:r>
+        <w:rPr>
+          <w:rFonts w:ascii="Times New Roman" w:hAnsi="Times New Roman" w:cs="Times New Roman"/>
+          <w:b/>
+          <w:bCs/>
+          <w:sz w:val="28"/>
+          <w:szCs w:val="28"/>
+        </w:rPr>
+        <w:t>вузол</w:t>
+      </w:r>
+      <w:proofErr w:type="spellEnd"/>
+      <w:r>
+        <w:rPr>
+          <w:rFonts w:ascii="Times New Roman" w:hAnsi="Times New Roman" w:cs="Times New Roman"/>
+          <w:b/>
+          <w:bCs/>
+          <w:sz w:val="28"/>
+          <w:szCs w:val="28"/>
+        </w:rPr>
+        <w:t xml:space="preserve">, </w:t>
+      </w:r>
+      <w:proofErr w:type="spellStart"/>
+      <w:r>
+        <w:rPr>
+          <w:rFonts w:ascii="Times New Roman" w:hAnsi="Times New Roman" w:cs="Times New Roman"/>
+          <w:b/>
+          <w:bCs/>
+          <w:sz w:val="28"/>
+          <w:szCs w:val="28"/>
+        </w:rPr>
+        <w:t>який</w:t>
+      </w:r>
+      <w:proofErr w:type="spellEnd"/>
+      <w:r>
+        <w:rPr>
+          <w:rFonts w:ascii="Times New Roman" w:hAnsi="Times New Roman" w:cs="Times New Roman"/>
+          <w:b/>
+          <w:bCs/>
+          <w:sz w:val="28"/>
+          <w:szCs w:val="28"/>
+        </w:rPr>
+        <w:t xml:space="preserve"> </w:t>
+      </w:r>
+      <w:proofErr w:type="spellStart"/>
+      <w:r>
+        <w:rPr>
+          <w:rFonts w:ascii="Times New Roman" w:hAnsi="Times New Roman" w:cs="Times New Roman"/>
+          <w:b/>
+          <w:bCs/>
+          <w:sz w:val="28"/>
+          <w:szCs w:val="28"/>
+        </w:rPr>
+        <w:t>має</w:t>
+      </w:r>
+      <w:proofErr w:type="spellEnd"/>
+      <w:r>
+        <w:rPr>
+          <w:rFonts w:ascii="Times New Roman" w:hAnsi="Times New Roman" w:cs="Times New Roman"/>
+          <w:b/>
+          <w:bCs/>
+          <w:sz w:val="28"/>
+          <w:szCs w:val="28"/>
+        </w:rPr>
+        <w:t xml:space="preserve"> </w:t>
+      </w:r>
+      <w:proofErr w:type="spellStart"/>
+      <w:r>
+        <w:rPr>
+          <w:rFonts w:ascii="Times New Roman" w:hAnsi="Times New Roman" w:cs="Times New Roman"/>
+          <w:b/>
+          <w:bCs/>
+          <w:sz w:val="28"/>
+          <w:szCs w:val="28"/>
+        </w:rPr>
+        <w:t>предків</w:t>
+      </w:r>
+      <w:proofErr w:type="spellEnd"/>
+      <w:r>
+        <w:rPr>
+          <w:rFonts w:ascii="Times New Roman" w:hAnsi="Times New Roman" w:cs="Times New Roman"/>
+          <w:b/>
+          <w:bCs/>
+          <w:sz w:val="28"/>
+          <w:szCs w:val="28"/>
+        </w:rPr>
+        <w:t xml:space="preserve"> і не </w:t>
+      </w:r>
+      <w:proofErr w:type="spellStart"/>
+      <w:r>
+        <w:rPr>
+          <w:rFonts w:ascii="Times New Roman" w:hAnsi="Times New Roman" w:cs="Times New Roman"/>
+          <w:b/>
+          <w:bCs/>
+          <w:sz w:val="28"/>
+          <w:szCs w:val="28"/>
+        </w:rPr>
+        <w:t>має</w:t>
+      </w:r>
+      <w:proofErr w:type="spellEnd"/>
+      <w:r>
+        <w:rPr>
+          <w:rFonts w:ascii="Times New Roman" w:hAnsi="Times New Roman" w:cs="Times New Roman"/>
+          <w:b/>
+          <w:bCs/>
+          <w:sz w:val="28"/>
+          <w:szCs w:val="28"/>
+        </w:rPr>
+        <w:t xml:space="preserve"> </w:t>
+      </w:r>
+      <w:proofErr w:type="spellStart"/>
+      <w:r>
+        <w:rPr>
+          <w:rFonts w:ascii="Times New Roman" w:hAnsi="Times New Roman" w:cs="Times New Roman"/>
+          <w:b/>
+          <w:bCs/>
+          <w:sz w:val="28"/>
+          <w:szCs w:val="28"/>
+        </w:rPr>
+        <w:t>нащадків</w:t>
+      </w:r>
+      <w:proofErr w:type="spellEnd"/>
+      <w:r>
+        <w:rPr>
+          <w:rFonts w:ascii="Times New Roman" w:hAnsi="Times New Roman" w:cs="Times New Roman"/>
+          <w:b/>
+          <w:bCs/>
+          <w:sz w:val="28"/>
+          <w:szCs w:val="28"/>
+        </w:rPr>
+        <w:t>;</w:t>
+      </w:r>
+    </w:p>
+    <w:p>
+      <w:pPr>
+        <w:rPr>
+          <w:rFonts w:ascii="Times New Roman" w:hAnsi="Times New Roman" w:cs="Times New Roman"/>
+          <w:sz w:val="28"/>
+          <w:szCs w:val="28"/>
+        </w:rPr>
+      </w:pPr>
+      <w:r>
+        <w:rPr>
+          <w:rFonts w:ascii="Times New Roman" w:hAnsi="Times New Roman" w:cs="Times New Roman"/>
+          <w:sz w:val="28"/>
+          <w:szCs w:val="28"/>
+        </w:rPr>
+        <w:t xml:space="preserve">г) </w:t>
+      </w:r>
+      <w:proofErr w:type="spellStart"/>
+      <w:r>
+        <w:rPr>
+          <w:rFonts w:ascii="Times New Roman" w:hAnsi="Times New Roman" w:cs="Times New Roman"/>
+          <w:sz w:val="28"/>
+          <w:szCs w:val="28"/>
+        </w:rPr>
+        <w:t>вузол</w:t>
+      </w:r>
+      <w:proofErr w:type="spellEnd"/>
+      <w:r>
+        <w:rPr>
+          <w:rFonts w:ascii="Times New Roman" w:hAnsi="Times New Roman" w:cs="Times New Roman"/>
+          <w:sz w:val="28"/>
+          <w:szCs w:val="28"/>
+        </w:rPr>
+        <w:t xml:space="preserve">, </w:t>
+      </w:r>
+      <w:proofErr w:type="spellStart"/>
+      <w:r>
+        <w:rPr>
+          <w:rFonts w:ascii="Times New Roman" w:hAnsi="Times New Roman" w:cs="Times New Roman"/>
+          <w:sz w:val="28"/>
+          <w:szCs w:val="28"/>
+        </w:rPr>
+        <w:t>рівень</w:t>
+      </w:r>
+      <w:proofErr w:type="spellEnd"/>
+      <w:r>
+        <w:rPr>
+          <w:rFonts w:ascii="Times New Roman" w:hAnsi="Times New Roman" w:cs="Times New Roman"/>
+          <w:sz w:val="28"/>
+          <w:szCs w:val="28"/>
+        </w:rPr>
+        <w:t xml:space="preserve"> </w:t>
+      </w:r>
+      <w:proofErr w:type="spellStart"/>
+      <w:r>
+        <w:rPr>
+          <w:rFonts w:ascii="Times New Roman" w:hAnsi="Times New Roman" w:cs="Times New Roman"/>
+          <w:sz w:val="28"/>
+          <w:szCs w:val="28"/>
+        </w:rPr>
+        <w:t>якого</w:t>
+      </w:r>
+      <w:proofErr w:type="spellEnd"/>
+      <w:r>
+        <w:rPr>
+          <w:rFonts w:ascii="Times New Roman" w:hAnsi="Times New Roman" w:cs="Times New Roman"/>
+          <w:sz w:val="28"/>
+          <w:szCs w:val="28"/>
+        </w:rPr>
+        <w:t xml:space="preserve"> </w:t>
+      </w:r>
+      <w:proofErr w:type="spellStart"/>
+      <w:r>
+        <w:rPr>
+          <w:rFonts w:ascii="Times New Roman" w:hAnsi="Times New Roman" w:cs="Times New Roman"/>
+          <w:sz w:val="28"/>
+          <w:szCs w:val="28"/>
+        </w:rPr>
+        <w:t>рівний</w:t>
+      </w:r>
+      <w:proofErr w:type="spellEnd"/>
+      <w:r>
+        <w:rPr>
+          <w:rFonts w:ascii="Times New Roman" w:hAnsi="Times New Roman" w:cs="Times New Roman"/>
+          <w:sz w:val="28"/>
+          <w:szCs w:val="28"/>
+        </w:rPr>
+        <w:t xml:space="preserve"> </w:t>
+      </w:r>
+      <w:proofErr w:type="spellStart"/>
+      <w:r>
+        <w:rPr>
+          <w:rFonts w:ascii="Times New Roman" w:hAnsi="Times New Roman" w:cs="Times New Roman"/>
+          <w:sz w:val="28"/>
+          <w:szCs w:val="28"/>
+        </w:rPr>
+        <w:t>одиниці</w:t>
+      </w:r>
+      <w:proofErr w:type="spellEnd"/>
+      <w:r>
+        <w:rPr>
+          <w:rFonts w:ascii="Times New Roman" w:hAnsi="Times New Roman" w:cs="Times New Roman"/>
+          <w:sz w:val="28"/>
+          <w:szCs w:val="28"/>
+        </w:rPr>
+        <w:t>;</w:t>
+      </w:r>
+    </w:p>
+    <w:p>
+      <w:pPr>
+        <w:rPr>
+          <w:rFonts w:ascii="Times New Roman" w:hAnsi="Times New Roman" w:cs="Times New Roman"/>
+          <w:b/>
+          <w:bCs/>
+          <w:sz w:val="28"/>
+          <w:szCs w:val="28"/>
+        </w:rPr>
+      </w:pPr>
+      <w:r>
+        <w:rPr>
+          <w:rFonts w:ascii="Times New Roman" w:hAnsi="Times New Roman" w:cs="Times New Roman"/>
+          <w:b/>
+          <w:bCs/>
           <w:sz w:val="28"/>
           <w:szCs w:val="28"/>
           <w:lang w:val="uk-UA"/>
         </w:rPr>
-      </w:pPr>
-      <w:r>
-        <w:rPr>
+        <w:lastRenderedPageBreak/>
+        <w:t>д</w:t>
+      </w:r>
+      <w:r>
+        <w:rPr>
+          <w:rFonts w:ascii="Times New Roman" w:hAnsi="Times New Roman" w:cs="Times New Roman"/>
+          <w:b/>
+          <w:bCs/>
+          <w:sz w:val="28"/>
+          <w:szCs w:val="28"/>
+        </w:rPr>
+        <w:t xml:space="preserve">) </w:t>
+      </w:r>
+      <w:proofErr w:type="spellStart"/>
+      <w:r>
+        <w:rPr>
+          <w:rFonts w:ascii="Times New Roman" w:hAnsi="Times New Roman" w:cs="Times New Roman"/>
+          <w:b/>
+          <w:bCs/>
+          <w:sz w:val="28"/>
+          <w:szCs w:val="28"/>
+        </w:rPr>
+        <w:t>вузол</w:t>
+      </w:r>
+      <w:proofErr w:type="spellEnd"/>
+      <w:r>
+        <w:rPr>
+          <w:rFonts w:ascii="Times New Roman" w:hAnsi="Times New Roman" w:cs="Times New Roman"/>
+          <w:b/>
+          <w:bCs/>
+          <w:sz w:val="28"/>
+          <w:szCs w:val="28"/>
+        </w:rPr>
+        <w:t xml:space="preserve">, </w:t>
+      </w:r>
+      <w:proofErr w:type="spellStart"/>
+      <w:r>
+        <w:rPr>
+          <w:rFonts w:ascii="Times New Roman" w:hAnsi="Times New Roman" w:cs="Times New Roman"/>
+          <w:b/>
+          <w:bCs/>
+          <w:sz w:val="28"/>
+          <w:szCs w:val="28"/>
+        </w:rPr>
+        <w:t>ступінь</w:t>
+      </w:r>
+      <w:proofErr w:type="spellEnd"/>
+      <w:r>
+        <w:rPr>
+          <w:rFonts w:ascii="Times New Roman" w:hAnsi="Times New Roman" w:cs="Times New Roman"/>
+          <w:b/>
+          <w:bCs/>
+          <w:sz w:val="28"/>
+          <w:szCs w:val="28"/>
+        </w:rPr>
+        <w:t xml:space="preserve"> </w:t>
+      </w:r>
+      <w:proofErr w:type="spellStart"/>
+      <w:r>
+        <w:rPr>
+          <w:rFonts w:ascii="Times New Roman" w:hAnsi="Times New Roman" w:cs="Times New Roman"/>
+          <w:b/>
+          <w:bCs/>
+          <w:sz w:val="28"/>
+          <w:szCs w:val="28"/>
+        </w:rPr>
+        <w:t>якого</w:t>
+      </w:r>
+      <w:proofErr w:type="spellEnd"/>
+      <w:r>
+        <w:rPr>
+          <w:rFonts w:ascii="Times New Roman" w:hAnsi="Times New Roman" w:cs="Times New Roman"/>
+          <w:b/>
+          <w:bCs/>
+          <w:sz w:val="28"/>
+          <w:szCs w:val="28"/>
+        </w:rPr>
+        <w:t xml:space="preserve"> </w:t>
+      </w:r>
+      <w:proofErr w:type="spellStart"/>
+      <w:r>
+        <w:rPr>
+          <w:rFonts w:ascii="Times New Roman" w:hAnsi="Times New Roman" w:cs="Times New Roman"/>
+          <w:b/>
+          <w:bCs/>
+          <w:sz w:val="28"/>
+          <w:szCs w:val="28"/>
+        </w:rPr>
+        <w:t>рівний</w:t>
+      </w:r>
+      <w:proofErr w:type="spellEnd"/>
+      <w:r>
+        <w:rPr>
+          <w:rFonts w:ascii="Times New Roman" w:hAnsi="Times New Roman" w:cs="Times New Roman"/>
+          <w:b/>
+          <w:bCs/>
+          <w:sz w:val="28"/>
+          <w:szCs w:val="28"/>
+        </w:rPr>
+        <w:t xml:space="preserve"> </w:t>
+      </w:r>
+      <w:proofErr w:type="spellStart"/>
+      <w:r>
+        <w:rPr>
+          <w:rFonts w:ascii="Times New Roman" w:hAnsi="Times New Roman" w:cs="Times New Roman"/>
+          <w:b/>
+          <w:bCs/>
+          <w:sz w:val="28"/>
+          <w:szCs w:val="28"/>
+        </w:rPr>
+        <w:t>нулеві</w:t>
+      </w:r>
+      <w:proofErr w:type="spellEnd"/>
+      <w:r>
+        <w:rPr>
+          <w:rFonts w:ascii="Times New Roman" w:hAnsi="Times New Roman" w:cs="Times New Roman"/>
+          <w:b/>
+          <w:bCs/>
+          <w:sz w:val="28"/>
+          <w:szCs w:val="28"/>
+        </w:rPr>
+        <w:t>.</w:t>
+      </w:r>
+    </w:p>
+    <w:p>
+      <w:pPr>
+        <w:rPr>
+          <w:rFonts w:ascii="Times New Roman" w:hAnsi="Times New Roman" w:cs="Times New Roman"/>
+          <w:sz w:val="28"/>
+          <w:szCs w:val="28"/>
+        </w:rPr>
+      </w:pPr>
+    </w:p>
+    <w:p>
+      <w:pPr>
+        <w:rPr>
+          <w:rFonts w:ascii="Times New Roman" w:hAnsi="Times New Roman" w:cs="Times New Roman"/>
+          <w:sz w:val="28"/>
+          <w:szCs w:val="28"/>
+        </w:rPr>
+      </w:pPr>
+      <w:r>
+        <w:rPr>
+          <w:rFonts w:ascii="Times New Roman" w:hAnsi="Times New Roman" w:cs="Times New Roman"/>
+          <w:sz w:val="28"/>
+          <w:szCs w:val="28"/>
+        </w:rPr>
+        <w:t>5. В</w:t>
+      </w:r>
+      <w:proofErr w:type="spellStart"/>
+      <w:r>
+        <w:rPr>
+          <w:rFonts w:ascii="Times New Roman" w:hAnsi="Times New Roman" w:cs="Times New Roman"/>
+          <w:sz w:val="28"/>
+          <w:szCs w:val="28"/>
+        </w:rPr>
+        <w:t>иди</w:t>
+      </w:r>
+      <w:proofErr w:type="spellEnd"/>
+      <w:r>
+        <w:rPr>
+          <w:rFonts w:ascii="Times New Roman" w:hAnsi="Times New Roman" w:cs="Times New Roman"/>
+          <w:sz w:val="28"/>
+          <w:szCs w:val="28"/>
+        </w:rPr>
+        <w:t xml:space="preserve"> </w:t>
+      </w:r>
+      <w:proofErr w:type="spellStart"/>
+      <w:r>
+        <w:rPr>
+          <w:rFonts w:ascii="Times New Roman" w:hAnsi="Times New Roman" w:cs="Times New Roman"/>
+          <w:sz w:val="28"/>
+          <w:szCs w:val="28"/>
+        </w:rPr>
+        <w:t>подання</w:t>
+      </w:r>
+      <w:proofErr w:type="spellEnd"/>
+      <w:r>
+        <w:rPr>
+          <w:rFonts w:ascii="Times New Roman" w:hAnsi="Times New Roman" w:cs="Times New Roman"/>
+          <w:sz w:val="28"/>
+          <w:szCs w:val="28"/>
+        </w:rPr>
+        <w:t xml:space="preserve"> </w:t>
+      </w:r>
+      <w:proofErr w:type="spellStart"/>
+      <w:r>
+        <w:rPr>
+          <w:rFonts w:ascii="Times New Roman" w:hAnsi="Times New Roman" w:cs="Times New Roman"/>
+          <w:sz w:val="28"/>
+          <w:szCs w:val="28"/>
+        </w:rPr>
+        <w:t>бінарних</w:t>
+      </w:r>
+      <w:proofErr w:type="spellEnd"/>
+      <w:r>
+        <w:rPr>
+          <w:rFonts w:ascii="Times New Roman" w:hAnsi="Times New Roman" w:cs="Times New Roman"/>
+          <w:sz w:val="28"/>
+          <w:szCs w:val="28"/>
+        </w:rPr>
+        <w:t xml:space="preserve"> дерев:</w:t>
+      </w:r>
+    </w:p>
+    <w:p>
+      <w:pPr>
+        <w:rPr>
+          <w:rFonts w:ascii="Times New Roman" w:hAnsi="Times New Roman" w:cs="Times New Roman"/>
+          <w:b/>
+          <w:bCs/>
+          <w:sz w:val="28"/>
+          <w:szCs w:val="28"/>
+        </w:rPr>
+      </w:pPr>
+      <w:r>
+        <w:rPr>
+          <w:rFonts w:ascii="Times New Roman" w:hAnsi="Times New Roman" w:cs="Times New Roman"/>
+          <w:b/>
+          <w:bCs/>
+          <w:sz w:val="28"/>
+          <w:szCs w:val="28"/>
+        </w:rPr>
+        <w:t xml:space="preserve">а) </w:t>
+      </w:r>
+      <w:proofErr w:type="spellStart"/>
+      <w:r>
+        <w:rPr>
+          <w:rFonts w:ascii="Times New Roman" w:hAnsi="Times New Roman" w:cs="Times New Roman"/>
+          <w:b/>
+          <w:bCs/>
+          <w:sz w:val="28"/>
+          <w:szCs w:val="28"/>
+        </w:rPr>
+        <w:t>прошиті</w:t>
+      </w:r>
+      <w:proofErr w:type="spellEnd"/>
+      <w:r>
+        <w:rPr>
+          <w:rFonts w:ascii="Times New Roman" w:hAnsi="Times New Roman" w:cs="Times New Roman"/>
+          <w:b/>
+          <w:bCs/>
+          <w:sz w:val="28"/>
+          <w:szCs w:val="28"/>
+        </w:rPr>
+        <w:t xml:space="preserve"> дерева;</w:t>
+      </w:r>
+    </w:p>
+    <w:p>
+      <w:pPr>
+        <w:rPr>
+          <w:rFonts w:ascii="Times New Roman" w:hAnsi="Times New Roman" w:cs="Times New Roman"/>
+          <w:sz w:val="28"/>
+          <w:szCs w:val="28"/>
+        </w:rPr>
+      </w:pPr>
+      <w:r>
+        <w:rPr>
+          <w:rFonts w:ascii="Times New Roman" w:hAnsi="Times New Roman" w:cs="Times New Roman"/>
+          <w:sz w:val="28"/>
+          <w:szCs w:val="28"/>
+        </w:rPr>
+        <w:t xml:space="preserve">б) </w:t>
+      </w:r>
+      <w:proofErr w:type="spellStart"/>
+      <w:r>
+        <w:rPr>
+          <w:rFonts w:ascii="Times New Roman" w:hAnsi="Times New Roman" w:cs="Times New Roman"/>
+          <w:sz w:val="28"/>
+          <w:szCs w:val="28"/>
+        </w:rPr>
+        <w:t>перелічені</w:t>
+      </w:r>
+      <w:proofErr w:type="spellEnd"/>
+      <w:r>
+        <w:rPr>
+          <w:rFonts w:ascii="Times New Roman" w:hAnsi="Times New Roman" w:cs="Times New Roman"/>
+          <w:sz w:val="28"/>
+          <w:szCs w:val="28"/>
+        </w:rPr>
+        <w:t xml:space="preserve"> дерева;</w:t>
+      </w:r>
+    </w:p>
+    <w:p>
+      <w:pPr>
+        <w:rPr>
+          <w:rFonts w:ascii="Times New Roman" w:hAnsi="Times New Roman" w:cs="Times New Roman"/>
+          <w:sz w:val="28"/>
+          <w:szCs w:val="28"/>
+        </w:rPr>
+      </w:pPr>
+      <w:r>
+        <w:rPr>
+          <w:rFonts w:ascii="Times New Roman" w:hAnsi="Times New Roman" w:cs="Times New Roman"/>
+          <w:sz w:val="28"/>
+          <w:szCs w:val="28"/>
+        </w:rPr>
+        <w:t xml:space="preserve">в) </w:t>
+      </w:r>
+      <w:proofErr w:type="spellStart"/>
+      <w:r>
+        <w:rPr>
+          <w:rFonts w:ascii="Times New Roman" w:hAnsi="Times New Roman" w:cs="Times New Roman"/>
+          <w:sz w:val="28"/>
+          <w:szCs w:val="28"/>
+        </w:rPr>
+        <w:t>прямокутне</w:t>
+      </w:r>
+      <w:proofErr w:type="spellEnd"/>
+      <w:r>
+        <w:rPr>
+          <w:rFonts w:ascii="Times New Roman" w:hAnsi="Times New Roman" w:cs="Times New Roman"/>
+          <w:sz w:val="28"/>
+          <w:szCs w:val="28"/>
+        </w:rPr>
+        <w:t xml:space="preserve"> </w:t>
+      </w:r>
+      <w:proofErr w:type="spellStart"/>
+      <w:r>
+        <w:rPr>
+          <w:rFonts w:ascii="Times New Roman" w:hAnsi="Times New Roman" w:cs="Times New Roman"/>
+          <w:sz w:val="28"/>
+          <w:szCs w:val="28"/>
+        </w:rPr>
+        <w:t>подання</w:t>
+      </w:r>
+      <w:proofErr w:type="spellEnd"/>
+      <w:r>
+        <w:rPr>
+          <w:rFonts w:ascii="Times New Roman" w:hAnsi="Times New Roman" w:cs="Times New Roman"/>
+          <w:sz w:val="28"/>
+          <w:szCs w:val="28"/>
+        </w:rPr>
+        <w:t>;</w:t>
+      </w:r>
+    </w:p>
+    <w:p>
+      <w:pPr>
+        <w:rPr>
+          <w:rFonts w:ascii="Times New Roman" w:hAnsi="Times New Roman" w:cs="Times New Roman"/>
+          <w:sz w:val="28"/>
+          <w:szCs w:val="28"/>
+        </w:rPr>
+      </w:pPr>
+      <w:r>
+        <w:rPr>
+          <w:rFonts w:ascii="Times New Roman" w:hAnsi="Times New Roman" w:cs="Times New Roman"/>
+          <w:sz w:val="28"/>
+          <w:szCs w:val="28"/>
+        </w:rPr>
+        <w:t xml:space="preserve">г) </w:t>
+      </w:r>
+      <w:proofErr w:type="spellStart"/>
+      <w:r>
+        <w:rPr>
+          <w:rFonts w:ascii="Times New Roman" w:hAnsi="Times New Roman" w:cs="Times New Roman"/>
+          <w:sz w:val="28"/>
+          <w:szCs w:val="28"/>
+        </w:rPr>
+        <w:t>чотирикутне</w:t>
+      </w:r>
+      <w:proofErr w:type="spellEnd"/>
+      <w:r>
+        <w:rPr>
+          <w:rFonts w:ascii="Times New Roman" w:hAnsi="Times New Roman" w:cs="Times New Roman"/>
+          <w:sz w:val="28"/>
+          <w:szCs w:val="28"/>
+        </w:rPr>
+        <w:t xml:space="preserve"> </w:t>
+      </w:r>
+      <w:proofErr w:type="spellStart"/>
+      <w:r>
+        <w:rPr>
+          <w:rFonts w:ascii="Times New Roman" w:hAnsi="Times New Roman" w:cs="Times New Roman"/>
+          <w:sz w:val="28"/>
+          <w:szCs w:val="28"/>
+        </w:rPr>
+        <w:t>подання</w:t>
+      </w:r>
+      <w:proofErr w:type="spellEnd"/>
+      <w:r>
+        <w:rPr>
+          <w:rFonts w:ascii="Times New Roman" w:hAnsi="Times New Roman" w:cs="Times New Roman"/>
+          <w:sz w:val="28"/>
+          <w:szCs w:val="28"/>
+        </w:rPr>
+        <w:t>.</w:t>
+      </w:r>
+    </w:p>
+    <w:p>
+      <w:pPr>
+        <w:rPr>
+          <w:rFonts w:ascii="Times New Roman" w:hAnsi="Times New Roman" w:cs="Times New Roman"/>
+          <w:sz w:val="28"/>
+          <w:szCs w:val="28"/>
+          <w:lang w:val="en-US"/>
+        </w:rPr>
+      </w:pPr>
+    </w:p>
+    <w:p>
+      <w:pPr>
+        <w:rPr>
+          <w:rFonts w:ascii="Times New Roman" w:hAnsi="Times New Roman" w:cs="Times New Roman"/>
+          <w:sz w:val="28"/>
+          <w:szCs w:val="28"/>
+        </w:rPr>
+      </w:pPr>
+      <w:r>
+        <w:rPr>
+          <w:rFonts w:ascii="Times New Roman" w:hAnsi="Times New Roman" w:cs="Times New Roman"/>
+          <w:sz w:val="28"/>
+          <w:szCs w:val="28"/>
+        </w:rPr>
+        <w:t xml:space="preserve">6. За </w:t>
+      </w:r>
+      <w:proofErr w:type="spellStart"/>
+      <w:r>
+        <w:rPr>
+          <w:rFonts w:ascii="Times New Roman" w:hAnsi="Times New Roman" w:cs="Times New Roman"/>
+          <w:sz w:val="28"/>
+          <w:szCs w:val="28"/>
+        </w:rPr>
+        <w:t>визначенням</w:t>
+      </w:r>
+      <w:proofErr w:type="spellEnd"/>
+      <w:r>
+        <w:rPr>
+          <w:rFonts w:ascii="Times New Roman" w:hAnsi="Times New Roman" w:cs="Times New Roman"/>
+          <w:sz w:val="28"/>
+          <w:szCs w:val="28"/>
+        </w:rPr>
+        <w:t xml:space="preserve"> </w:t>
+      </w:r>
+      <w:proofErr w:type="spellStart"/>
+      <w:r>
+        <w:rPr>
+          <w:rFonts w:ascii="Times New Roman" w:hAnsi="Times New Roman" w:cs="Times New Roman"/>
+          <w:sz w:val="28"/>
+          <w:szCs w:val="28"/>
+        </w:rPr>
+        <w:t>знайдіть</w:t>
+      </w:r>
+      <w:proofErr w:type="spellEnd"/>
+      <w:r>
+        <w:rPr>
+          <w:rFonts w:ascii="Times New Roman" w:hAnsi="Times New Roman" w:cs="Times New Roman"/>
+          <w:sz w:val="28"/>
+          <w:szCs w:val="28"/>
+        </w:rPr>
+        <w:t xml:space="preserve"> </w:t>
+      </w:r>
+      <w:proofErr w:type="spellStart"/>
+      <w:r>
+        <w:rPr>
+          <w:rFonts w:ascii="Times New Roman" w:hAnsi="Times New Roman" w:cs="Times New Roman"/>
+          <w:sz w:val="28"/>
+          <w:szCs w:val="28"/>
+        </w:rPr>
+        <w:t>означення</w:t>
+      </w:r>
+      <w:proofErr w:type="spellEnd"/>
+      <w:r>
+        <w:rPr>
+          <w:rFonts w:ascii="Times New Roman" w:hAnsi="Times New Roman" w:cs="Times New Roman"/>
+          <w:sz w:val="28"/>
+          <w:szCs w:val="28"/>
+        </w:rPr>
+        <w:t xml:space="preserve">: </w:t>
+      </w:r>
+      <w:proofErr w:type="spellStart"/>
+      <w:r>
+        <w:rPr>
+          <w:rFonts w:ascii="Times New Roman" w:hAnsi="Times New Roman" w:cs="Times New Roman"/>
+          <w:sz w:val="28"/>
+          <w:szCs w:val="28"/>
+        </w:rPr>
+        <w:t>вузли</w:t>
+      </w:r>
+      <w:proofErr w:type="spellEnd"/>
+      <w:r>
+        <w:rPr>
+          <w:rFonts w:ascii="Times New Roman" w:hAnsi="Times New Roman" w:cs="Times New Roman"/>
+          <w:sz w:val="28"/>
+          <w:szCs w:val="28"/>
+        </w:rPr>
+        <w:t xml:space="preserve">, </w:t>
+      </w:r>
+      <w:proofErr w:type="spellStart"/>
+      <w:r>
+        <w:rPr>
+          <w:rFonts w:ascii="Times New Roman" w:hAnsi="Times New Roman" w:cs="Times New Roman"/>
+          <w:sz w:val="28"/>
+          <w:szCs w:val="28"/>
+        </w:rPr>
+        <w:t>що</w:t>
+      </w:r>
+      <w:proofErr w:type="spellEnd"/>
+      <w:r>
+        <w:rPr>
+          <w:rFonts w:ascii="Times New Roman" w:hAnsi="Times New Roman" w:cs="Times New Roman"/>
+          <w:sz w:val="28"/>
+          <w:szCs w:val="28"/>
+        </w:rPr>
+        <w:t xml:space="preserve"> </w:t>
+      </w:r>
+      <w:proofErr w:type="spellStart"/>
+      <w:r>
+        <w:rPr>
+          <w:rFonts w:ascii="Times New Roman" w:hAnsi="Times New Roman" w:cs="Times New Roman"/>
+          <w:sz w:val="28"/>
+          <w:szCs w:val="28"/>
+        </w:rPr>
+        <w:t>перебувають</w:t>
+      </w:r>
+      <w:proofErr w:type="spellEnd"/>
+      <w:r>
+        <w:rPr>
+          <w:rFonts w:ascii="Times New Roman" w:hAnsi="Times New Roman" w:cs="Times New Roman"/>
+          <w:sz w:val="28"/>
+          <w:szCs w:val="28"/>
+        </w:rPr>
+        <w:t xml:space="preserve"> на</w:t>
+      </w:r>
+    </w:p>
+    <w:p>
+      <w:pPr>
+        <w:rPr>
+          <w:rFonts w:ascii="Times New Roman" w:hAnsi="Times New Roman" w:cs="Times New Roman"/>
+          <w:sz w:val="28"/>
+          <w:szCs w:val="28"/>
+        </w:rPr>
+      </w:pPr>
+      <w:r>
+        <w:rPr>
+          <w:rFonts w:ascii="Times New Roman" w:hAnsi="Times New Roman" w:cs="Times New Roman"/>
+          <w:sz w:val="28"/>
+          <w:szCs w:val="28"/>
+        </w:rPr>
+        <w:t xml:space="preserve">одному </w:t>
+      </w:r>
+      <w:proofErr w:type="spellStart"/>
+      <w:r>
+        <w:rPr>
+          <w:rFonts w:ascii="Times New Roman" w:hAnsi="Times New Roman" w:cs="Times New Roman"/>
+          <w:sz w:val="28"/>
+          <w:szCs w:val="28"/>
+        </w:rPr>
+        <w:t>рівні</w:t>
+      </w:r>
+      <w:proofErr w:type="spellEnd"/>
+      <w:r>
+        <w:rPr>
+          <w:rFonts w:ascii="Times New Roman" w:hAnsi="Times New Roman" w:cs="Times New Roman"/>
+          <w:sz w:val="28"/>
+          <w:szCs w:val="28"/>
+        </w:rPr>
+        <w:t xml:space="preserve"> є </w:t>
+      </w:r>
+      <w:proofErr w:type="spellStart"/>
+      <w:r>
+        <w:rPr>
+          <w:rFonts w:ascii="Times New Roman" w:hAnsi="Times New Roman" w:cs="Times New Roman"/>
+          <w:sz w:val="28"/>
+          <w:szCs w:val="28"/>
+        </w:rPr>
+        <w:t>братами</w:t>
+      </w:r>
+      <w:proofErr w:type="spellEnd"/>
+      <w:r>
+        <w:rPr>
+          <w:rFonts w:ascii="Times New Roman" w:hAnsi="Times New Roman" w:cs="Times New Roman"/>
+          <w:sz w:val="28"/>
+          <w:szCs w:val="28"/>
+        </w:rPr>
+        <w:t xml:space="preserve">. </w:t>
+      </w:r>
+      <w:proofErr w:type="spellStart"/>
+      <w:r>
+        <w:rPr>
+          <w:rFonts w:ascii="Times New Roman" w:hAnsi="Times New Roman" w:cs="Times New Roman"/>
+          <w:sz w:val="28"/>
+          <w:szCs w:val="28"/>
+        </w:rPr>
+        <w:t>Якщо</w:t>
+      </w:r>
+      <w:proofErr w:type="spellEnd"/>
+      <w:r>
+        <w:rPr>
+          <w:rFonts w:ascii="Times New Roman" w:hAnsi="Times New Roman" w:cs="Times New Roman"/>
+          <w:sz w:val="28"/>
+          <w:szCs w:val="28"/>
+        </w:rPr>
+        <w:t xml:space="preserve"> ж </w:t>
+      </w:r>
+      <w:proofErr w:type="spellStart"/>
+      <w:r>
+        <w:rPr>
+          <w:rFonts w:ascii="Times New Roman" w:hAnsi="Times New Roman" w:cs="Times New Roman"/>
+          <w:sz w:val="28"/>
+          <w:szCs w:val="28"/>
+        </w:rPr>
+        <w:t>вузол</w:t>
+      </w:r>
+      <w:proofErr w:type="spellEnd"/>
+      <w:r>
+        <w:rPr>
+          <w:rFonts w:ascii="Times New Roman" w:hAnsi="Times New Roman" w:cs="Times New Roman"/>
+          <w:sz w:val="28"/>
+          <w:szCs w:val="28"/>
+        </w:rPr>
+        <w:t xml:space="preserve"> </w:t>
+      </w:r>
+      <w:proofErr w:type="spellStart"/>
+      <w:r>
+        <w:rPr>
+          <w:rFonts w:ascii="Times New Roman" w:hAnsi="Times New Roman" w:cs="Times New Roman"/>
+          <w:sz w:val="28"/>
+          <w:szCs w:val="28"/>
+        </w:rPr>
+        <w:t>перебуває</w:t>
+      </w:r>
+      <w:proofErr w:type="spellEnd"/>
+      <w:r>
+        <w:rPr>
+          <w:rFonts w:ascii="Times New Roman" w:hAnsi="Times New Roman" w:cs="Times New Roman"/>
+          <w:sz w:val="28"/>
+          <w:szCs w:val="28"/>
+        </w:rPr>
+        <w:t xml:space="preserve"> </w:t>
+      </w:r>
+      <w:proofErr w:type="spellStart"/>
+      <w:r>
+        <w:rPr>
+          <w:rFonts w:ascii="Times New Roman" w:hAnsi="Times New Roman" w:cs="Times New Roman"/>
+          <w:sz w:val="28"/>
+          <w:szCs w:val="28"/>
+        </w:rPr>
+        <w:t>нижньому</w:t>
+      </w:r>
+      <w:proofErr w:type="spellEnd"/>
+      <w:r>
+        <w:rPr>
+          <w:rFonts w:ascii="Times New Roman" w:hAnsi="Times New Roman" w:cs="Times New Roman"/>
+          <w:sz w:val="28"/>
+          <w:szCs w:val="28"/>
+        </w:rPr>
+        <w:t xml:space="preserve"> </w:t>
+      </w:r>
+      <w:proofErr w:type="spellStart"/>
+      <w:r>
+        <w:rPr>
+          <w:rFonts w:ascii="Times New Roman" w:hAnsi="Times New Roman" w:cs="Times New Roman"/>
+          <w:sz w:val="28"/>
+          <w:szCs w:val="28"/>
+        </w:rPr>
+        <w:t>рівні</w:t>
+      </w:r>
+      <w:proofErr w:type="spellEnd"/>
+      <w:r>
+        <w:rPr>
+          <w:rFonts w:ascii="Times New Roman" w:hAnsi="Times New Roman" w:cs="Times New Roman"/>
+          <w:sz w:val="28"/>
+          <w:szCs w:val="28"/>
+        </w:rPr>
+        <w:t xml:space="preserve">, то </w:t>
+      </w:r>
+      <w:proofErr w:type="spellStart"/>
+      <w:r>
+        <w:rPr>
+          <w:rFonts w:ascii="Times New Roman" w:hAnsi="Times New Roman" w:cs="Times New Roman"/>
+          <w:sz w:val="28"/>
+          <w:szCs w:val="28"/>
+        </w:rPr>
+        <w:t>він</w:t>
+      </w:r>
+      <w:proofErr w:type="spellEnd"/>
+    </w:p>
+    <w:p>
+      <w:pPr>
+        <w:rPr>
+          <w:rFonts w:ascii="Times New Roman" w:hAnsi="Times New Roman" w:cs="Times New Roman"/>
+          <w:sz w:val="28"/>
+          <w:szCs w:val="28"/>
+        </w:rPr>
+      </w:pPr>
+      <w:proofErr w:type="spellStart"/>
+      <w:r>
+        <w:rPr>
+          <w:rFonts w:ascii="Times New Roman" w:hAnsi="Times New Roman" w:cs="Times New Roman"/>
+          <w:sz w:val="28"/>
+          <w:szCs w:val="28"/>
+        </w:rPr>
+        <w:t>вважається</w:t>
+      </w:r>
+      <w:proofErr w:type="spellEnd"/>
+      <w:r>
+        <w:rPr>
+          <w:rFonts w:ascii="Times New Roman" w:hAnsi="Times New Roman" w:cs="Times New Roman"/>
+          <w:sz w:val="28"/>
+          <w:szCs w:val="28"/>
+        </w:rPr>
+        <w:t xml:space="preserve"> </w:t>
+      </w:r>
+      <w:proofErr w:type="spellStart"/>
+      <w:r>
+        <w:rPr>
+          <w:rFonts w:ascii="Times New Roman" w:hAnsi="Times New Roman" w:cs="Times New Roman"/>
+          <w:sz w:val="28"/>
+          <w:szCs w:val="28"/>
+        </w:rPr>
+        <w:t>сином</w:t>
+      </w:r>
+      <w:proofErr w:type="spellEnd"/>
+      <w:r>
+        <w:rPr>
+          <w:rFonts w:ascii="Times New Roman" w:hAnsi="Times New Roman" w:cs="Times New Roman"/>
+          <w:sz w:val="28"/>
+          <w:szCs w:val="28"/>
+        </w:rPr>
+        <w:t>:</w:t>
+      </w:r>
+    </w:p>
+    <w:p>
+      <w:pPr>
+        <w:rPr>
+          <w:rFonts w:ascii="Times New Roman" w:hAnsi="Times New Roman" w:cs="Times New Roman"/>
+          <w:b/>
+          <w:bCs/>
+          <w:sz w:val="28"/>
+          <w:szCs w:val="28"/>
+        </w:rPr>
+      </w:pPr>
+      <w:r>
+        <w:rPr>
+          <w:rFonts w:ascii="Times New Roman" w:hAnsi="Times New Roman" w:cs="Times New Roman"/>
+          <w:b/>
+          <w:bCs/>
+          <w:sz w:val="28"/>
+          <w:szCs w:val="28"/>
+        </w:rPr>
+        <w:t xml:space="preserve">а) </w:t>
+      </w:r>
+      <w:proofErr w:type="spellStart"/>
+      <w:r>
+        <w:rPr>
+          <w:rFonts w:ascii="Times New Roman" w:hAnsi="Times New Roman" w:cs="Times New Roman"/>
+          <w:b/>
+          <w:bCs/>
+          <w:sz w:val="28"/>
+          <w:szCs w:val="28"/>
+        </w:rPr>
+        <w:t>стандартний</w:t>
+      </w:r>
+      <w:proofErr w:type="spellEnd"/>
+      <w:r>
+        <w:rPr>
+          <w:rFonts w:ascii="Times New Roman" w:hAnsi="Times New Roman" w:cs="Times New Roman"/>
+          <w:b/>
+          <w:bCs/>
+          <w:sz w:val="28"/>
+          <w:szCs w:val="28"/>
+        </w:rPr>
+        <w:t xml:space="preserve"> </w:t>
+      </w:r>
+      <w:proofErr w:type="spellStart"/>
+      <w:r>
+        <w:rPr>
+          <w:rFonts w:ascii="Times New Roman" w:hAnsi="Times New Roman" w:cs="Times New Roman"/>
+          <w:b/>
+          <w:bCs/>
+          <w:sz w:val="28"/>
+          <w:szCs w:val="28"/>
+        </w:rPr>
+        <w:t>спосіб</w:t>
+      </w:r>
+      <w:proofErr w:type="spellEnd"/>
+      <w:r>
+        <w:rPr>
+          <w:rFonts w:ascii="Times New Roman" w:hAnsi="Times New Roman" w:cs="Times New Roman"/>
+          <w:b/>
+          <w:bCs/>
+          <w:sz w:val="28"/>
+          <w:szCs w:val="28"/>
+        </w:rPr>
+        <w:t xml:space="preserve"> </w:t>
+      </w:r>
+      <w:proofErr w:type="spellStart"/>
+      <w:r>
+        <w:rPr>
+          <w:rFonts w:ascii="Times New Roman" w:hAnsi="Times New Roman" w:cs="Times New Roman"/>
+          <w:b/>
+          <w:bCs/>
+          <w:sz w:val="28"/>
+          <w:szCs w:val="28"/>
+        </w:rPr>
+        <w:t>подання</w:t>
+      </w:r>
+      <w:proofErr w:type="spellEnd"/>
+      <w:r>
+        <w:rPr>
+          <w:rFonts w:ascii="Times New Roman" w:hAnsi="Times New Roman" w:cs="Times New Roman"/>
+          <w:b/>
+          <w:bCs/>
+          <w:sz w:val="28"/>
+          <w:szCs w:val="28"/>
+        </w:rPr>
+        <w:t xml:space="preserve"> дерев у </w:t>
+      </w:r>
+      <w:proofErr w:type="spellStart"/>
+      <w:r>
+        <w:rPr>
+          <w:rFonts w:ascii="Times New Roman" w:hAnsi="Times New Roman" w:cs="Times New Roman"/>
+          <w:b/>
+          <w:bCs/>
+          <w:sz w:val="28"/>
+          <w:szCs w:val="28"/>
+        </w:rPr>
+        <w:t>зв’язаній</w:t>
+      </w:r>
+      <w:proofErr w:type="spellEnd"/>
+      <w:r>
+        <w:rPr>
+          <w:rFonts w:ascii="Times New Roman" w:hAnsi="Times New Roman" w:cs="Times New Roman"/>
+          <w:b/>
+          <w:bCs/>
+          <w:sz w:val="28"/>
+          <w:szCs w:val="28"/>
+        </w:rPr>
+        <w:t xml:space="preserve"> </w:t>
+      </w:r>
+      <w:proofErr w:type="spellStart"/>
+      <w:r>
+        <w:rPr>
+          <w:rFonts w:ascii="Times New Roman" w:hAnsi="Times New Roman" w:cs="Times New Roman"/>
+          <w:b/>
+          <w:bCs/>
+          <w:sz w:val="28"/>
+          <w:szCs w:val="28"/>
+        </w:rPr>
+        <w:t>пам’яті</w:t>
+      </w:r>
+      <w:proofErr w:type="spellEnd"/>
+      <w:r>
+        <w:rPr>
+          <w:rFonts w:ascii="Times New Roman" w:hAnsi="Times New Roman" w:cs="Times New Roman"/>
+          <w:b/>
+          <w:bCs/>
+          <w:sz w:val="28"/>
+          <w:szCs w:val="28"/>
+        </w:rPr>
+        <w:t>;</w:t>
+      </w:r>
+    </w:p>
+    <w:p>
+      <w:pPr>
+        <w:rPr>
+          <w:rFonts w:ascii="Times New Roman" w:hAnsi="Times New Roman" w:cs="Times New Roman"/>
+          <w:sz w:val="28"/>
+          <w:szCs w:val="28"/>
+          <w:lang w:val="en-US"/>
+        </w:rPr>
+      </w:pPr>
+      <w:r>
+        <w:rPr>
+          <w:rFonts w:ascii="Times New Roman" w:hAnsi="Times New Roman" w:cs="Times New Roman"/>
+          <w:sz w:val="28"/>
+          <w:szCs w:val="28"/>
+        </w:rPr>
+        <w:t xml:space="preserve">б) </w:t>
+      </w:r>
+      <w:proofErr w:type="spellStart"/>
+      <w:r>
+        <w:rPr>
+          <w:rFonts w:ascii="Times New Roman" w:hAnsi="Times New Roman" w:cs="Times New Roman"/>
+          <w:sz w:val="28"/>
+          <w:szCs w:val="28"/>
+        </w:rPr>
+        <w:t>інверсний</w:t>
+      </w:r>
+      <w:proofErr w:type="spellEnd"/>
+      <w:r>
+        <w:rPr>
+          <w:rFonts w:ascii="Times New Roman" w:hAnsi="Times New Roman" w:cs="Times New Roman"/>
+          <w:sz w:val="28"/>
+          <w:szCs w:val="28"/>
+        </w:rPr>
+        <w:t xml:space="preserve"> </w:t>
+      </w:r>
+      <w:proofErr w:type="spellStart"/>
+      <w:r>
+        <w:rPr>
+          <w:rFonts w:ascii="Times New Roman" w:hAnsi="Times New Roman" w:cs="Times New Roman"/>
+          <w:sz w:val="28"/>
+          <w:szCs w:val="28"/>
+        </w:rPr>
+        <w:t>спосіб</w:t>
+      </w:r>
+      <w:proofErr w:type="spellEnd"/>
+      <w:r>
+        <w:rPr>
+          <w:rFonts w:ascii="Times New Roman" w:hAnsi="Times New Roman" w:cs="Times New Roman"/>
+          <w:sz w:val="28"/>
+          <w:szCs w:val="28"/>
+        </w:rPr>
+        <w:t xml:space="preserve"> </w:t>
+      </w:r>
+      <w:proofErr w:type="spellStart"/>
+      <w:r>
+        <w:rPr>
+          <w:rFonts w:ascii="Times New Roman" w:hAnsi="Times New Roman" w:cs="Times New Roman"/>
+          <w:sz w:val="28"/>
+          <w:szCs w:val="28"/>
+        </w:rPr>
+        <w:t>подання</w:t>
+      </w:r>
+      <w:proofErr w:type="spellEnd"/>
+      <w:r>
+        <w:rPr>
+          <w:rFonts w:ascii="Times New Roman" w:hAnsi="Times New Roman" w:cs="Times New Roman"/>
+          <w:sz w:val="28"/>
+          <w:szCs w:val="28"/>
+        </w:rPr>
+        <w:t xml:space="preserve"> дерев у </w:t>
+      </w:r>
+      <w:proofErr w:type="spellStart"/>
+      <w:r>
+        <w:rPr>
+          <w:rFonts w:ascii="Times New Roman" w:hAnsi="Times New Roman" w:cs="Times New Roman"/>
+          <w:sz w:val="28"/>
+          <w:szCs w:val="28"/>
+        </w:rPr>
+        <w:t>зв’язаній</w:t>
+      </w:r>
+      <w:proofErr w:type="spellEnd"/>
+      <w:r>
+        <w:rPr>
+          <w:rFonts w:ascii="Times New Roman" w:hAnsi="Times New Roman" w:cs="Times New Roman"/>
+          <w:sz w:val="28"/>
+          <w:szCs w:val="28"/>
+        </w:rPr>
+        <w:t xml:space="preserve"> </w:t>
+      </w:r>
+      <w:proofErr w:type="spellStart"/>
+      <w:r>
+        <w:rPr>
+          <w:rFonts w:ascii="Times New Roman" w:hAnsi="Times New Roman" w:cs="Times New Roman"/>
+          <w:sz w:val="28"/>
+          <w:szCs w:val="28"/>
+        </w:rPr>
+        <w:t>пам’яті</w:t>
+      </w:r>
+      <w:proofErr w:type="spellEnd"/>
+      <w:r>
+        <w:rPr>
+          <w:rFonts w:ascii="Times New Roman" w:hAnsi="Times New Roman" w:cs="Times New Roman"/>
+          <w:sz w:val="28"/>
+          <w:szCs w:val="28"/>
+        </w:rPr>
+        <w:t>;</w:t>
+      </w:r>
+    </w:p>
+    <w:p>
+      <w:pPr>
+        <w:rPr>
+          <w:rFonts w:ascii="Times New Roman" w:hAnsi="Times New Roman" w:cs="Times New Roman"/>
+          <w:sz w:val="28"/>
+          <w:szCs w:val="28"/>
+        </w:rPr>
+      </w:pPr>
+      <w:r>
+        <w:rPr>
+          <w:rFonts w:ascii="Times New Roman" w:hAnsi="Times New Roman" w:cs="Times New Roman"/>
+          <w:sz w:val="28"/>
+          <w:szCs w:val="28"/>
+        </w:rPr>
+        <w:t xml:space="preserve">в) </w:t>
+      </w:r>
+      <w:proofErr w:type="spellStart"/>
+      <w:r>
+        <w:rPr>
+          <w:rFonts w:ascii="Times New Roman" w:hAnsi="Times New Roman" w:cs="Times New Roman"/>
+          <w:sz w:val="28"/>
+          <w:szCs w:val="28"/>
+        </w:rPr>
+        <w:t>обхід</w:t>
+      </w:r>
+      <w:proofErr w:type="spellEnd"/>
+      <w:r>
+        <w:rPr>
+          <w:rFonts w:ascii="Times New Roman" w:hAnsi="Times New Roman" w:cs="Times New Roman"/>
+          <w:sz w:val="28"/>
+          <w:szCs w:val="28"/>
+        </w:rPr>
+        <w:t xml:space="preserve"> графа </w:t>
+      </w:r>
+      <w:proofErr w:type="spellStart"/>
+      <w:r>
+        <w:rPr>
+          <w:rFonts w:ascii="Times New Roman" w:hAnsi="Times New Roman" w:cs="Times New Roman"/>
+          <w:sz w:val="28"/>
+          <w:szCs w:val="28"/>
+        </w:rPr>
+        <w:t>вшир</w:t>
+      </w:r>
+      <w:proofErr w:type="spellEnd"/>
+      <w:r>
+        <w:rPr>
+          <w:rFonts w:ascii="Times New Roman" w:hAnsi="Times New Roman" w:cs="Times New Roman"/>
+          <w:sz w:val="28"/>
+          <w:szCs w:val="28"/>
+        </w:rPr>
+        <w:t>;</w:t>
+      </w:r>
+    </w:p>
+    <w:p>
+      <w:pPr>
+        <w:rPr>
+          <w:rFonts w:ascii="Times New Roman" w:hAnsi="Times New Roman" w:cs="Times New Roman"/>
+          <w:sz w:val="28"/>
+          <w:szCs w:val="28"/>
+        </w:rPr>
+      </w:pPr>
+      <w:r>
+        <w:rPr>
+          <w:rFonts w:ascii="Times New Roman" w:hAnsi="Times New Roman" w:cs="Times New Roman"/>
+          <w:sz w:val="28"/>
+          <w:szCs w:val="28"/>
+        </w:rPr>
+        <w:t xml:space="preserve">г) </w:t>
+      </w:r>
+      <w:proofErr w:type="spellStart"/>
+      <w:r>
+        <w:rPr>
+          <w:rFonts w:ascii="Times New Roman" w:hAnsi="Times New Roman" w:cs="Times New Roman"/>
+          <w:sz w:val="28"/>
+          <w:szCs w:val="28"/>
+        </w:rPr>
+        <w:t>обхід</w:t>
+      </w:r>
+      <w:proofErr w:type="spellEnd"/>
+      <w:r>
+        <w:rPr>
+          <w:rFonts w:ascii="Times New Roman" w:hAnsi="Times New Roman" w:cs="Times New Roman"/>
+          <w:sz w:val="28"/>
+          <w:szCs w:val="28"/>
+        </w:rPr>
+        <w:t xml:space="preserve"> графа </w:t>
+      </w:r>
+      <w:proofErr w:type="spellStart"/>
+      <w:r>
+        <w:rPr>
+          <w:rFonts w:ascii="Times New Roman" w:hAnsi="Times New Roman" w:cs="Times New Roman"/>
+          <w:sz w:val="28"/>
+          <w:szCs w:val="28"/>
+        </w:rPr>
+        <w:t>вглиб</w:t>
+      </w:r>
+      <w:proofErr w:type="spellEnd"/>
+      <w:r>
+        <w:rPr>
+          <w:rFonts w:ascii="Times New Roman" w:hAnsi="Times New Roman" w:cs="Times New Roman"/>
+          <w:sz w:val="28"/>
+          <w:szCs w:val="28"/>
+        </w:rPr>
+        <w:t>.</w:t>
+      </w:r>
+    </w:p>
+    <w:p>
+      <w:pPr>
+        <w:rPr>
+          <w:rFonts w:ascii="Times New Roman" w:hAnsi="Times New Roman" w:cs="Times New Roman"/>
+          <w:sz w:val="28"/>
+          <w:szCs w:val="28"/>
+          <w:lang w:val="en-US"/>
+        </w:rPr>
+      </w:pPr>
+    </w:p>
+    <w:p>
+      <w:pPr>
+        <w:rPr>
+          <w:rFonts w:ascii="Times New Roman" w:hAnsi="Times New Roman" w:cs="Times New Roman"/>
+          <w:sz w:val="28"/>
+          <w:szCs w:val="28"/>
+        </w:rPr>
+      </w:pPr>
+      <w:r>
+        <w:rPr>
+          <w:rFonts w:ascii="Times New Roman" w:hAnsi="Times New Roman" w:cs="Times New Roman"/>
+          <w:sz w:val="28"/>
+          <w:szCs w:val="28"/>
+        </w:rPr>
+        <w:t>7. О</w:t>
+      </w:r>
+      <w:proofErr w:type="spellStart"/>
+      <w:r>
+        <w:rPr>
+          <w:rFonts w:ascii="Times New Roman" w:hAnsi="Times New Roman" w:cs="Times New Roman"/>
+          <w:sz w:val="28"/>
+          <w:szCs w:val="28"/>
+        </w:rPr>
+        <w:t>бхід</w:t>
+      </w:r>
+      <w:proofErr w:type="spellEnd"/>
+      <w:r>
+        <w:rPr>
+          <w:rFonts w:ascii="Times New Roman" w:hAnsi="Times New Roman" w:cs="Times New Roman"/>
+          <w:sz w:val="28"/>
+          <w:szCs w:val="28"/>
+        </w:rPr>
+        <w:t xml:space="preserve"> дерева </w:t>
+      </w:r>
+      <w:proofErr w:type="spellStart"/>
+      <w:r>
+        <w:rPr>
+          <w:rFonts w:ascii="Times New Roman" w:hAnsi="Times New Roman" w:cs="Times New Roman"/>
+          <w:sz w:val="28"/>
+          <w:szCs w:val="28"/>
+        </w:rPr>
+        <w:t>вглиб</w:t>
+      </w:r>
+      <w:proofErr w:type="spellEnd"/>
+      <w:r>
+        <w:rPr>
+          <w:rFonts w:ascii="Times New Roman" w:hAnsi="Times New Roman" w:cs="Times New Roman"/>
+          <w:sz w:val="28"/>
+          <w:szCs w:val="28"/>
+        </w:rPr>
+        <w:t xml:space="preserve"> </w:t>
+      </w:r>
+      <w:proofErr w:type="spellStart"/>
+      <w:r>
+        <w:rPr>
+          <w:rFonts w:ascii="Times New Roman" w:hAnsi="Times New Roman" w:cs="Times New Roman"/>
+          <w:sz w:val="28"/>
+          <w:szCs w:val="28"/>
+        </w:rPr>
+        <w:t>використовує</w:t>
+      </w:r>
+      <w:proofErr w:type="spellEnd"/>
+      <w:r>
+        <w:rPr>
+          <w:rFonts w:ascii="Times New Roman" w:hAnsi="Times New Roman" w:cs="Times New Roman"/>
+          <w:sz w:val="28"/>
+          <w:szCs w:val="28"/>
+        </w:rPr>
+        <w:t>:</w:t>
+      </w:r>
+    </w:p>
+    <w:p>
+      <w:pPr>
+        <w:rPr>
+          <w:rFonts w:ascii="Times New Roman" w:hAnsi="Times New Roman" w:cs="Times New Roman"/>
+          <w:sz w:val="28"/>
+          <w:szCs w:val="28"/>
+        </w:rPr>
+      </w:pPr>
+      <w:r>
+        <w:rPr>
+          <w:rFonts w:ascii="Times New Roman" w:hAnsi="Times New Roman" w:cs="Times New Roman"/>
+          <w:sz w:val="28"/>
+          <w:szCs w:val="28"/>
+        </w:rPr>
+        <w:t xml:space="preserve">а) </w:t>
+      </w:r>
+      <w:proofErr w:type="spellStart"/>
+      <w:r>
+        <w:rPr>
+          <w:rFonts w:ascii="Times New Roman" w:hAnsi="Times New Roman" w:cs="Times New Roman"/>
+          <w:sz w:val="28"/>
+          <w:szCs w:val="28"/>
+        </w:rPr>
+        <w:t>чергу</w:t>
+      </w:r>
+      <w:proofErr w:type="spellEnd"/>
+      <w:r>
+        <w:rPr>
+          <w:rFonts w:ascii="Times New Roman" w:hAnsi="Times New Roman" w:cs="Times New Roman"/>
+          <w:sz w:val="28"/>
+          <w:szCs w:val="28"/>
+        </w:rPr>
+        <w:t>;</w:t>
+      </w:r>
+    </w:p>
+    <w:p>
+      <w:pPr>
+        <w:rPr>
+          <w:rFonts w:ascii="Times New Roman" w:hAnsi="Times New Roman" w:cs="Times New Roman"/>
+          <w:b/>
+          <w:bCs/>
+          <w:sz w:val="28"/>
+          <w:szCs w:val="28"/>
+        </w:rPr>
+      </w:pPr>
+      <w:r>
+        <w:rPr>
+          <w:rFonts w:ascii="Times New Roman" w:hAnsi="Times New Roman" w:cs="Times New Roman"/>
+          <w:b/>
+          <w:bCs/>
+          <w:sz w:val="28"/>
+          <w:szCs w:val="28"/>
+        </w:rPr>
+        <w:t>б) стек;</w:t>
+      </w:r>
+    </w:p>
+    <w:p>
+      <w:pPr>
+        <w:rPr>
+          <w:rFonts w:ascii="Times New Roman" w:hAnsi="Times New Roman" w:cs="Times New Roman"/>
+          <w:sz w:val="28"/>
+          <w:szCs w:val="28"/>
+        </w:rPr>
+      </w:pPr>
+      <w:r>
+        <w:rPr>
+          <w:rFonts w:ascii="Times New Roman" w:hAnsi="Times New Roman" w:cs="Times New Roman"/>
+          <w:sz w:val="28"/>
+          <w:szCs w:val="28"/>
+        </w:rPr>
+        <w:t>в) список;</w:t>
+      </w:r>
+    </w:p>
+    <w:p>
+      <w:pPr>
+        <w:rPr>
+          <w:rFonts w:ascii="Times New Roman" w:hAnsi="Times New Roman" w:cs="Times New Roman"/>
+          <w:sz w:val="28"/>
+          <w:szCs w:val="28"/>
+        </w:rPr>
+      </w:pPr>
+      <w:r>
+        <w:rPr>
+          <w:rFonts w:ascii="Times New Roman" w:hAnsi="Times New Roman" w:cs="Times New Roman"/>
+          <w:sz w:val="28"/>
+          <w:szCs w:val="28"/>
+        </w:rPr>
+        <w:t xml:space="preserve">г) </w:t>
+      </w:r>
+      <w:proofErr w:type="spellStart"/>
+      <w:r>
+        <w:rPr>
+          <w:rFonts w:ascii="Times New Roman" w:hAnsi="Times New Roman" w:cs="Times New Roman"/>
+          <w:sz w:val="28"/>
+          <w:szCs w:val="28"/>
+        </w:rPr>
+        <w:t>таблицю</w:t>
+      </w:r>
+      <w:proofErr w:type="spellEnd"/>
+      <w:r>
+        <w:rPr>
+          <w:rFonts w:ascii="Times New Roman" w:hAnsi="Times New Roman" w:cs="Times New Roman"/>
+          <w:sz w:val="28"/>
+          <w:szCs w:val="28"/>
+        </w:rPr>
+        <w:t>.</w:t>
+      </w:r>
+    </w:p>
+    <w:p>
+      <w:pPr>
+        <w:rPr>
+          <w:rFonts w:ascii="Times New Roman" w:hAnsi="Times New Roman" w:cs="Times New Roman"/>
+          <w:sz w:val="28"/>
+          <w:szCs w:val="28"/>
+          <w:lang w:val="en-US"/>
+        </w:rPr>
+      </w:pPr>
+    </w:p>
+    <w:p>
+      <w:pPr>
+        <w:rPr>
+          <w:rFonts w:ascii="Times New Roman" w:hAnsi="Times New Roman" w:cs="Times New Roman"/>
+          <w:sz w:val="28"/>
+          <w:szCs w:val="28"/>
+        </w:rPr>
+      </w:pPr>
+      <w:r>
+        <w:rPr>
+          <w:rFonts w:ascii="Times New Roman" w:hAnsi="Times New Roman" w:cs="Times New Roman"/>
+          <w:sz w:val="28"/>
+          <w:szCs w:val="28"/>
+        </w:rPr>
+        <w:t>8. О</w:t>
+      </w:r>
+      <w:proofErr w:type="spellStart"/>
+      <w:r>
+        <w:rPr>
+          <w:rFonts w:ascii="Times New Roman" w:hAnsi="Times New Roman" w:cs="Times New Roman"/>
+          <w:sz w:val="28"/>
+          <w:szCs w:val="28"/>
+        </w:rPr>
+        <w:t>бхід</w:t>
+      </w:r>
+      <w:proofErr w:type="spellEnd"/>
+      <w:r>
+        <w:rPr>
+          <w:rFonts w:ascii="Times New Roman" w:hAnsi="Times New Roman" w:cs="Times New Roman"/>
+          <w:sz w:val="28"/>
+          <w:szCs w:val="28"/>
+        </w:rPr>
+        <w:t xml:space="preserve"> дерева </w:t>
+      </w:r>
+      <w:proofErr w:type="spellStart"/>
+      <w:r>
+        <w:rPr>
+          <w:rFonts w:ascii="Times New Roman" w:hAnsi="Times New Roman" w:cs="Times New Roman"/>
+          <w:sz w:val="28"/>
+          <w:szCs w:val="28"/>
+        </w:rPr>
+        <w:t>вшир</w:t>
+      </w:r>
+      <w:proofErr w:type="spellEnd"/>
+      <w:r>
+        <w:rPr>
+          <w:rFonts w:ascii="Times New Roman" w:hAnsi="Times New Roman" w:cs="Times New Roman"/>
+          <w:sz w:val="28"/>
+          <w:szCs w:val="28"/>
+        </w:rPr>
+        <w:t xml:space="preserve"> </w:t>
+      </w:r>
+      <w:proofErr w:type="spellStart"/>
+      <w:r>
+        <w:rPr>
+          <w:rFonts w:ascii="Times New Roman" w:hAnsi="Times New Roman" w:cs="Times New Roman"/>
+          <w:sz w:val="28"/>
+          <w:szCs w:val="28"/>
+        </w:rPr>
+        <w:t>використовує</w:t>
+      </w:r>
+      <w:proofErr w:type="spellEnd"/>
+      <w:r>
+        <w:rPr>
+          <w:rFonts w:ascii="Times New Roman" w:hAnsi="Times New Roman" w:cs="Times New Roman"/>
+          <w:sz w:val="28"/>
+          <w:szCs w:val="28"/>
+        </w:rPr>
+        <w:t>:</w:t>
+      </w:r>
+    </w:p>
+    <w:p>
+      <w:pPr>
+        <w:rPr>
+          <w:rFonts w:ascii="Times New Roman" w:hAnsi="Times New Roman" w:cs="Times New Roman"/>
+          <w:b/>
+          <w:bCs/>
+          <w:sz w:val="28"/>
+          <w:szCs w:val="28"/>
+        </w:rPr>
+      </w:pPr>
+      <w:r>
+        <w:rPr>
+          <w:rFonts w:ascii="Times New Roman" w:hAnsi="Times New Roman" w:cs="Times New Roman"/>
+          <w:b/>
+          <w:bCs/>
+          <w:sz w:val="28"/>
+          <w:szCs w:val="28"/>
+        </w:rPr>
+        <w:t xml:space="preserve">а) </w:t>
+      </w:r>
+      <w:proofErr w:type="spellStart"/>
+      <w:r>
+        <w:rPr>
+          <w:rFonts w:ascii="Times New Roman" w:hAnsi="Times New Roman" w:cs="Times New Roman"/>
+          <w:b/>
+          <w:bCs/>
+          <w:sz w:val="28"/>
+          <w:szCs w:val="28"/>
+        </w:rPr>
+        <w:t>чергу</w:t>
+      </w:r>
+      <w:proofErr w:type="spellEnd"/>
+      <w:r>
+        <w:rPr>
+          <w:rFonts w:ascii="Times New Roman" w:hAnsi="Times New Roman" w:cs="Times New Roman"/>
+          <w:b/>
+          <w:bCs/>
+          <w:sz w:val="28"/>
+          <w:szCs w:val="28"/>
+        </w:rPr>
+        <w:t>;</w:t>
+      </w:r>
+    </w:p>
+    <w:p>
+      <w:pPr>
+        <w:rPr>
+          <w:rFonts w:ascii="Times New Roman" w:hAnsi="Times New Roman" w:cs="Times New Roman"/>
+          <w:sz w:val="28"/>
+          <w:szCs w:val="28"/>
+        </w:rPr>
+      </w:pPr>
+      <w:r>
+        <w:rPr>
+          <w:rFonts w:ascii="Times New Roman" w:hAnsi="Times New Roman" w:cs="Times New Roman"/>
+          <w:sz w:val="28"/>
+          <w:szCs w:val="28"/>
+        </w:rPr>
+        <w:t>б) стек;</w:t>
+      </w:r>
+    </w:p>
+    <w:p>
+      <w:pPr>
+        <w:rPr>
+          <w:rFonts w:ascii="Times New Roman" w:hAnsi="Times New Roman" w:cs="Times New Roman"/>
+          <w:sz w:val="28"/>
+          <w:szCs w:val="28"/>
+        </w:rPr>
+      </w:pPr>
+      <w:r>
+        <w:rPr>
+          <w:rFonts w:ascii="Times New Roman" w:hAnsi="Times New Roman" w:cs="Times New Roman"/>
+          <w:sz w:val="28"/>
+          <w:szCs w:val="28"/>
+        </w:rPr>
+        <w:t>в) список;</w:t>
+      </w:r>
+    </w:p>
+    <w:p>
+      <w:pPr>
+        <w:rPr>
+          <w:rFonts w:ascii="Times New Roman" w:hAnsi="Times New Roman" w:cs="Times New Roman"/>
+          <w:sz w:val="28"/>
+          <w:szCs w:val="28"/>
+        </w:rPr>
+      </w:pPr>
+      <w:r>
+        <w:rPr>
+          <w:rFonts w:ascii="Times New Roman" w:hAnsi="Times New Roman" w:cs="Times New Roman"/>
+          <w:sz w:val="28"/>
+          <w:szCs w:val="28"/>
+        </w:rPr>
+        <w:t xml:space="preserve">г) </w:t>
+      </w:r>
+      <w:proofErr w:type="spellStart"/>
+      <w:r>
+        <w:rPr>
+          <w:rFonts w:ascii="Times New Roman" w:hAnsi="Times New Roman" w:cs="Times New Roman"/>
+          <w:sz w:val="28"/>
+          <w:szCs w:val="28"/>
+        </w:rPr>
+        <w:t>таблицю</w:t>
+      </w:r>
+      <w:proofErr w:type="spellEnd"/>
+    </w:p>
+    <w:p>
+      <w:pPr>
+        <w:rPr>
+          <w:rFonts w:ascii="Times New Roman" w:hAnsi="Times New Roman" w:cs="Times New Roman"/>
+          <w:sz w:val="28"/>
+          <w:szCs w:val="28"/>
+          <w:lang w:val="en-US"/>
+        </w:rPr>
+      </w:pPr>
+    </w:p>
+    <w:p>
+      <w:pPr>
+        <w:rPr>
+          <w:rFonts w:ascii="Times New Roman" w:hAnsi="Times New Roman" w:cs="Times New Roman"/>
           <w:sz w:val="28"/>
           <w:szCs w:val="28"/>
           <w:lang w:val="uk-UA"/>
         </w:rPr>
-        <w:t>ф</w:t>
+      </w:pPr>
+    </w:p>
+    <w:p>
+      <w:pPr>
+        <w:rPr>
+          <w:rFonts w:ascii="Times New Roman" w:hAnsi="Times New Roman" w:cs="Times New Roman"/>
+          <w:sz w:val="28"/>
+          <w:szCs w:val="28"/>
+          <w:lang w:val="uk-UA"/>
+        </w:rPr>
+      </w:pPr>
+    </w:p>
+    <w:p>
+      <w:pPr>
+        <w:rPr>
+          <w:rFonts w:ascii="Times New Roman" w:hAnsi="Times New Roman" w:cs="Times New Roman"/>
+          <w:sz w:val="28"/>
+          <w:szCs w:val="28"/>
+        </w:rPr>
+      </w:pPr>
+      <w:r>
+        <w:rPr>
+          <w:rFonts w:ascii="Times New Roman" w:hAnsi="Times New Roman" w:cs="Times New Roman"/>
+          <w:sz w:val="28"/>
+          <w:szCs w:val="28"/>
+        </w:rPr>
+        <w:lastRenderedPageBreak/>
+        <w:t xml:space="preserve">9. За </w:t>
+      </w:r>
+      <w:proofErr w:type="spellStart"/>
+      <w:r>
+        <w:rPr>
+          <w:rFonts w:ascii="Times New Roman" w:hAnsi="Times New Roman" w:cs="Times New Roman"/>
+          <w:sz w:val="28"/>
+          <w:szCs w:val="28"/>
+        </w:rPr>
+        <w:t>визначенням</w:t>
+      </w:r>
+      <w:proofErr w:type="spellEnd"/>
+      <w:r>
+        <w:rPr>
+          <w:rFonts w:ascii="Times New Roman" w:hAnsi="Times New Roman" w:cs="Times New Roman"/>
+          <w:sz w:val="28"/>
+          <w:szCs w:val="28"/>
+        </w:rPr>
+        <w:t xml:space="preserve"> </w:t>
+      </w:r>
+      <w:proofErr w:type="spellStart"/>
+      <w:r>
+        <w:rPr>
+          <w:rFonts w:ascii="Times New Roman" w:hAnsi="Times New Roman" w:cs="Times New Roman"/>
+          <w:sz w:val="28"/>
+          <w:szCs w:val="28"/>
+        </w:rPr>
+        <w:t>знайдіть</w:t>
+      </w:r>
+      <w:proofErr w:type="spellEnd"/>
+      <w:r>
+        <w:rPr>
+          <w:rFonts w:ascii="Times New Roman" w:hAnsi="Times New Roman" w:cs="Times New Roman"/>
+          <w:sz w:val="28"/>
+          <w:szCs w:val="28"/>
+        </w:rPr>
+        <w:t xml:space="preserve"> </w:t>
+      </w:r>
+      <w:proofErr w:type="spellStart"/>
+      <w:r>
+        <w:rPr>
+          <w:rFonts w:ascii="Times New Roman" w:hAnsi="Times New Roman" w:cs="Times New Roman"/>
+          <w:sz w:val="28"/>
+          <w:szCs w:val="28"/>
+        </w:rPr>
+        <w:t>означення</w:t>
+      </w:r>
+      <w:proofErr w:type="spellEnd"/>
+      <w:r>
+        <w:rPr>
+          <w:rFonts w:ascii="Times New Roman" w:hAnsi="Times New Roman" w:cs="Times New Roman"/>
+          <w:sz w:val="28"/>
+          <w:szCs w:val="28"/>
+        </w:rPr>
+        <w:t xml:space="preserve">: </w:t>
+      </w:r>
+      <w:proofErr w:type="spellStart"/>
+      <w:r>
+        <w:rPr>
+          <w:rFonts w:ascii="Times New Roman" w:hAnsi="Times New Roman" w:cs="Times New Roman"/>
+          <w:sz w:val="28"/>
+          <w:szCs w:val="28"/>
+        </w:rPr>
+        <w:t>кожен</w:t>
+      </w:r>
+      <w:proofErr w:type="spellEnd"/>
+      <w:r>
+        <w:rPr>
+          <w:rFonts w:ascii="Times New Roman" w:hAnsi="Times New Roman" w:cs="Times New Roman"/>
+          <w:sz w:val="28"/>
+          <w:szCs w:val="28"/>
+        </w:rPr>
+        <w:t xml:space="preserve"> </w:t>
+      </w:r>
+      <w:proofErr w:type="spellStart"/>
+      <w:r>
+        <w:rPr>
+          <w:rFonts w:ascii="Times New Roman" w:hAnsi="Times New Roman" w:cs="Times New Roman"/>
+          <w:sz w:val="28"/>
+          <w:szCs w:val="28"/>
+        </w:rPr>
+        <w:t>вузол</w:t>
+      </w:r>
+      <w:proofErr w:type="spellEnd"/>
+      <w:r>
+        <w:rPr>
+          <w:rFonts w:ascii="Times New Roman" w:hAnsi="Times New Roman" w:cs="Times New Roman"/>
+          <w:sz w:val="28"/>
+          <w:szCs w:val="28"/>
+        </w:rPr>
+        <w:t xml:space="preserve"> дерева </w:t>
+      </w:r>
+      <w:proofErr w:type="spellStart"/>
+      <w:r>
+        <w:rPr>
+          <w:rFonts w:ascii="Times New Roman" w:hAnsi="Times New Roman" w:cs="Times New Roman"/>
+          <w:sz w:val="28"/>
+          <w:szCs w:val="28"/>
+        </w:rPr>
+        <w:t>має</w:t>
+      </w:r>
+      <w:proofErr w:type="spellEnd"/>
+    </w:p>
+    <w:p>
+      <w:pPr>
+        <w:rPr>
+          <w:rFonts w:ascii="Times New Roman" w:hAnsi="Times New Roman" w:cs="Times New Roman"/>
+          <w:sz w:val="28"/>
+          <w:szCs w:val="28"/>
+        </w:rPr>
+      </w:pPr>
+      <w:proofErr w:type="spellStart"/>
+      <w:r>
+        <w:rPr>
+          <w:rFonts w:ascii="Times New Roman" w:hAnsi="Times New Roman" w:cs="Times New Roman"/>
+          <w:sz w:val="28"/>
+          <w:szCs w:val="28"/>
+        </w:rPr>
+        <w:t>вказівкник</w:t>
+      </w:r>
+      <w:proofErr w:type="spellEnd"/>
+      <w:r>
+        <w:rPr>
+          <w:rFonts w:ascii="Times New Roman" w:hAnsi="Times New Roman" w:cs="Times New Roman"/>
+          <w:sz w:val="28"/>
+          <w:szCs w:val="28"/>
+        </w:rPr>
+        <w:t xml:space="preserve">, </w:t>
+      </w:r>
+      <w:proofErr w:type="spellStart"/>
+      <w:r>
+        <w:rPr>
+          <w:rFonts w:ascii="Times New Roman" w:hAnsi="Times New Roman" w:cs="Times New Roman"/>
+          <w:sz w:val="28"/>
+          <w:szCs w:val="28"/>
+        </w:rPr>
+        <w:t>що</w:t>
+      </w:r>
+      <w:proofErr w:type="spellEnd"/>
+      <w:r>
+        <w:rPr>
+          <w:rFonts w:ascii="Times New Roman" w:hAnsi="Times New Roman" w:cs="Times New Roman"/>
+          <w:sz w:val="28"/>
+          <w:szCs w:val="28"/>
+        </w:rPr>
+        <w:t xml:space="preserve"> </w:t>
+      </w:r>
+      <w:proofErr w:type="spellStart"/>
+      <w:r>
+        <w:rPr>
+          <w:rFonts w:ascii="Times New Roman" w:hAnsi="Times New Roman" w:cs="Times New Roman"/>
+          <w:sz w:val="28"/>
+          <w:szCs w:val="28"/>
+        </w:rPr>
+        <w:t>вказує</w:t>
+      </w:r>
+      <w:proofErr w:type="spellEnd"/>
+      <w:r>
+        <w:rPr>
+          <w:rFonts w:ascii="Times New Roman" w:hAnsi="Times New Roman" w:cs="Times New Roman"/>
+          <w:sz w:val="28"/>
+          <w:szCs w:val="28"/>
+        </w:rPr>
+        <w:t xml:space="preserve"> на батька:</w:t>
+      </w:r>
+    </w:p>
+    <w:p>
+      <w:pPr>
+        <w:rPr>
+          <w:rFonts w:ascii="Times New Roman" w:hAnsi="Times New Roman" w:cs="Times New Roman"/>
+          <w:sz w:val="28"/>
+          <w:szCs w:val="28"/>
+        </w:rPr>
+      </w:pPr>
+      <w:r>
+        <w:rPr>
+          <w:rFonts w:ascii="Times New Roman" w:hAnsi="Times New Roman" w:cs="Times New Roman"/>
+          <w:sz w:val="28"/>
+          <w:szCs w:val="28"/>
+        </w:rPr>
+        <w:t xml:space="preserve">а) </w:t>
+      </w:r>
+      <w:proofErr w:type="spellStart"/>
+      <w:r>
+        <w:rPr>
+          <w:rFonts w:ascii="Times New Roman" w:hAnsi="Times New Roman" w:cs="Times New Roman"/>
+          <w:sz w:val="28"/>
+          <w:szCs w:val="28"/>
+        </w:rPr>
+        <w:t>стандартний</w:t>
+      </w:r>
+      <w:proofErr w:type="spellEnd"/>
+      <w:r>
+        <w:rPr>
+          <w:rFonts w:ascii="Times New Roman" w:hAnsi="Times New Roman" w:cs="Times New Roman"/>
+          <w:sz w:val="28"/>
+          <w:szCs w:val="28"/>
+        </w:rPr>
+        <w:t xml:space="preserve"> </w:t>
+      </w:r>
+      <w:proofErr w:type="spellStart"/>
+      <w:r>
+        <w:rPr>
+          <w:rFonts w:ascii="Times New Roman" w:hAnsi="Times New Roman" w:cs="Times New Roman"/>
+          <w:sz w:val="28"/>
+          <w:szCs w:val="28"/>
+        </w:rPr>
+        <w:t>спосіб</w:t>
+      </w:r>
+      <w:proofErr w:type="spellEnd"/>
+      <w:r>
+        <w:rPr>
+          <w:rFonts w:ascii="Times New Roman" w:hAnsi="Times New Roman" w:cs="Times New Roman"/>
+          <w:sz w:val="28"/>
+          <w:szCs w:val="28"/>
+        </w:rPr>
+        <w:t xml:space="preserve"> </w:t>
+      </w:r>
+      <w:proofErr w:type="spellStart"/>
+      <w:r>
+        <w:rPr>
+          <w:rFonts w:ascii="Times New Roman" w:hAnsi="Times New Roman" w:cs="Times New Roman"/>
+          <w:sz w:val="28"/>
+          <w:szCs w:val="28"/>
+        </w:rPr>
+        <w:t>подання</w:t>
+      </w:r>
+      <w:proofErr w:type="spellEnd"/>
+      <w:r>
+        <w:rPr>
+          <w:rFonts w:ascii="Times New Roman" w:hAnsi="Times New Roman" w:cs="Times New Roman"/>
+          <w:sz w:val="28"/>
+          <w:szCs w:val="28"/>
+        </w:rPr>
+        <w:t xml:space="preserve"> дерев у </w:t>
+      </w:r>
+      <w:proofErr w:type="spellStart"/>
+      <w:r>
+        <w:rPr>
+          <w:rFonts w:ascii="Times New Roman" w:hAnsi="Times New Roman" w:cs="Times New Roman"/>
+          <w:sz w:val="28"/>
+          <w:szCs w:val="28"/>
+        </w:rPr>
+        <w:t>зв’язній</w:t>
+      </w:r>
+      <w:proofErr w:type="spellEnd"/>
+      <w:r>
+        <w:rPr>
+          <w:rFonts w:ascii="Times New Roman" w:hAnsi="Times New Roman" w:cs="Times New Roman"/>
+          <w:sz w:val="28"/>
+          <w:szCs w:val="28"/>
+        </w:rPr>
+        <w:t xml:space="preserve"> </w:t>
+      </w:r>
+      <w:proofErr w:type="spellStart"/>
+      <w:r>
+        <w:rPr>
+          <w:rFonts w:ascii="Times New Roman" w:hAnsi="Times New Roman" w:cs="Times New Roman"/>
+          <w:sz w:val="28"/>
+          <w:szCs w:val="28"/>
+        </w:rPr>
+        <w:t>пам’яті</w:t>
+      </w:r>
+      <w:proofErr w:type="spellEnd"/>
+      <w:r>
+        <w:rPr>
+          <w:rFonts w:ascii="Times New Roman" w:hAnsi="Times New Roman" w:cs="Times New Roman"/>
+          <w:sz w:val="28"/>
+          <w:szCs w:val="28"/>
+        </w:rPr>
+        <w:t>;</w:t>
+      </w:r>
+    </w:p>
+    <w:p>
+      <w:pPr>
+        <w:rPr>
+          <w:rFonts w:ascii="Times New Roman" w:hAnsi="Times New Roman" w:cs="Times New Roman"/>
+          <w:b/>
+          <w:bCs/>
+          <w:sz w:val="28"/>
+          <w:szCs w:val="28"/>
+        </w:rPr>
+      </w:pPr>
+      <w:r>
+        <w:rPr>
+          <w:rFonts w:ascii="Times New Roman" w:hAnsi="Times New Roman" w:cs="Times New Roman"/>
+          <w:b/>
+          <w:bCs/>
+          <w:sz w:val="28"/>
+          <w:szCs w:val="28"/>
+        </w:rPr>
+        <w:t xml:space="preserve">б) </w:t>
+      </w:r>
+      <w:proofErr w:type="spellStart"/>
+      <w:r>
+        <w:rPr>
+          <w:rFonts w:ascii="Times New Roman" w:hAnsi="Times New Roman" w:cs="Times New Roman"/>
+          <w:b/>
+          <w:bCs/>
+          <w:sz w:val="28"/>
+          <w:szCs w:val="28"/>
+        </w:rPr>
+        <w:t>інверсний</w:t>
+      </w:r>
+      <w:proofErr w:type="spellEnd"/>
+      <w:r>
+        <w:rPr>
+          <w:rFonts w:ascii="Times New Roman" w:hAnsi="Times New Roman" w:cs="Times New Roman"/>
+          <w:b/>
+          <w:bCs/>
+          <w:sz w:val="28"/>
+          <w:szCs w:val="28"/>
+        </w:rPr>
+        <w:t xml:space="preserve"> </w:t>
+      </w:r>
+      <w:proofErr w:type="spellStart"/>
+      <w:r>
+        <w:rPr>
+          <w:rFonts w:ascii="Times New Roman" w:hAnsi="Times New Roman" w:cs="Times New Roman"/>
+          <w:b/>
+          <w:bCs/>
+          <w:sz w:val="28"/>
+          <w:szCs w:val="28"/>
+        </w:rPr>
+        <w:t>спосіб</w:t>
+      </w:r>
+      <w:proofErr w:type="spellEnd"/>
+      <w:r>
+        <w:rPr>
+          <w:rFonts w:ascii="Times New Roman" w:hAnsi="Times New Roman" w:cs="Times New Roman"/>
+          <w:b/>
+          <w:bCs/>
+          <w:sz w:val="28"/>
+          <w:szCs w:val="28"/>
+        </w:rPr>
+        <w:t xml:space="preserve"> </w:t>
+      </w:r>
+      <w:proofErr w:type="spellStart"/>
+      <w:r>
+        <w:rPr>
+          <w:rFonts w:ascii="Times New Roman" w:hAnsi="Times New Roman" w:cs="Times New Roman"/>
+          <w:b/>
+          <w:bCs/>
+          <w:sz w:val="28"/>
+          <w:szCs w:val="28"/>
+        </w:rPr>
+        <w:t>подання</w:t>
+      </w:r>
+      <w:proofErr w:type="spellEnd"/>
+      <w:r>
+        <w:rPr>
+          <w:rFonts w:ascii="Times New Roman" w:hAnsi="Times New Roman" w:cs="Times New Roman"/>
+          <w:b/>
+          <w:bCs/>
+          <w:sz w:val="28"/>
+          <w:szCs w:val="28"/>
+        </w:rPr>
+        <w:t xml:space="preserve"> дерев у </w:t>
+      </w:r>
+      <w:proofErr w:type="spellStart"/>
+      <w:r>
+        <w:rPr>
+          <w:rFonts w:ascii="Times New Roman" w:hAnsi="Times New Roman" w:cs="Times New Roman"/>
+          <w:b/>
+          <w:bCs/>
+          <w:sz w:val="28"/>
+          <w:szCs w:val="28"/>
+        </w:rPr>
+        <w:t>зв’язній</w:t>
+      </w:r>
+      <w:proofErr w:type="spellEnd"/>
+      <w:r>
+        <w:rPr>
+          <w:rFonts w:ascii="Times New Roman" w:hAnsi="Times New Roman" w:cs="Times New Roman"/>
+          <w:b/>
+          <w:bCs/>
+          <w:sz w:val="28"/>
+          <w:szCs w:val="28"/>
+        </w:rPr>
+        <w:t xml:space="preserve"> </w:t>
+      </w:r>
+      <w:proofErr w:type="spellStart"/>
+      <w:r>
+        <w:rPr>
+          <w:rFonts w:ascii="Times New Roman" w:hAnsi="Times New Roman" w:cs="Times New Roman"/>
+          <w:b/>
+          <w:bCs/>
+          <w:sz w:val="28"/>
+          <w:szCs w:val="28"/>
+        </w:rPr>
+        <w:t>пам’яті</w:t>
+      </w:r>
+      <w:proofErr w:type="spellEnd"/>
+      <w:r>
+        <w:rPr>
+          <w:rFonts w:ascii="Times New Roman" w:hAnsi="Times New Roman" w:cs="Times New Roman"/>
+          <w:b/>
+          <w:bCs/>
+          <w:sz w:val="28"/>
+          <w:szCs w:val="28"/>
+        </w:rPr>
+        <w:t>;</w:t>
+      </w:r>
+    </w:p>
+    <w:p>
+      <w:pPr>
+        <w:rPr>
+          <w:rFonts w:ascii="Times New Roman" w:hAnsi="Times New Roman" w:cs="Times New Roman"/>
+          <w:sz w:val="28"/>
+          <w:szCs w:val="28"/>
+        </w:rPr>
+      </w:pPr>
+      <w:r>
+        <w:rPr>
+          <w:rFonts w:ascii="Times New Roman" w:hAnsi="Times New Roman" w:cs="Times New Roman"/>
+          <w:sz w:val="28"/>
+          <w:szCs w:val="28"/>
+        </w:rPr>
+        <w:t xml:space="preserve">в) </w:t>
+      </w:r>
+      <w:proofErr w:type="spellStart"/>
+      <w:r>
+        <w:rPr>
+          <w:rFonts w:ascii="Times New Roman" w:hAnsi="Times New Roman" w:cs="Times New Roman"/>
+          <w:sz w:val="28"/>
+          <w:szCs w:val="28"/>
+        </w:rPr>
+        <w:t>обхід</w:t>
+      </w:r>
+      <w:proofErr w:type="spellEnd"/>
+      <w:r>
+        <w:rPr>
+          <w:rFonts w:ascii="Times New Roman" w:hAnsi="Times New Roman" w:cs="Times New Roman"/>
+          <w:sz w:val="28"/>
+          <w:szCs w:val="28"/>
+        </w:rPr>
+        <w:t xml:space="preserve"> графа </w:t>
+      </w:r>
+      <w:proofErr w:type="spellStart"/>
+      <w:r>
+        <w:rPr>
+          <w:rFonts w:ascii="Times New Roman" w:hAnsi="Times New Roman" w:cs="Times New Roman"/>
+          <w:sz w:val="28"/>
+          <w:szCs w:val="28"/>
+        </w:rPr>
+        <w:t>вшир</w:t>
+      </w:r>
+      <w:proofErr w:type="spellEnd"/>
+      <w:r>
+        <w:rPr>
+          <w:rFonts w:ascii="Times New Roman" w:hAnsi="Times New Roman" w:cs="Times New Roman"/>
+          <w:sz w:val="28"/>
+          <w:szCs w:val="28"/>
+        </w:rPr>
+        <w:t>;</w:t>
+      </w:r>
+    </w:p>
+    <w:p>
+      <w:pPr>
+        <w:rPr>
+          <w:rFonts w:ascii="Times New Roman" w:hAnsi="Times New Roman" w:cs="Times New Roman"/>
+          <w:sz w:val="28"/>
+          <w:szCs w:val="28"/>
+        </w:rPr>
+      </w:pPr>
+      <w:r>
+        <w:rPr>
+          <w:rFonts w:ascii="Times New Roman" w:hAnsi="Times New Roman" w:cs="Times New Roman"/>
+          <w:sz w:val="28"/>
+          <w:szCs w:val="28"/>
+        </w:rPr>
+        <w:t xml:space="preserve">г) </w:t>
+      </w:r>
+      <w:proofErr w:type="spellStart"/>
+      <w:r>
+        <w:rPr>
+          <w:rFonts w:ascii="Times New Roman" w:hAnsi="Times New Roman" w:cs="Times New Roman"/>
+          <w:sz w:val="28"/>
+          <w:szCs w:val="28"/>
+        </w:rPr>
+        <w:t>обхід</w:t>
+      </w:r>
+      <w:proofErr w:type="spellEnd"/>
+      <w:r>
+        <w:rPr>
+          <w:rFonts w:ascii="Times New Roman" w:hAnsi="Times New Roman" w:cs="Times New Roman"/>
+          <w:sz w:val="28"/>
+          <w:szCs w:val="28"/>
+        </w:rPr>
+        <w:t xml:space="preserve"> графа </w:t>
+      </w:r>
+      <w:proofErr w:type="spellStart"/>
+      <w:r>
+        <w:rPr>
+          <w:rFonts w:ascii="Times New Roman" w:hAnsi="Times New Roman" w:cs="Times New Roman"/>
+          <w:sz w:val="28"/>
+          <w:szCs w:val="28"/>
+        </w:rPr>
+        <w:t>вглиб</w:t>
+      </w:r>
+      <w:proofErr w:type="spellEnd"/>
+      <w:r>
+        <w:rPr>
+          <w:rFonts w:ascii="Times New Roman" w:hAnsi="Times New Roman" w:cs="Times New Roman"/>
+          <w:sz w:val="28"/>
+          <w:szCs w:val="28"/>
+        </w:rPr>
+        <w:t>.</w:t>
+      </w:r>
+    </w:p>
+    <w:p>
+      <w:pPr>
+        <w:rPr>
+          <w:rFonts w:ascii="Times New Roman" w:hAnsi="Times New Roman" w:cs="Times New Roman"/>
+          <w:sz w:val="28"/>
+          <w:szCs w:val="28"/>
+          <w:lang w:val="en-US"/>
+        </w:rPr>
+      </w:pPr>
+    </w:p>
+    <w:p>
+      <w:pPr>
+        <w:rPr>
+          <w:rFonts w:ascii="Times New Roman" w:hAnsi="Times New Roman" w:cs="Times New Roman"/>
+          <w:sz w:val="28"/>
+          <w:szCs w:val="28"/>
+        </w:rPr>
+      </w:pPr>
+      <w:r>
+        <w:rPr>
+          <w:rFonts w:ascii="Times New Roman" w:hAnsi="Times New Roman" w:cs="Times New Roman"/>
+          <w:sz w:val="28"/>
+          <w:szCs w:val="28"/>
+        </w:rPr>
+        <w:t>10. Ви</w:t>
+      </w:r>
+      <w:proofErr w:type="spellStart"/>
+      <w:r>
+        <w:rPr>
+          <w:rFonts w:ascii="Times New Roman" w:hAnsi="Times New Roman" w:cs="Times New Roman"/>
+          <w:sz w:val="28"/>
+          <w:szCs w:val="28"/>
+        </w:rPr>
+        <w:t>ди</w:t>
+      </w:r>
+      <w:proofErr w:type="spellEnd"/>
+      <w:r>
+        <w:rPr>
+          <w:rFonts w:ascii="Times New Roman" w:hAnsi="Times New Roman" w:cs="Times New Roman"/>
+          <w:sz w:val="28"/>
+          <w:szCs w:val="28"/>
+        </w:rPr>
+        <w:t xml:space="preserve"> </w:t>
+      </w:r>
+      <w:proofErr w:type="spellStart"/>
+      <w:r>
+        <w:rPr>
+          <w:rFonts w:ascii="Times New Roman" w:hAnsi="Times New Roman" w:cs="Times New Roman"/>
+          <w:sz w:val="28"/>
+          <w:szCs w:val="28"/>
+        </w:rPr>
+        <w:t>збалансованих</w:t>
+      </w:r>
+      <w:proofErr w:type="spellEnd"/>
+      <w:r>
+        <w:rPr>
+          <w:rFonts w:ascii="Times New Roman" w:hAnsi="Times New Roman" w:cs="Times New Roman"/>
+          <w:sz w:val="28"/>
+          <w:szCs w:val="28"/>
+        </w:rPr>
+        <w:t xml:space="preserve"> дерев:</w:t>
+      </w:r>
+    </w:p>
+    <w:p>
+      <w:pPr>
+        <w:rPr>
+          <w:rFonts w:ascii="Times New Roman" w:hAnsi="Times New Roman" w:cs="Times New Roman"/>
+          <w:sz w:val="28"/>
+          <w:szCs w:val="28"/>
+        </w:rPr>
+      </w:pPr>
+      <w:r>
+        <w:rPr>
+          <w:rFonts w:ascii="Times New Roman" w:hAnsi="Times New Roman" w:cs="Times New Roman"/>
+          <w:sz w:val="28"/>
+          <w:szCs w:val="28"/>
+        </w:rPr>
+        <w:t xml:space="preserve">а) </w:t>
+      </w:r>
+      <w:proofErr w:type="spellStart"/>
+      <w:r>
+        <w:rPr>
+          <w:rFonts w:ascii="Times New Roman" w:hAnsi="Times New Roman" w:cs="Times New Roman"/>
+          <w:sz w:val="28"/>
+          <w:szCs w:val="28"/>
+        </w:rPr>
+        <w:t>чорно-білі</w:t>
+      </w:r>
+      <w:proofErr w:type="spellEnd"/>
+      <w:r>
+        <w:rPr>
+          <w:rFonts w:ascii="Times New Roman" w:hAnsi="Times New Roman" w:cs="Times New Roman"/>
+          <w:sz w:val="28"/>
+          <w:szCs w:val="28"/>
+        </w:rPr>
+        <w:t xml:space="preserve"> дерева;</w:t>
+      </w:r>
+    </w:p>
+    <w:p>
+      <w:pPr>
+        <w:rPr>
+          <w:rFonts w:ascii="Times New Roman" w:hAnsi="Times New Roman" w:cs="Times New Roman"/>
+          <w:b/>
+          <w:bCs/>
+          <w:sz w:val="28"/>
+          <w:szCs w:val="28"/>
+        </w:rPr>
+      </w:pPr>
+      <w:r>
+        <w:rPr>
+          <w:rFonts w:ascii="Times New Roman" w:hAnsi="Times New Roman" w:cs="Times New Roman"/>
+          <w:b/>
+          <w:bCs/>
+          <w:sz w:val="28"/>
+          <w:szCs w:val="28"/>
+        </w:rPr>
+        <w:t xml:space="preserve">б) </w:t>
+      </w:r>
+      <w:proofErr w:type="spellStart"/>
+      <w:r>
+        <w:rPr>
+          <w:rFonts w:ascii="Times New Roman" w:hAnsi="Times New Roman" w:cs="Times New Roman"/>
+          <w:b/>
+          <w:bCs/>
+          <w:sz w:val="28"/>
+          <w:szCs w:val="28"/>
+        </w:rPr>
+        <w:t>червоно-чорне</w:t>
+      </w:r>
+      <w:proofErr w:type="spellEnd"/>
+      <w:r>
+        <w:rPr>
+          <w:rFonts w:ascii="Times New Roman" w:hAnsi="Times New Roman" w:cs="Times New Roman"/>
+          <w:b/>
+          <w:bCs/>
+          <w:sz w:val="28"/>
+          <w:szCs w:val="28"/>
+        </w:rPr>
+        <w:t xml:space="preserve"> дерево;</w:t>
+      </w:r>
+    </w:p>
+    <w:p>
+      <w:pPr>
+        <w:rPr>
+          <w:rFonts w:ascii="Times New Roman" w:hAnsi="Times New Roman" w:cs="Times New Roman"/>
+          <w:b/>
+          <w:bCs/>
+          <w:sz w:val="28"/>
+          <w:szCs w:val="28"/>
+        </w:rPr>
+      </w:pPr>
+      <w:r>
+        <w:rPr>
+          <w:rFonts w:ascii="Times New Roman" w:hAnsi="Times New Roman" w:cs="Times New Roman"/>
+          <w:b/>
+          <w:bCs/>
+          <w:sz w:val="28"/>
+          <w:szCs w:val="28"/>
+        </w:rPr>
+        <w:t xml:space="preserve">в) </w:t>
+      </w:r>
+      <w:r>
+        <w:rPr>
+          <w:rFonts w:ascii="Times New Roman" w:hAnsi="Times New Roman" w:cs="Times New Roman"/>
+          <w:b/>
+          <w:bCs/>
+          <w:sz w:val="28"/>
+          <w:szCs w:val="28"/>
+          <w:lang w:val="en-US"/>
+        </w:rPr>
+        <w:t>AVL</w:t>
+      </w:r>
+      <w:r>
+        <w:rPr>
+          <w:rFonts w:ascii="Times New Roman" w:hAnsi="Times New Roman" w:cs="Times New Roman"/>
+          <w:b/>
+          <w:bCs/>
+          <w:sz w:val="28"/>
+          <w:szCs w:val="28"/>
+        </w:rPr>
+        <w:t>-дерево;</w:t>
+      </w:r>
+    </w:p>
+    <w:p>
+      <w:pPr>
+        <w:rPr>
+          <w:rFonts w:ascii="Times New Roman" w:hAnsi="Times New Roman" w:cs="Times New Roman"/>
+          <w:sz w:val="28"/>
+          <w:szCs w:val="28"/>
+        </w:rPr>
+      </w:pPr>
+      <w:r>
+        <w:rPr>
+          <w:rFonts w:ascii="Times New Roman" w:hAnsi="Times New Roman" w:cs="Times New Roman"/>
+          <w:sz w:val="28"/>
+          <w:szCs w:val="28"/>
+        </w:rPr>
+        <w:t xml:space="preserve">г) </w:t>
+      </w:r>
+      <w:r>
+        <w:rPr>
+          <w:rFonts w:ascii="Times New Roman" w:hAnsi="Times New Roman" w:cs="Times New Roman"/>
+          <w:sz w:val="28"/>
+          <w:szCs w:val="28"/>
+          <w:lang w:val="en-US"/>
+        </w:rPr>
+        <w:t>BC</w:t>
+      </w:r>
+      <w:r>
+        <w:rPr>
+          <w:rFonts w:ascii="Times New Roman" w:hAnsi="Times New Roman" w:cs="Times New Roman"/>
+          <w:sz w:val="28"/>
+          <w:szCs w:val="28"/>
+        </w:rPr>
+        <w:t>-дерево.</w:t>
+      </w:r>
+    </w:p>
+    <w:p>
+      <w:pPr>
+        <w:rPr>
+          <w:rFonts w:ascii="Times New Roman" w:hAnsi="Times New Roman" w:cs="Times New Roman"/>
+          <w:sz w:val="28"/>
+          <w:szCs w:val="28"/>
+          <w:lang w:val="en-US"/>
+        </w:rPr>
+      </w:pPr>
+    </w:p>
+    <w:p>
+      <w:pPr>
+        <w:rPr>
+          <w:rFonts w:ascii="Times New Roman" w:hAnsi="Times New Roman" w:cs="Times New Roman"/>
+          <w:sz w:val="28"/>
+          <w:szCs w:val="28"/>
+        </w:rPr>
+      </w:pPr>
+      <w:r>
+        <w:rPr>
+          <w:rFonts w:ascii="Times New Roman" w:hAnsi="Times New Roman" w:cs="Times New Roman"/>
+          <w:sz w:val="28"/>
+          <w:szCs w:val="28"/>
+        </w:rPr>
+        <w:t>11. П</w:t>
+      </w:r>
+      <w:proofErr w:type="spellStart"/>
+      <w:r>
+        <w:rPr>
+          <w:rFonts w:ascii="Times New Roman" w:hAnsi="Times New Roman" w:cs="Times New Roman"/>
+          <w:sz w:val="28"/>
+          <w:szCs w:val="28"/>
+        </w:rPr>
+        <w:t>ерерахувати</w:t>
+      </w:r>
+      <w:proofErr w:type="spellEnd"/>
+      <w:r>
+        <w:rPr>
+          <w:rFonts w:ascii="Times New Roman" w:hAnsi="Times New Roman" w:cs="Times New Roman"/>
+          <w:sz w:val="28"/>
+          <w:szCs w:val="28"/>
+        </w:rPr>
+        <w:t xml:space="preserve"> </w:t>
+      </w:r>
+      <w:proofErr w:type="spellStart"/>
+      <w:r>
+        <w:rPr>
+          <w:rFonts w:ascii="Times New Roman" w:hAnsi="Times New Roman" w:cs="Times New Roman"/>
+          <w:sz w:val="28"/>
+          <w:szCs w:val="28"/>
+        </w:rPr>
+        <w:t>властивості</w:t>
+      </w:r>
+      <w:proofErr w:type="spellEnd"/>
+      <w:r>
+        <w:rPr>
+          <w:rFonts w:ascii="Times New Roman" w:hAnsi="Times New Roman" w:cs="Times New Roman"/>
+          <w:sz w:val="28"/>
+          <w:szCs w:val="28"/>
+        </w:rPr>
+        <w:t xml:space="preserve"> </w:t>
+      </w:r>
+      <w:r>
+        <w:rPr>
+          <w:rFonts w:ascii="Times New Roman" w:hAnsi="Times New Roman" w:cs="Times New Roman"/>
+          <w:sz w:val="28"/>
+          <w:szCs w:val="28"/>
+          <w:lang w:val="en-US"/>
+        </w:rPr>
+        <w:t>RB</w:t>
+      </w:r>
+      <w:r>
+        <w:rPr>
+          <w:rFonts w:ascii="Times New Roman" w:hAnsi="Times New Roman" w:cs="Times New Roman"/>
+          <w:sz w:val="28"/>
+          <w:szCs w:val="28"/>
+        </w:rPr>
+        <w:t>-дерев:</w:t>
+      </w:r>
+    </w:p>
+    <w:p>
+      <w:pPr>
+        <w:rPr>
+          <w:rFonts w:ascii="Times New Roman" w:hAnsi="Times New Roman" w:cs="Times New Roman"/>
+          <w:b/>
+          <w:bCs/>
+          <w:sz w:val="28"/>
+          <w:szCs w:val="28"/>
+        </w:rPr>
+      </w:pPr>
+      <w:r>
+        <w:rPr>
+          <w:rFonts w:ascii="Times New Roman" w:hAnsi="Times New Roman" w:cs="Times New Roman"/>
+          <w:b/>
+          <w:bCs/>
+          <w:sz w:val="28"/>
+          <w:szCs w:val="28"/>
+        </w:rPr>
+        <w:t xml:space="preserve">а) </w:t>
+      </w:r>
+      <w:proofErr w:type="spellStart"/>
+      <w:r>
+        <w:rPr>
+          <w:rFonts w:ascii="Times New Roman" w:hAnsi="Times New Roman" w:cs="Times New Roman"/>
+          <w:b/>
+          <w:bCs/>
+          <w:sz w:val="28"/>
+          <w:szCs w:val="28"/>
+        </w:rPr>
+        <w:t>кожна</w:t>
+      </w:r>
+      <w:proofErr w:type="spellEnd"/>
+      <w:r>
+        <w:rPr>
+          <w:rFonts w:ascii="Times New Roman" w:hAnsi="Times New Roman" w:cs="Times New Roman"/>
+          <w:b/>
+          <w:bCs/>
+          <w:sz w:val="28"/>
+          <w:szCs w:val="28"/>
+        </w:rPr>
+        <w:t xml:space="preserve"> вершина </w:t>
+      </w:r>
+      <w:proofErr w:type="spellStart"/>
+      <w:r>
+        <w:rPr>
+          <w:rFonts w:ascii="Times New Roman" w:hAnsi="Times New Roman" w:cs="Times New Roman"/>
+          <w:b/>
+          <w:bCs/>
+          <w:sz w:val="28"/>
+          <w:szCs w:val="28"/>
+        </w:rPr>
+        <w:t>або</w:t>
+      </w:r>
+      <w:proofErr w:type="spellEnd"/>
+      <w:r>
+        <w:rPr>
+          <w:rFonts w:ascii="Times New Roman" w:hAnsi="Times New Roman" w:cs="Times New Roman"/>
+          <w:b/>
+          <w:bCs/>
+          <w:sz w:val="28"/>
+          <w:szCs w:val="28"/>
+        </w:rPr>
+        <w:t xml:space="preserve"> </w:t>
+      </w:r>
+      <w:proofErr w:type="spellStart"/>
+      <w:r>
+        <w:rPr>
+          <w:rFonts w:ascii="Times New Roman" w:hAnsi="Times New Roman" w:cs="Times New Roman"/>
+          <w:b/>
+          <w:bCs/>
+          <w:sz w:val="28"/>
+          <w:szCs w:val="28"/>
+        </w:rPr>
+        <w:t>червона</w:t>
+      </w:r>
+      <w:proofErr w:type="spellEnd"/>
+      <w:r>
+        <w:rPr>
+          <w:rFonts w:ascii="Times New Roman" w:hAnsi="Times New Roman" w:cs="Times New Roman"/>
+          <w:b/>
+          <w:bCs/>
+          <w:sz w:val="28"/>
+          <w:szCs w:val="28"/>
+        </w:rPr>
+        <w:t xml:space="preserve">, </w:t>
+      </w:r>
+      <w:proofErr w:type="spellStart"/>
+      <w:r>
+        <w:rPr>
+          <w:rFonts w:ascii="Times New Roman" w:hAnsi="Times New Roman" w:cs="Times New Roman"/>
+          <w:b/>
+          <w:bCs/>
+          <w:sz w:val="28"/>
+          <w:szCs w:val="28"/>
+        </w:rPr>
+        <w:t>або</w:t>
+      </w:r>
+      <w:proofErr w:type="spellEnd"/>
+      <w:r>
+        <w:rPr>
+          <w:rFonts w:ascii="Times New Roman" w:hAnsi="Times New Roman" w:cs="Times New Roman"/>
+          <w:b/>
+          <w:bCs/>
+          <w:sz w:val="28"/>
+          <w:szCs w:val="28"/>
+        </w:rPr>
+        <w:t xml:space="preserve"> </w:t>
+      </w:r>
+      <w:proofErr w:type="spellStart"/>
+      <w:r>
+        <w:rPr>
+          <w:rFonts w:ascii="Times New Roman" w:hAnsi="Times New Roman" w:cs="Times New Roman"/>
+          <w:b/>
+          <w:bCs/>
+          <w:sz w:val="28"/>
+          <w:szCs w:val="28"/>
+        </w:rPr>
+        <w:t>чорна</w:t>
+      </w:r>
+      <w:proofErr w:type="spellEnd"/>
+      <w:r>
+        <w:rPr>
+          <w:rFonts w:ascii="Times New Roman" w:hAnsi="Times New Roman" w:cs="Times New Roman"/>
+          <w:b/>
+          <w:bCs/>
+          <w:sz w:val="28"/>
+          <w:szCs w:val="28"/>
+        </w:rPr>
+        <w:t>;</w:t>
+      </w:r>
+    </w:p>
+    <w:p>
+      <w:pPr>
+        <w:rPr>
+          <w:rFonts w:ascii="Times New Roman" w:hAnsi="Times New Roman" w:cs="Times New Roman"/>
+          <w:b/>
+          <w:bCs/>
+          <w:sz w:val="28"/>
+          <w:szCs w:val="28"/>
+        </w:rPr>
+      </w:pPr>
+      <w:r>
+        <w:rPr>
+          <w:rFonts w:ascii="Times New Roman" w:hAnsi="Times New Roman" w:cs="Times New Roman"/>
+          <w:b/>
+          <w:bCs/>
+          <w:sz w:val="28"/>
+          <w:szCs w:val="28"/>
+        </w:rPr>
+        <w:t xml:space="preserve">б) </w:t>
+      </w:r>
+      <w:proofErr w:type="spellStart"/>
+      <w:r>
+        <w:rPr>
+          <w:rFonts w:ascii="Times New Roman" w:hAnsi="Times New Roman" w:cs="Times New Roman"/>
+          <w:b/>
+          <w:bCs/>
+          <w:sz w:val="28"/>
+          <w:szCs w:val="28"/>
+        </w:rPr>
+        <w:t>корінь</w:t>
+      </w:r>
+      <w:proofErr w:type="spellEnd"/>
+      <w:r>
+        <w:rPr>
+          <w:rFonts w:ascii="Times New Roman" w:hAnsi="Times New Roman" w:cs="Times New Roman"/>
+          <w:b/>
+          <w:bCs/>
+          <w:sz w:val="28"/>
+          <w:szCs w:val="28"/>
+        </w:rPr>
+        <w:t xml:space="preserve"> дерева – </w:t>
+      </w:r>
+      <w:proofErr w:type="spellStart"/>
+      <w:r>
+        <w:rPr>
+          <w:rFonts w:ascii="Times New Roman" w:hAnsi="Times New Roman" w:cs="Times New Roman"/>
+          <w:b/>
+          <w:bCs/>
+          <w:sz w:val="28"/>
+          <w:szCs w:val="28"/>
+        </w:rPr>
+        <w:t>чорний</w:t>
+      </w:r>
+      <w:proofErr w:type="spellEnd"/>
+      <w:r>
+        <w:rPr>
+          <w:rFonts w:ascii="Times New Roman" w:hAnsi="Times New Roman" w:cs="Times New Roman"/>
+          <w:b/>
+          <w:bCs/>
+          <w:sz w:val="28"/>
+          <w:szCs w:val="28"/>
+        </w:rPr>
+        <w:t>;</w:t>
+      </w:r>
+    </w:p>
+    <w:p>
+      <w:pPr>
+        <w:rPr>
+          <w:rFonts w:ascii="Times New Roman" w:hAnsi="Times New Roman" w:cs="Times New Roman"/>
+          <w:sz w:val="28"/>
+          <w:szCs w:val="28"/>
+        </w:rPr>
+      </w:pPr>
+      <w:r>
+        <w:rPr>
+          <w:rFonts w:ascii="Times New Roman" w:hAnsi="Times New Roman" w:cs="Times New Roman"/>
+          <w:sz w:val="28"/>
+          <w:szCs w:val="28"/>
+        </w:rPr>
+        <w:t xml:space="preserve">в) </w:t>
+      </w:r>
+      <w:proofErr w:type="spellStart"/>
+      <w:r>
+        <w:rPr>
+          <w:rFonts w:ascii="Times New Roman" w:hAnsi="Times New Roman" w:cs="Times New Roman"/>
+          <w:sz w:val="28"/>
+          <w:szCs w:val="28"/>
+        </w:rPr>
+        <w:t>корінь</w:t>
+      </w:r>
+      <w:proofErr w:type="spellEnd"/>
+      <w:r>
+        <w:rPr>
+          <w:rFonts w:ascii="Times New Roman" w:hAnsi="Times New Roman" w:cs="Times New Roman"/>
+          <w:sz w:val="28"/>
+          <w:szCs w:val="28"/>
+        </w:rPr>
+        <w:t xml:space="preserve"> дерева – </w:t>
+      </w:r>
+      <w:proofErr w:type="spellStart"/>
+      <w:r>
+        <w:rPr>
+          <w:rFonts w:ascii="Times New Roman" w:hAnsi="Times New Roman" w:cs="Times New Roman"/>
+          <w:sz w:val="28"/>
+          <w:szCs w:val="28"/>
+        </w:rPr>
+        <w:t>червоний</w:t>
+      </w:r>
+      <w:proofErr w:type="spellEnd"/>
+      <w:r>
+        <w:rPr>
+          <w:rFonts w:ascii="Times New Roman" w:hAnsi="Times New Roman" w:cs="Times New Roman"/>
+          <w:sz w:val="28"/>
+          <w:szCs w:val="28"/>
+        </w:rPr>
+        <w:t>;</w:t>
+      </w:r>
+    </w:p>
+    <w:p>
+      <w:pPr>
+        <w:rPr>
+          <w:rFonts w:ascii="Times New Roman" w:hAnsi="Times New Roman" w:cs="Times New Roman"/>
+          <w:b/>
+          <w:bCs/>
+          <w:sz w:val="28"/>
+          <w:szCs w:val="28"/>
+        </w:rPr>
+      </w:pPr>
+      <w:r>
+        <w:rPr>
+          <w:rFonts w:ascii="Times New Roman" w:hAnsi="Times New Roman" w:cs="Times New Roman"/>
+          <w:b/>
+          <w:bCs/>
+          <w:sz w:val="28"/>
+          <w:szCs w:val="28"/>
+        </w:rPr>
+        <w:t xml:space="preserve">г) </w:t>
+      </w:r>
+      <w:proofErr w:type="spellStart"/>
+      <w:r>
+        <w:rPr>
+          <w:rFonts w:ascii="Times New Roman" w:hAnsi="Times New Roman" w:cs="Times New Roman"/>
+          <w:b/>
+          <w:bCs/>
+          <w:sz w:val="28"/>
+          <w:szCs w:val="28"/>
+        </w:rPr>
+        <w:t>кожний</w:t>
+      </w:r>
+      <w:proofErr w:type="spellEnd"/>
+      <w:r>
+        <w:rPr>
+          <w:rFonts w:ascii="Times New Roman" w:hAnsi="Times New Roman" w:cs="Times New Roman"/>
+          <w:b/>
+          <w:bCs/>
+          <w:sz w:val="28"/>
+          <w:szCs w:val="28"/>
+        </w:rPr>
+        <w:t xml:space="preserve"> листок – </w:t>
+      </w:r>
+      <w:proofErr w:type="spellStart"/>
+      <w:r>
+        <w:rPr>
+          <w:rFonts w:ascii="Times New Roman" w:hAnsi="Times New Roman" w:cs="Times New Roman"/>
+          <w:b/>
+          <w:bCs/>
+          <w:sz w:val="28"/>
+          <w:szCs w:val="28"/>
+        </w:rPr>
+        <w:t>чорний</w:t>
+      </w:r>
+      <w:proofErr w:type="spellEnd"/>
+      <w:r>
+        <w:rPr>
+          <w:rFonts w:ascii="Times New Roman" w:hAnsi="Times New Roman" w:cs="Times New Roman"/>
+          <w:b/>
+          <w:bCs/>
+          <w:sz w:val="28"/>
+          <w:szCs w:val="28"/>
+        </w:rPr>
+        <w:t>;</w:t>
+      </w:r>
+    </w:p>
+    <w:p>
+      <w:pPr>
+        <w:rPr>
+          <w:rFonts w:ascii="Times New Roman" w:hAnsi="Times New Roman" w:cs="Times New Roman"/>
+          <w:sz w:val="28"/>
+          <w:szCs w:val="28"/>
+        </w:rPr>
+      </w:pPr>
+      <w:r>
+        <w:rPr>
+          <w:rFonts w:ascii="Times New Roman" w:hAnsi="Times New Roman" w:cs="Times New Roman"/>
+          <w:sz w:val="28"/>
+          <w:szCs w:val="28"/>
+        </w:rPr>
+        <w:t xml:space="preserve">д) </w:t>
+      </w:r>
+      <w:proofErr w:type="spellStart"/>
+      <w:r>
+        <w:rPr>
+          <w:rFonts w:ascii="Times New Roman" w:hAnsi="Times New Roman" w:cs="Times New Roman"/>
+          <w:sz w:val="28"/>
+          <w:szCs w:val="28"/>
+        </w:rPr>
+        <w:t>кожний</w:t>
+      </w:r>
+      <w:proofErr w:type="spellEnd"/>
+      <w:r>
+        <w:rPr>
+          <w:rFonts w:ascii="Times New Roman" w:hAnsi="Times New Roman" w:cs="Times New Roman"/>
+          <w:sz w:val="28"/>
+          <w:szCs w:val="28"/>
+        </w:rPr>
+        <w:t xml:space="preserve"> листок </w:t>
+      </w:r>
+      <w:proofErr w:type="spellStart"/>
+      <w:r>
+        <w:rPr>
+          <w:rFonts w:ascii="Times New Roman" w:hAnsi="Times New Roman" w:cs="Times New Roman"/>
+          <w:sz w:val="28"/>
+          <w:szCs w:val="28"/>
+        </w:rPr>
+        <w:t>червоний</w:t>
+      </w:r>
+      <w:proofErr w:type="spellEnd"/>
+      <w:r>
+        <w:rPr>
+          <w:rFonts w:ascii="Times New Roman" w:hAnsi="Times New Roman" w:cs="Times New Roman"/>
+          <w:sz w:val="28"/>
+          <w:szCs w:val="28"/>
+        </w:rPr>
+        <w:t>;</w:t>
+      </w:r>
+    </w:p>
+    <w:p>
+      <w:pPr>
+        <w:rPr>
+          <w:rFonts w:ascii="Times New Roman" w:hAnsi="Times New Roman" w:cs="Times New Roman"/>
+          <w:b/>
+          <w:bCs/>
+          <w:sz w:val="28"/>
+          <w:szCs w:val="28"/>
+        </w:rPr>
+      </w:pPr>
+      <w:r>
+        <w:rPr>
+          <w:rFonts w:ascii="Times New Roman" w:hAnsi="Times New Roman" w:cs="Times New Roman"/>
+          <w:b/>
+          <w:bCs/>
+          <w:sz w:val="28"/>
+          <w:szCs w:val="28"/>
+        </w:rPr>
+        <w:t xml:space="preserve">е) </w:t>
+      </w:r>
+      <w:proofErr w:type="spellStart"/>
+      <w:r>
+        <w:rPr>
+          <w:rFonts w:ascii="Times New Roman" w:hAnsi="Times New Roman" w:cs="Times New Roman"/>
+          <w:b/>
+          <w:bCs/>
+          <w:sz w:val="28"/>
+          <w:szCs w:val="28"/>
+        </w:rPr>
+        <w:t>якщо</w:t>
+      </w:r>
+      <w:proofErr w:type="spellEnd"/>
+      <w:r>
+        <w:rPr>
+          <w:rFonts w:ascii="Times New Roman" w:hAnsi="Times New Roman" w:cs="Times New Roman"/>
+          <w:b/>
+          <w:bCs/>
+          <w:sz w:val="28"/>
+          <w:szCs w:val="28"/>
+        </w:rPr>
+        <w:t xml:space="preserve"> вершина </w:t>
+      </w:r>
+      <w:proofErr w:type="spellStart"/>
+      <w:r>
+        <w:rPr>
+          <w:rFonts w:ascii="Times New Roman" w:hAnsi="Times New Roman" w:cs="Times New Roman"/>
+          <w:b/>
+          <w:bCs/>
+          <w:sz w:val="28"/>
+          <w:szCs w:val="28"/>
+        </w:rPr>
+        <w:t>червона</w:t>
+      </w:r>
+      <w:proofErr w:type="spellEnd"/>
+      <w:r>
+        <w:rPr>
+          <w:rFonts w:ascii="Times New Roman" w:hAnsi="Times New Roman" w:cs="Times New Roman"/>
+          <w:b/>
+          <w:bCs/>
+          <w:sz w:val="28"/>
+          <w:szCs w:val="28"/>
+        </w:rPr>
+        <w:t xml:space="preserve">, </w:t>
+      </w:r>
+      <w:proofErr w:type="spellStart"/>
+      <w:r>
+        <w:rPr>
+          <w:rFonts w:ascii="Times New Roman" w:hAnsi="Times New Roman" w:cs="Times New Roman"/>
+          <w:b/>
+          <w:bCs/>
+          <w:sz w:val="28"/>
+          <w:szCs w:val="28"/>
+        </w:rPr>
+        <w:t>обидва</w:t>
+      </w:r>
+      <w:proofErr w:type="spellEnd"/>
+      <w:r>
+        <w:rPr>
+          <w:rFonts w:ascii="Times New Roman" w:hAnsi="Times New Roman" w:cs="Times New Roman"/>
+          <w:b/>
+          <w:bCs/>
+          <w:sz w:val="28"/>
+          <w:szCs w:val="28"/>
+        </w:rPr>
+        <w:t xml:space="preserve"> </w:t>
+      </w:r>
+      <w:proofErr w:type="spellStart"/>
+      <w:r>
+        <w:rPr>
+          <w:rFonts w:ascii="Times New Roman" w:hAnsi="Times New Roman" w:cs="Times New Roman"/>
+          <w:b/>
+          <w:bCs/>
+          <w:sz w:val="28"/>
+          <w:szCs w:val="28"/>
+        </w:rPr>
+        <w:t>її</w:t>
+      </w:r>
+      <w:proofErr w:type="spellEnd"/>
+      <w:r>
+        <w:rPr>
+          <w:rFonts w:ascii="Times New Roman" w:hAnsi="Times New Roman" w:cs="Times New Roman"/>
+          <w:b/>
+          <w:bCs/>
+          <w:sz w:val="28"/>
+          <w:szCs w:val="28"/>
+        </w:rPr>
+        <w:t xml:space="preserve"> </w:t>
+      </w:r>
+      <w:proofErr w:type="spellStart"/>
+      <w:r>
+        <w:rPr>
+          <w:rFonts w:ascii="Times New Roman" w:hAnsi="Times New Roman" w:cs="Times New Roman"/>
+          <w:b/>
+          <w:bCs/>
+          <w:sz w:val="28"/>
+          <w:szCs w:val="28"/>
+        </w:rPr>
+        <w:t>нащадки</w:t>
+      </w:r>
+      <w:proofErr w:type="spellEnd"/>
+      <w:r>
+        <w:rPr>
+          <w:rFonts w:ascii="Times New Roman" w:hAnsi="Times New Roman" w:cs="Times New Roman"/>
+          <w:b/>
+          <w:bCs/>
+          <w:sz w:val="28"/>
+          <w:szCs w:val="28"/>
+        </w:rPr>
+        <w:t xml:space="preserve"> </w:t>
+      </w:r>
+      <w:proofErr w:type="spellStart"/>
+      <w:r>
+        <w:rPr>
+          <w:rFonts w:ascii="Times New Roman" w:hAnsi="Times New Roman" w:cs="Times New Roman"/>
+          <w:b/>
+          <w:bCs/>
+          <w:sz w:val="28"/>
+          <w:szCs w:val="28"/>
+        </w:rPr>
+        <w:t>чорні</w:t>
+      </w:r>
+      <w:proofErr w:type="spellEnd"/>
+      <w:r>
+        <w:rPr>
+          <w:rFonts w:ascii="Times New Roman" w:hAnsi="Times New Roman" w:cs="Times New Roman"/>
+          <w:b/>
+          <w:bCs/>
+          <w:sz w:val="28"/>
+          <w:szCs w:val="28"/>
+        </w:rPr>
+        <w:t>;</w:t>
+      </w:r>
+    </w:p>
+    <w:p>
+      <w:pPr>
+        <w:rPr>
+          <w:rFonts w:ascii="Times New Roman" w:hAnsi="Times New Roman" w:cs="Times New Roman"/>
+          <w:b/>
+          <w:bCs/>
+          <w:sz w:val="28"/>
+          <w:szCs w:val="28"/>
+        </w:rPr>
+      </w:pPr>
+      <w:r>
+        <w:rPr>
+          <w:rFonts w:ascii="Times New Roman" w:hAnsi="Times New Roman" w:cs="Times New Roman"/>
+          <w:b/>
+          <w:bCs/>
+          <w:sz w:val="28"/>
+          <w:szCs w:val="28"/>
+        </w:rPr>
+        <w:t xml:space="preserve">є) </w:t>
+      </w:r>
+      <w:proofErr w:type="spellStart"/>
+      <w:r>
+        <w:rPr>
+          <w:rFonts w:ascii="Times New Roman" w:hAnsi="Times New Roman" w:cs="Times New Roman"/>
+          <w:b/>
+          <w:bCs/>
+          <w:sz w:val="28"/>
+          <w:szCs w:val="28"/>
+        </w:rPr>
+        <w:t>усі</w:t>
+      </w:r>
+      <w:proofErr w:type="spellEnd"/>
+      <w:r>
+        <w:rPr>
+          <w:rFonts w:ascii="Times New Roman" w:hAnsi="Times New Roman" w:cs="Times New Roman"/>
+          <w:b/>
+          <w:bCs/>
+          <w:sz w:val="28"/>
+          <w:szCs w:val="28"/>
+        </w:rPr>
+        <w:t xml:space="preserve"> шляхи </w:t>
+      </w:r>
+      <w:proofErr w:type="spellStart"/>
+      <w:r>
+        <w:rPr>
+          <w:rFonts w:ascii="Times New Roman" w:hAnsi="Times New Roman" w:cs="Times New Roman"/>
+          <w:b/>
+          <w:bCs/>
+          <w:sz w:val="28"/>
+          <w:szCs w:val="28"/>
+        </w:rPr>
+        <w:t>від</w:t>
+      </w:r>
+      <w:proofErr w:type="spellEnd"/>
+      <w:r>
+        <w:rPr>
+          <w:rFonts w:ascii="Times New Roman" w:hAnsi="Times New Roman" w:cs="Times New Roman"/>
+          <w:b/>
+          <w:bCs/>
+          <w:sz w:val="28"/>
+          <w:szCs w:val="28"/>
+        </w:rPr>
+        <w:t xml:space="preserve"> </w:t>
+      </w:r>
+      <w:proofErr w:type="spellStart"/>
+      <w:r>
+        <w:rPr>
+          <w:rFonts w:ascii="Times New Roman" w:hAnsi="Times New Roman" w:cs="Times New Roman"/>
+          <w:b/>
+          <w:bCs/>
+          <w:sz w:val="28"/>
+          <w:szCs w:val="28"/>
+        </w:rPr>
+        <w:t>кореня</w:t>
+      </w:r>
+      <w:proofErr w:type="spellEnd"/>
+      <w:r>
+        <w:rPr>
+          <w:rFonts w:ascii="Times New Roman" w:hAnsi="Times New Roman" w:cs="Times New Roman"/>
+          <w:b/>
+          <w:bCs/>
+          <w:sz w:val="28"/>
+          <w:szCs w:val="28"/>
+        </w:rPr>
+        <w:t xml:space="preserve"> до </w:t>
+      </w:r>
+      <w:proofErr w:type="spellStart"/>
+      <w:r>
+        <w:rPr>
+          <w:rFonts w:ascii="Times New Roman" w:hAnsi="Times New Roman" w:cs="Times New Roman"/>
+          <w:b/>
+          <w:bCs/>
+          <w:sz w:val="28"/>
+          <w:szCs w:val="28"/>
+        </w:rPr>
+        <w:t>листів</w:t>
+      </w:r>
+      <w:proofErr w:type="spellEnd"/>
+      <w:r>
+        <w:rPr>
+          <w:rFonts w:ascii="Times New Roman" w:hAnsi="Times New Roman" w:cs="Times New Roman"/>
+          <w:b/>
+          <w:bCs/>
+          <w:sz w:val="28"/>
+          <w:szCs w:val="28"/>
+        </w:rPr>
+        <w:t xml:space="preserve">, </w:t>
+      </w:r>
+      <w:proofErr w:type="spellStart"/>
+      <w:r>
+        <w:rPr>
+          <w:rFonts w:ascii="Times New Roman" w:hAnsi="Times New Roman" w:cs="Times New Roman"/>
+          <w:b/>
+          <w:bCs/>
+          <w:sz w:val="28"/>
+          <w:szCs w:val="28"/>
+        </w:rPr>
+        <w:t>мають</w:t>
+      </w:r>
+      <w:proofErr w:type="spellEnd"/>
+      <w:r>
+        <w:rPr>
+          <w:rFonts w:ascii="Times New Roman" w:hAnsi="Times New Roman" w:cs="Times New Roman"/>
+          <w:b/>
+          <w:bCs/>
+          <w:sz w:val="28"/>
+          <w:szCs w:val="28"/>
+        </w:rPr>
+        <w:t xml:space="preserve"> </w:t>
+      </w:r>
+      <w:proofErr w:type="spellStart"/>
+      <w:r>
+        <w:rPr>
+          <w:rFonts w:ascii="Times New Roman" w:hAnsi="Times New Roman" w:cs="Times New Roman"/>
+          <w:b/>
+          <w:bCs/>
+          <w:sz w:val="28"/>
+          <w:szCs w:val="28"/>
+        </w:rPr>
+        <w:t>однакову</w:t>
+      </w:r>
+      <w:proofErr w:type="spellEnd"/>
+      <w:r>
+        <w:rPr>
+          <w:rFonts w:ascii="Times New Roman" w:hAnsi="Times New Roman" w:cs="Times New Roman"/>
+          <w:b/>
+          <w:bCs/>
+          <w:sz w:val="28"/>
+          <w:szCs w:val="28"/>
+        </w:rPr>
+        <w:t xml:space="preserve"> </w:t>
+      </w:r>
+      <w:proofErr w:type="spellStart"/>
+      <w:r>
+        <w:rPr>
+          <w:rFonts w:ascii="Times New Roman" w:hAnsi="Times New Roman" w:cs="Times New Roman"/>
+          <w:b/>
+          <w:bCs/>
+          <w:sz w:val="28"/>
+          <w:szCs w:val="28"/>
+        </w:rPr>
+        <w:t>кількість</w:t>
+      </w:r>
+      <w:proofErr w:type="spellEnd"/>
+      <w:r>
+        <w:rPr>
+          <w:rFonts w:ascii="Times New Roman" w:hAnsi="Times New Roman" w:cs="Times New Roman"/>
+          <w:b/>
+          <w:bCs/>
+          <w:sz w:val="28"/>
+          <w:szCs w:val="28"/>
+        </w:rPr>
+        <w:t xml:space="preserve"> </w:t>
+      </w:r>
+      <w:proofErr w:type="spellStart"/>
+      <w:r>
+        <w:rPr>
+          <w:rFonts w:ascii="Times New Roman" w:hAnsi="Times New Roman" w:cs="Times New Roman"/>
+          <w:b/>
+          <w:bCs/>
+          <w:sz w:val="28"/>
+          <w:szCs w:val="28"/>
+        </w:rPr>
+        <w:t>чорних</w:t>
+      </w:r>
+      <w:proofErr w:type="spellEnd"/>
+      <w:r>
+        <w:rPr>
+          <w:rFonts w:ascii="Times New Roman" w:hAnsi="Times New Roman" w:cs="Times New Roman"/>
+          <w:b/>
+          <w:bCs/>
+          <w:sz w:val="28"/>
+          <w:szCs w:val="28"/>
+          <w:lang w:val="uk-UA"/>
+        </w:rPr>
+        <w:t xml:space="preserve"> </w:t>
+      </w:r>
+      <w:r>
+        <w:rPr>
+          <w:rFonts w:ascii="Times New Roman" w:hAnsi="Times New Roman" w:cs="Times New Roman"/>
+          <w:b/>
+          <w:bCs/>
+          <w:sz w:val="28"/>
+          <w:szCs w:val="28"/>
+        </w:rPr>
+        <w:t>вершин.</w:t>
       </w:r>
     </w:p>
     <w:sectPr>
